--- a/Fases_Dokumentasie/Fase4_JS+Multimedia.docx
+++ b/Fases_Dokumentasie/Fase4_JS+Multimedia.docx
@@ -278,7 +278,7 @@
         </w:p>
       </w:sdtContent>
     </w:sdt>
-    <w:bookmarkStart w:id="0" w:name="_Toc222423440" w:displacedByCustomXml="next"/>
+    <w:bookmarkStart w:id="0" w:name="_Toc226457382" w:displacedByCustomXml="next"/>
     <w:sdt>
       <w:sdtPr>
         <w:rPr>
@@ -332,7 +332,7 @@
           <w:r>
             <w:fldChar w:fldCharType="separate"/>
           </w:r>
-          <w:hyperlink w:anchor="_Toc222423440" w:history="1">
+          <w:hyperlink w:anchor="_Toc226457382" w:history="1">
             <w:r>
               <w:rPr>
                 <w:rStyle w:val="Hyperlink"/>
@@ -359,7 +359,7 @@
                 <w:noProof/>
                 <w:webHidden/>
               </w:rPr>
-              <w:instrText xml:space="preserve"> PAGEREF _Toc222423440 \h </w:instrText>
+              <w:instrText xml:space="preserve"> PAGEREF _Toc226457382 \h </w:instrText>
             </w:r>
             <w:r>
               <w:rPr>
@@ -404,10 +404,12 @@
               <w:lang w:val="en-ZA" w:eastAsia="en-ZA"/>
             </w:rPr>
           </w:pPr>
-          <w:hyperlink w:anchor="_Toc222423441" w:history="1">
+          <w:hyperlink w:anchor="_Toc226457383" w:history="1">
             <w:r>
               <w:rPr>
                 <w:rStyle w:val="Hyperlink"/>
+                <w:b/>
+                <w:bCs/>
                 <w:noProof/>
               </w:rPr>
               <w:t>Fase 4: JavaScript en Multimedia</w:t>
@@ -431,7 +433,7 @@
                 <w:noProof/>
                 <w:webHidden/>
               </w:rPr>
-              <w:instrText xml:space="preserve"> PAGEREF _Toc222423441 \h </w:instrText>
+              <w:instrText xml:space="preserve"> PAGEREF _Toc226457383 \h </w:instrText>
             </w:r>
             <w:r>
               <w:rPr>
@@ -476,13 +478,13 @@
               <w:lang w:val="en-ZA" w:eastAsia="en-ZA"/>
             </w:rPr>
           </w:pPr>
-          <w:hyperlink w:anchor="_Toc222423442" w:history="1">
+          <w:hyperlink w:anchor="_Toc226457384" w:history="1">
             <w:r>
               <w:rPr>
                 <w:rStyle w:val="Hyperlink"/>
                 <w:noProof/>
               </w:rPr>
-              <w:t>Lusse</w:t>
+              <w:t>Inleiding en doel</w:t>
             </w:r>
             <w:r>
               <w:rPr>
@@ -503,7 +505,7 @@
                 <w:noProof/>
                 <w:webHidden/>
               </w:rPr>
-              <w:instrText xml:space="preserve"> PAGEREF _Toc222423442 \h </w:instrText>
+              <w:instrText xml:space="preserve"> PAGEREF _Toc226457384 \h </w:instrText>
             </w:r>
             <w:r>
               <w:rPr>
@@ -548,13 +550,13 @@
               <w:lang w:val="en-ZA" w:eastAsia="en-ZA"/>
             </w:rPr>
           </w:pPr>
-          <w:hyperlink w:anchor="_Toc222423443" w:history="1">
+          <w:hyperlink w:anchor="_Toc226457385" w:history="1">
             <w:r>
               <w:rPr>
                 <w:rStyle w:val="Hyperlink"/>
                 <w:noProof/>
               </w:rPr>
-              <w:t>Voorwaardes (if-else)</w:t>
+              <w:t>My javascript</w:t>
             </w:r>
             <w:r>
               <w:rPr>
@@ -575,7 +577,7 @@
                 <w:noProof/>
                 <w:webHidden/>
               </w:rPr>
-              <w:instrText xml:space="preserve"> PAGEREF _Toc222423443 \h </w:instrText>
+              <w:instrText xml:space="preserve"> PAGEREF _Toc226457385 \h </w:instrText>
             </w:r>
             <w:r>
               <w:rPr>
@@ -608,7 +610,7 @@
         </w:p>
         <w:p>
           <w:pPr>
-            <w:pStyle w:val="TOC2"/>
+            <w:pStyle w:val="TOC3"/>
             <w:tabs>
               <w:tab w:val="right" w:leader="dot" w:pos="9016"/>
             </w:tabs>
@@ -620,13 +622,13 @@
               <w:lang w:val="en-ZA" w:eastAsia="en-ZA"/>
             </w:rPr>
           </w:pPr>
-          <w:hyperlink w:anchor="_Toc222423444" w:history="1">
+          <w:hyperlink w:anchor="_Toc226457386" w:history="1">
             <w:r>
               <w:rPr>
                 <w:rStyle w:val="Hyperlink"/>
                 <w:noProof/>
               </w:rPr>
-              <w:t>DOM-elemente</w:t>
+              <w:t>Skikking</w:t>
             </w:r>
             <w:r>
               <w:rPr>
@@ -647,7 +649,7 @@
                 <w:noProof/>
                 <w:webHidden/>
               </w:rPr>
-              <w:instrText xml:space="preserve"> PAGEREF _Toc222423444 \h </w:instrText>
+              <w:instrText xml:space="preserve"> PAGEREF _Toc226457386 \h </w:instrText>
             </w:r>
             <w:r>
               <w:rPr>
@@ -680,7 +682,7 @@
         </w:p>
         <w:p>
           <w:pPr>
-            <w:pStyle w:val="TOC2"/>
+            <w:pStyle w:val="TOC3"/>
             <w:tabs>
               <w:tab w:val="right" w:leader="dot" w:pos="9016"/>
             </w:tabs>
@@ -692,13 +694,13 @@
               <w:lang w:val="en-ZA" w:eastAsia="en-ZA"/>
             </w:rPr>
           </w:pPr>
-          <w:hyperlink w:anchor="_Toc222423445" w:history="1">
+          <w:hyperlink w:anchor="_Toc226457387" w:history="1">
             <w:r>
               <w:rPr>
                 <w:rStyle w:val="Hyperlink"/>
                 <w:noProof/>
               </w:rPr>
-              <w:t>JavaScript logika</w:t>
+              <w:t>Lusse</w:t>
             </w:r>
             <w:r>
               <w:rPr>
@@ -719,7 +721,7 @@
                 <w:noProof/>
                 <w:webHidden/>
               </w:rPr>
-              <w:instrText xml:space="preserve"> PAGEREF _Toc222423445 \h </w:instrText>
+              <w:instrText xml:space="preserve"> PAGEREF _Toc226457387 \h </w:instrText>
             </w:r>
             <w:r>
               <w:rPr>
@@ -752,7 +754,151 @@
         </w:p>
         <w:p>
           <w:pPr>
-            <w:pStyle w:val="TOC1"/>
+            <w:pStyle w:val="TOC3"/>
+            <w:tabs>
+              <w:tab w:val="right" w:leader="dot" w:pos="9016"/>
+            </w:tabs>
+            <w:rPr>
+              <w:rFonts w:eastAsiaTheme="minorEastAsia"/>
+              <w:noProof/>
+              <w:sz w:val="24"/>
+              <w:szCs w:val="24"/>
+              <w:lang w:val="en-ZA" w:eastAsia="en-ZA"/>
+            </w:rPr>
+          </w:pPr>
+          <w:hyperlink w:anchor="_Toc226457388" w:history="1">
+            <w:r>
+              <w:rPr>
+                <w:rStyle w:val="Hyperlink"/>
+                <w:noProof/>
+              </w:rPr>
+              <w:t>Voorwaardes (if en if else)</w:t>
+            </w:r>
+            <w:r>
+              <w:rPr>
+                <w:noProof/>
+                <w:webHidden/>
+              </w:rPr>
+              <w:tab/>
+            </w:r>
+            <w:r>
+              <w:rPr>
+                <w:noProof/>
+                <w:webHidden/>
+              </w:rPr>
+              <w:fldChar w:fldCharType="begin"/>
+            </w:r>
+            <w:r>
+              <w:rPr>
+                <w:noProof/>
+                <w:webHidden/>
+              </w:rPr>
+              <w:instrText xml:space="preserve"> PAGEREF _Toc226457388 \h </w:instrText>
+            </w:r>
+            <w:r>
+              <w:rPr>
+                <w:noProof/>
+                <w:webHidden/>
+              </w:rPr>
+            </w:r>
+            <w:r>
+              <w:rPr>
+                <w:noProof/>
+                <w:webHidden/>
+              </w:rPr>
+              <w:fldChar w:fldCharType="separate"/>
+            </w:r>
+            <w:r>
+              <w:rPr>
+                <w:noProof/>
+                <w:webHidden/>
+              </w:rPr>
+              <w:t>3</w:t>
+            </w:r>
+            <w:r>
+              <w:rPr>
+                <w:noProof/>
+                <w:webHidden/>
+              </w:rPr>
+              <w:fldChar w:fldCharType="end"/>
+            </w:r>
+          </w:hyperlink>
+        </w:p>
+        <w:p>
+          <w:pPr>
+            <w:pStyle w:val="TOC3"/>
+            <w:tabs>
+              <w:tab w:val="right" w:leader="dot" w:pos="9016"/>
+            </w:tabs>
+            <w:rPr>
+              <w:rFonts w:eastAsiaTheme="minorEastAsia"/>
+              <w:noProof/>
+              <w:sz w:val="24"/>
+              <w:szCs w:val="24"/>
+              <w:lang w:val="en-ZA" w:eastAsia="en-ZA"/>
+            </w:rPr>
+          </w:pPr>
+          <w:hyperlink w:anchor="_Toc226457389" w:history="1">
+            <w:r>
+              <w:rPr>
+                <w:rStyle w:val="Hyperlink"/>
+                <w:noProof/>
+              </w:rPr>
+              <w:t>DOM manipulasie</w:t>
+            </w:r>
+            <w:r>
+              <w:rPr>
+                <w:noProof/>
+                <w:webHidden/>
+              </w:rPr>
+              <w:tab/>
+            </w:r>
+            <w:r>
+              <w:rPr>
+                <w:noProof/>
+                <w:webHidden/>
+              </w:rPr>
+              <w:fldChar w:fldCharType="begin"/>
+            </w:r>
+            <w:r>
+              <w:rPr>
+                <w:noProof/>
+                <w:webHidden/>
+              </w:rPr>
+              <w:instrText xml:space="preserve"> PAGEREF _Toc226457389 \h </w:instrText>
+            </w:r>
+            <w:r>
+              <w:rPr>
+                <w:noProof/>
+                <w:webHidden/>
+              </w:rPr>
+            </w:r>
+            <w:r>
+              <w:rPr>
+                <w:noProof/>
+                <w:webHidden/>
+              </w:rPr>
+              <w:fldChar w:fldCharType="separate"/>
+            </w:r>
+            <w:r>
+              <w:rPr>
+                <w:noProof/>
+                <w:webHidden/>
+              </w:rPr>
+              <w:t>4</w:t>
+            </w:r>
+            <w:r>
+              <w:rPr>
+                <w:noProof/>
+                <w:webHidden/>
+              </w:rPr>
+              <w:fldChar w:fldCharType="end"/>
+            </w:r>
+          </w:hyperlink>
+        </w:p>
+        <w:p>
+          <w:pPr>
+            <w:pStyle w:val="TOC3"/>
             <w:tabs>
               <w:tab w:val="right" w:leader="dot" w:pos="9016"/>
             </w:tabs>
@@ -761,6 +907,63 @@
               <w:bCs/>
             </w:rPr>
           </w:pPr>
+          <w:hyperlink w:anchor="_Toc226457390" w:history="1">
+            <w:r>
+              <w:rPr>
+                <w:rStyle w:val="Hyperlink"/>
+                <w:noProof/>
+              </w:rPr>
+              <w:t>Multimedia</w:t>
+            </w:r>
+            <w:r>
+              <w:rPr>
+                <w:noProof/>
+                <w:webHidden/>
+              </w:rPr>
+              <w:tab/>
+            </w:r>
+            <w:r>
+              <w:rPr>
+                <w:noProof/>
+                <w:webHidden/>
+              </w:rPr>
+              <w:fldChar w:fldCharType="begin"/>
+            </w:r>
+            <w:r>
+              <w:rPr>
+                <w:noProof/>
+                <w:webHidden/>
+              </w:rPr>
+              <w:instrText xml:space="preserve"> PAGEREF _Toc226457390 \h </w:instrText>
+            </w:r>
+            <w:r>
+              <w:rPr>
+                <w:noProof/>
+                <w:webHidden/>
+              </w:rPr>
+            </w:r>
+            <w:r>
+              <w:rPr>
+                <w:noProof/>
+                <w:webHidden/>
+              </w:rPr>
+              <w:fldChar w:fldCharType="separate"/>
+            </w:r>
+            <w:r>
+              <w:rPr>
+                <w:noProof/>
+                <w:webHidden/>
+              </w:rPr>
+              <w:t>4</w:t>
+            </w:r>
+            <w:r>
+              <w:rPr>
+                <w:noProof/>
+                <w:webHidden/>
+              </w:rPr>
+              <w:fldChar w:fldCharType="end"/>
+            </w:r>
+          </w:hyperlink>
           <w:r>
             <w:rPr>
               <w:b/>
@@ -788,9 +991,17 @@
     <w:p>
       <w:pPr>
         <w:pStyle w:val="Heading1"/>
-      </w:pPr>
-      <w:bookmarkStart w:id="2" w:name="_Toc222423441"/>
-      <w:r>
+        <w:rPr>
+          <w:b/>
+          <w:bCs/>
+        </w:rPr>
+      </w:pPr>
+      <w:bookmarkStart w:id="2" w:name="_Toc226457383"/>
+      <w:r>
+        <w:rPr>
+          <w:b/>
+          <w:bCs/>
+        </w:rPr>
         <w:lastRenderedPageBreak/>
         <w:t>Fase 4: JavaScript en Multimedia</w:t>
       </w:r>
@@ -798,150 +1009,1356 @@
       <w:bookmarkEnd w:id="2"/>
     </w:p>
     <w:p>
-      <w:r>
-        <w:rPr>
-          <w:b/>
-          <w:bCs/>
-        </w:rPr>
-        <w:t>Inhandig:</w:t>
-      </w:r>
-      <w:r>
-        <w:t xml:space="preserve"> </w:t>
-      </w:r>
-      <w:r>
-        <w:t>HTML, CSS, JS – leers</w:t>
-      </w:r>
-    </w:p>
-    <w:p>
       <w:pPr>
         <w:pStyle w:val="Heading2"/>
       </w:pPr>
-      <w:bookmarkStart w:id="3" w:name="_Toc221612744"/>
-      <w:bookmarkStart w:id="4" w:name="_Toc222423442"/>
-      <w:r>
-        <w:t>Lusse</w:t>
+      <w:bookmarkStart w:id="3" w:name="_Toc226443017"/>
+      <w:bookmarkStart w:id="4" w:name="_Toc226457384"/>
+      <w:r>
+        <w:t xml:space="preserve">Inleiding en </w:t>
+      </w:r>
+      <w:r>
+        <w:t>d</w:t>
+      </w:r>
+      <w:r>
+        <w:t>oel</w:t>
       </w:r>
       <w:bookmarkEnd w:id="3"/>
       <w:bookmarkEnd w:id="4"/>
     </w:p>
     <w:p>
       <w:pPr>
-        <w:rPr>
-          <w:i/>
-          <w:iCs/>
-          <w:color w:val="A6A6A6" w:themeColor="background1" w:themeShade="A6"/>
-        </w:rPr>
-      </w:pPr>
-      <w:r>
-        <w:rPr>
-          <w:i/>
-          <w:iCs/>
-          <w:color w:val="A6A6A6" w:themeColor="background1" w:themeShade="A6"/>
-        </w:rPr>
-        <w:t>(Noem wat jy lusse voor gebruik)</w:t>
+        <w:pStyle w:val="ListParagraph"/>
+        <w:numPr>
+          <w:ilvl w:val="0"/>
+          <w:numId w:val="46"/>
+        </w:numPr>
+      </w:pPr>
+      <w:r>
+        <w:t>Ek moet in hierdie fase javascript logika en multimedia gebruik en implimenteer.</w:t>
       </w:r>
     </w:p>
     <w:p>
       <w:pPr>
+        <w:pStyle w:val="ListParagraph"/>
+        <w:numPr>
+          <w:ilvl w:val="0"/>
+          <w:numId w:val="46"/>
+        </w:numPr>
+      </w:pPr>
+      <w:r>
+        <w:t xml:space="preserve">Die javascript is gebruik die webtuiste nou funksioneel eerder as net mooi te maak soos in </w:t>
+      </w:r>
+      <w:r>
+        <w:t>vorige</w:t>
+      </w:r>
+      <w:r>
+        <w:t xml:space="preserve"> fases.</w:t>
+      </w:r>
+    </w:p>
+    <w:p>
+      <w:pPr>
+        <w:pStyle w:val="ListParagraph"/>
+        <w:numPr>
+          <w:ilvl w:val="0"/>
+          <w:numId w:val="46"/>
+        </w:numPr>
+      </w:pPr>
+      <w:r>
+        <w:t xml:space="preserve">Ek moet skikkings, lusse, voorwaardes en dom </w:t>
+      </w:r>
+      <w:r>
+        <w:t>manipulasie</w:t>
+      </w:r>
+      <w:r>
+        <w:t xml:space="preserve"> in my javascript he.</w:t>
+      </w:r>
+    </w:p>
+    <w:p>
+      <w:pPr>
+        <w:pStyle w:val="ListParagraph"/>
+        <w:numPr>
+          <w:ilvl w:val="0"/>
+          <w:numId w:val="46"/>
+        </w:numPr>
+      </w:pPr>
+      <w:r>
+        <w:t>Hierdie funksies help besoekers om die webblad maklik te navigeer en vorms en tabelle maklik te gebruik.</w:t>
+      </w:r>
+    </w:p>
+    <w:p>
+      <w:pPr>
+        <w:pStyle w:val="ListParagraph"/>
+        <w:numPr>
+          <w:ilvl w:val="0"/>
+          <w:numId w:val="46"/>
+        </w:numPr>
+      </w:pPr>
+      <w:r>
+        <w:t>Ek moet ook my javascript logika deeglik verduidelik en waar ek skikkings, lusse, voorwaardes en dom manipulasie</w:t>
+      </w:r>
+    </w:p>
+    <w:p>
+      <w:pPr>
         <w:pStyle w:val="Heading2"/>
       </w:pPr>
-      <w:bookmarkStart w:id="5" w:name="_Toc221612745"/>
-      <w:bookmarkStart w:id="6" w:name="_Toc222423443"/>
-      <w:r>
-        <w:t>Voorwaardes (if-else)</w:t>
+      <w:bookmarkStart w:id="5" w:name="_Toc226443018"/>
+      <w:bookmarkStart w:id="6" w:name="_Toc226457385"/>
+      <w:r>
+        <w:t>My javascript</w:t>
       </w:r>
       <w:bookmarkEnd w:id="5"/>
       <w:bookmarkEnd w:id="6"/>
     </w:p>
     <w:p>
       <w:pPr>
-        <w:rPr>
-          <w:i/>
-          <w:iCs/>
-          <w:color w:val="A6A6A6" w:themeColor="background1" w:themeShade="A6"/>
-        </w:rPr>
-      </w:pPr>
-      <w:r>
-        <w:rPr>
-          <w:i/>
-          <w:iCs/>
-          <w:color w:val="A6A6A6" w:themeColor="background1" w:themeShade="A6"/>
-        </w:rPr>
-        <w:t>(Noem wat jy if-else voor gebruik)</w:t>
-      </w:r>
-    </w:p>
-    <w:p>
-      <w:pPr>
-        <w:pStyle w:val="Heading2"/>
-      </w:pPr>
-      <w:bookmarkStart w:id="7" w:name="_Toc221612746"/>
-      <w:bookmarkStart w:id="8" w:name="_Toc222423444"/>
-      <w:r>
-        <w:t>DOM-elemente</w:t>
+        <w:pStyle w:val="Heading3"/>
+        <w:spacing w:after="240"/>
+      </w:pPr>
+      <w:bookmarkStart w:id="7" w:name="_Toc226443019"/>
+      <w:bookmarkStart w:id="8" w:name="_Toc226457386"/>
+      <w:r>
+        <w:t>Skikking</w:t>
       </w:r>
       <w:bookmarkEnd w:id="7"/>
       <w:bookmarkEnd w:id="8"/>
     </w:p>
     <w:p>
       <w:pPr>
-        <w:rPr>
-          <w:i/>
-          <w:iCs/>
-          <w:color w:val="A6A6A6" w:themeColor="background1" w:themeShade="A6"/>
-        </w:rPr>
-      </w:pPr>
-      <w:r>
-        <w:rPr>
-          <w:i/>
-          <w:iCs/>
-          <w:color w:val="A6A6A6" w:themeColor="background1" w:themeShade="A6"/>
-        </w:rPr>
-        <w:t>(Noem watter DOM-elemente jy dinamies verander het)</w:t>
+        <w:spacing w:after="0"/>
+      </w:pPr>
+      <w:r>
+        <w:t>Ek gebruik skikkings om data te stoor sodat dit maklik weer verkry kan word vir hergebruik.</w:t>
       </w:r>
     </w:p>
     <w:p>
       <w:pPr>
-        <w:pStyle w:val="Heading2"/>
-      </w:pPr>
-      <w:bookmarkStart w:id="9" w:name="_Toc221612747"/>
-      <w:bookmarkStart w:id="10" w:name="_Toc222423445"/>
-      <w:r>
-        <w:t>JavaScript logika</w:t>
+        <w:spacing w:after="0"/>
+      </w:pPr>
+      <w:r>
+        <w:t>Ek gebruik skikkings vir die volgende:</w:t>
+      </w:r>
+    </w:p>
+    <w:p>
+      <w:pPr>
+        <w:pStyle w:val="ListParagraph"/>
+        <w:numPr>
+          <w:ilvl w:val="0"/>
+          <w:numId w:val="48"/>
+        </w:numPr>
+        <w:ind w:left="567" w:hanging="283"/>
+      </w:pPr>
+      <w:r>
+        <w:t>Produkte galery se prente en hul alt teks te stoor</w:t>
+      </w:r>
+      <w:r>
+        <w:t xml:space="preserve"> sodat ek deur die prente kan beweeg deur </w:t>
+      </w:r>
+      <w:r>
+        <w:t>die</w:t>
+      </w:r>
+      <w:r>
+        <w:t xml:space="preserve"> funksie(</w:t>
+      </w:r>
+      <w:r>
+        <w:rPr>
+          <w:rStyle w:val="CSSKlasreelsChar"/>
+        </w:rPr>
+        <w:t>renderCarousel</w:t>
+      </w:r>
+      <w:r>
+        <w:rPr>
+          <w:rStyle w:val="CSSKlasreelsChar"/>
+        </w:rPr>
+        <w:t>()</w:t>
+      </w:r>
+      <w:r>
+        <w:t xml:space="preserve"> te gebruik</w:t>
+      </w:r>
+    </w:p>
+    <w:p>
+      <w:pPr>
+        <w:pStyle w:val="ListParagraph"/>
+        <w:numPr>
+          <w:ilvl w:val="0"/>
+          <w:numId w:val="48"/>
+        </w:numPr>
+        <w:ind w:left="567" w:hanging="283"/>
+      </w:pPr>
+      <w:r>
+        <w:t xml:space="preserve">My pryslys in my bestelvorm wat die produk en hul prys bevat. Ek gebruik hierdie skikking om my totaal te bereken deur die funksie </w:t>
+      </w:r>
+      <w:r>
+        <w:rPr>
+          <w:rStyle w:val="CSSKlasreelsChar"/>
+        </w:rPr>
+        <w:t>calculateTotal()</w:t>
+      </w:r>
+      <w:r>
+        <w:t xml:space="preserve"> te gebruik</w:t>
+      </w:r>
+    </w:p>
+    <w:p>
+      <w:pPr>
+        <w:pStyle w:val="ListParagraph"/>
+        <w:numPr>
+          <w:ilvl w:val="0"/>
+          <w:numId w:val="48"/>
+        </w:numPr>
+        <w:ind w:left="567" w:hanging="283"/>
+      </w:pPr>
+      <w:r>
+        <w:t xml:space="preserve">Top 3 produkte wat die produknaam, prent en alt teks stoor. Ek gebruik hierdie skikking in my funksie </w:t>
+      </w:r>
+      <w:r>
+        <w:rPr>
+          <w:rStyle w:val="CSSKlasreelsChar"/>
+        </w:rPr>
+        <w:t>resolveTopImage()</w:t>
+      </w:r>
+      <w:r>
+        <w:t xml:space="preserve"> sodat die top 3 produkte hul prent en ander inligting vertoon.</w:t>
+      </w:r>
+    </w:p>
+    <w:p>
+      <w:pPr>
+        <w:pStyle w:val="ListParagraph"/>
+        <w:numPr>
+          <w:ilvl w:val="0"/>
+          <w:numId w:val="48"/>
+        </w:numPr>
+        <w:ind w:left="567" w:hanging="283"/>
+      </w:pPr>
+      <w:r>
+        <w:t>Skiking wat gevul word met klient se gekose produkte (</w:t>
+      </w:r>
+      <w:r>
+        <w:rPr>
+          <w:rStyle w:val="CSSKlasreelsChar"/>
+        </w:rPr>
+        <w:t>let orderItems = [];</w:t>
+      </w:r>
+      <w:r>
+        <w:t>)</w:t>
+      </w:r>
+    </w:p>
+    <w:p>
+      <w:pPr>
+        <w:pStyle w:val="ListParagraph"/>
+        <w:numPr>
+          <w:ilvl w:val="0"/>
+          <w:numId w:val="48"/>
+        </w:numPr>
+        <w:ind w:left="567" w:hanging="283"/>
+      </w:pPr>
+      <w:bookmarkStart w:id="9" w:name="_Toc226443020"/>
+      <w:r>
+        <w:t xml:space="preserve">Skiking wat gevul word met </w:t>
+      </w:r>
+      <w:r>
+        <w:t>alle validasie foute</w:t>
+      </w:r>
+      <w:r>
+        <w:t xml:space="preserve"> (</w:t>
+      </w:r>
+      <w:r>
+        <w:rPr>
+          <w:rStyle w:val="CSSKlasreelsChar"/>
+        </w:rPr>
+        <w:t xml:space="preserve">let </w:t>
+      </w:r>
+      <w:r>
+        <w:rPr>
+          <w:rStyle w:val="CSSKlasreelsChar"/>
+        </w:rPr>
+        <w:t>errors</w:t>
+      </w:r>
+      <w:r>
+        <w:rPr>
+          <w:rStyle w:val="CSSKlasreelsChar"/>
+        </w:rPr>
+        <w:t xml:space="preserve"> = [];</w:t>
+      </w:r>
+      <w:r>
+        <w:t>)</w:t>
+      </w:r>
+    </w:p>
+    <w:p>
+      <w:pPr>
+        <w:pStyle w:val="Heading3"/>
+        <w:spacing w:after="240"/>
+      </w:pPr>
+      <w:bookmarkStart w:id="10" w:name="_Toc226457387"/>
+      <w:r>
+        <w:t>Lusse</w:t>
       </w:r>
       <w:bookmarkEnd w:id="9"/>
       <w:bookmarkEnd w:id="10"/>
     </w:p>
     <w:p>
       <w:pPr>
+        <w:spacing w:after="0"/>
+      </w:pPr>
+      <w:r>
+        <w:t xml:space="preserve">Ek gebruik die lusse </w:t>
+      </w:r>
+      <w:r>
         <w:rPr>
-          <w:i/>
-          <w:iCs/>
-          <w:color w:val="A6A6A6" w:themeColor="background1" w:themeShade="A6"/>
+          <w:rStyle w:val="CSSKlasreelsChar"/>
         </w:rPr>
-      </w:pPr>
+        <w:t>forEach()</w:t>
+      </w:r>
+      <w:r>
+        <w:t xml:space="preserve"> , </w:t>
+      </w:r>
       <w:r>
         <w:rPr>
-          <w:i/>
-          <w:iCs/>
-          <w:color w:val="A6A6A6" w:themeColor="background1" w:themeShade="A6"/>
+          <w:rStyle w:val="CSSKlasreelsChar"/>
         </w:rPr>
-        <w:t>(</w:t>
+        <w:t>for()</w:t>
+      </w:r>
+      <w:r>
+        <w:t xml:space="preserve"> </w:t>
+      </w:r>
+      <w:r>
+        <w:t>en</w:t>
+      </w:r>
+      <w:r>
+        <w:t xml:space="preserve"> </w:t>
       </w:r>
       <w:r>
         <w:rPr>
-          <w:i/>
-          <w:iCs/>
-          <w:color w:val="A6A6A6" w:themeColor="background1" w:themeShade="A6"/>
+          <w:rStyle w:val="CSSKlasreelsChar"/>
         </w:rPr>
-        <w:t>Kort verduideliking van JS logika</w:t>
+        <w:t>map()</w:t>
+      </w:r>
+      <w:r>
+        <w:t>.</w:t>
+      </w:r>
+    </w:p>
+    <w:p>
+      <w:pPr>
+        <w:spacing w:after="0"/>
+      </w:pPr>
+      <w:r>
+        <w:t xml:space="preserve">Ek gebruik </w:t>
       </w:r>
       <w:r>
         <w:rPr>
-          <w:i/>
-          <w:iCs/>
-          <w:color w:val="A6A6A6" w:themeColor="background1" w:themeShade="A6"/>
+          <w:rStyle w:val="CSSKlasreelsChar"/>
+        </w:rPr>
+        <w:t>forEach()</w:t>
+      </w:r>
+      <w:r>
+        <w:t xml:space="preserve"> vir:</w:t>
+      </w:r>
+    </w:p>
+    <w:p>
+      <w:pPr>
+        <w:pStyle w:val="ListParagraph"/>
+        <w:numPr>
+          <w:ilvl w:val="0"/>
+          <w:numId w:val="48"/>
+        </w:numPr>
+        <w:ind w:left="567" w:hanging="283"/>
+      </w:pPr>
+      <w:r>
+        <w:t>Mini galery</w:t>
+      </w:r>
+      <w:r>
+        <w:t xml:space="preserve"> om te verseker dat net 1 prent op ‘n slag wys. Ek gebruik dit in die </w:t>
+      </w:r>
+      <w:r>
+        <w:rPr>
+          <w:rStyle w:val="CSSKlasreelsChar"/>
+        </w:rPr>
+        <w:t>initMiniGalleries()</w:t>
+      </w:r>
+      <w:r>
+        <w:t xml:space="preserve"> funksie</w:t>
+      </w:r>
+    </w:p>
+    <w:p>
+      <w:pPr>
+        <w:pStyle w:val="ListParagraph"/>
+        <w:numPr>
+          <w:ilvl w:val="0"/>
+          <w:numId w:val="48"/>
+        </w:numPr>
+        <w:ind w:left="567" w:hanging="283"/>
+      </w:pPr>
+      <w:r>
+        <w:t>Voorraadstatus opdateer</w:t>
+      </w:r>
+      <w:r>
+        <w:t xml:space="preserve"> sodat die gebruiker visueel kan sien waneer voorraad laag is. Ek gebruik dit in die funksie </w:t>
+      </w:r>
+      <w:r>
+        <w:rPr>
+          <w:rStyle w:val="CSSKlasreelsChar"/>
+        </w:rPr>
+        <w:t>updateStockStatus(</w:t>
+      </w:r>
+      <w:r>
+        <w:rPr>
+          <w:rStyle w:val="CSSKlasreelsChar"/>
         </w:rPr>
         <w:t>)</w:t>
+      </w:r>
+      <w:r>
+        <w:t>.</w:t>
+      </w:r>
+    </w:p>
+    <w:p>
+      <w:pPr>
+        <w:pStyle w:val="ListParagraph"/>
+        <w:numPr>
+          <w:ilvl w:val="0"/>
+          <w:numId w:val="48"/>
+        </w:numPr>
+        <w:ind w:left="567" w:hanging="283"/>
+      </w:pPr>
+      <w:r>
+        <w:t xml:space="preserve">Bestelvorm se totaal </w:t>
+      </w:r>
+      <w:r>
+        <w:t xml:space="preserve">te bereken soos die gebruiker produkte byvoeg. Ek gebruik dit in die </w:t>
+      </w:r>
+      <w:r>
+        <w:rPr>
+          <w:rStyle w:val="CSSKlasreelsChar"/>
+        </w:rPr>
+        <w:t>calculateTotal()</w:t>
+      </w:r>
+      <w:r>
+        <w:t xml:space="preserve"> funksie.</w:t>
+      </w:r>
+    </w:p>
+    <w:p>
+      <w:pPr>
+        <w:pStyle w:val="ListParagraph"/>
+        <w:numPr>
+          <w:ilvl w:val="0"/>
+          <w:numId w:val="48"/>
+        </w:numPr>
+        <w:ind w:left="567" w:hanging="283"/>
+      </w:pPr>
+      <w:r>
+        <w:t xml:space="preserve">Betaalmetodes se </w:t>
+      </w:r>
+      <w:r>
+        <w:t xml:space="preserve">regte besonderhede te wys afhangend van watter betaalopsie gekies is. </w:t>
+      </w:r>
+      <w:r>
+        <w:t xml:space="preserve">Ek gebruik dit in </w:t>
+      </w:r>
+      <w:r>
+        <w:rPr>
+          <w:rFonts w:ascii="Sagona Book" w:hAnsi="Sagona Book"/>
+          <w:color w:val="27467D"/>
+          <w:sz w:val="20"/>
+          <w:szCs w:val="20"/>
+          <w:shd w:val="clear" w:color="auto" w:fill="EFFBFF"/>
+        </w:rPr>
+        <w:t>DOMContentLoaded</w:t>
+      </w:r>
+      <w:r>
+        <w:t>.</w:t>
+      </w:r>
+    </w:p>
+    <w:p>
+      <w:pPr>
+        <w:pStyle w:val="ListParagraph"/>
+        <w:numPr>
+          <w:ilvl w:val="0"/>
+          <w:numId w:val="48"/>
+        </w:numPr>
+        <w:ind w:left="567" w:hanging="283"/>
+      </w:pPr>
+      <w:r>
+        <w:t xml:space="preserve">Mobiele navigasie sodat net aftreklys op ‘n slag oop is . </w:t>
+      </w:r>
+      <w:r>
+        <w:t xml:space="preserve">Ek gebruik dit in </w:t>
+      </w:r>
+      <w:r>
+        <w:rPr>
+          <w:rFonts w:ascii="Sagona Book" w:hAnsi="Sagona Book"/>
+          <w:color w:val="27467D"/>
+          <w:sz w:val="20"/>
+          <w:szCs w:val="20"/>
+          <w:shd w:val="clear" w:color="auto" w:fill="EFFBFF"/>
+        </w:rPr>
+        <w:t>DOMContentLoaded</w:t>
+      </w:r>
+      <w:r>
+        <w:t>.</w:t>
+      </w:r>
+    </w:p>
+    <w:p>
+      <w:pPr>
+        <w:pStyle w:val="ListParagraph"/>
+        <w:numPr>
+          <w:ilvl w:val="0"/>
+          <w:numId w:val="48"/>
+        </w:numPr>
+        <w:ind w:left="567" w:hanging="283"/>
+      </w:pPr>
+      <w:r>
+        <w:t>Split afdelings</w:t>
+      </w:r>
+      <w:r>
+        <w:t xml:space="preserve"> se scroll animasie van geleidelik in en uit vervaag (‘fade’). </w:t>
+      </w:r>
+      <w:r>
+        <w:t xml:space="preserve">Ek gebruik dit in die </w:t>
+      </w:r>
+      <w:r>
+        <w:rPr>
+          <w:rFonts w:ascii="Sagona Book" w:hAnsi="Sagona Book"/>
+          <w:color w:val="27467D"/>
+          <w:sz w:val="20"/>
+          <w:szCs w:val="20"/>
+          <w:shd w:val="clear" w:color="auto" w:fill="EFFBFF"/>
+        </w:rPr>
+        <w:t>checkSplitVisibility</w:t>
+      </w:r>
+      <w:r>
+        <w:rPr>
+          <w:rStyle w:val="CSSKlasreelsChar"/>
+        </w:rPr>
+        <w:t>()</w:t>
+      </w:r>
+      <w:r>
+        <w:t xml:space="preserve"> funksie.</w:t>
+      </w:r>
+    </w:p>
+    <w:p>
+      <w:pPr>
+        <w:pStyle w:val="ListParagraph"/>
+        <w:numPr>
+          <w:ilvl w:val="0"/>
+          <w:numId w:val="48"/>
+        </w:numPr>
+        <w:ind w:left="567" w:hanging="283"/>
+      </w:pPr>
+      <w:r>
+        <w:t>Keuselys opsies die volledige lys op druk aansig wys</w:t>
+      </w:r>
+      <w:r>
+        <w:t xml:space="preserve">. </w:t>
+      </w:r>
+      <w:r>
+        <w:t xml:space="preserve">Ek gebruik dit in die </w:t>
+      </w:r>
+      <w:r>
+        <w:rPr>
+          <w:rFonts w:ascii="Sagona Book" w:hAnsi="Sagona Book"/>
+          <w:color w:val="27467D"/>
+          <w:sz w:val="20"/>
+          <w:szCs w:val="20"/>
+          <w:shd w:val="clear" w:color="auto" w:fill="EFFBFF"/>
+        </w:rPr>
+        <w:t>expandSelectsForPrint</w:t>
+      </w:r>
+      <w:r>
+        <w:rPr>
+          <w:rStyle w:val="CSSKlasreelsChar"/>
+        </w:rPr>
+        <w:t>()</w:t>
+      </w:r>
+      <w:r>
+        <w:t xml:space="preserve"> </w:t>
+      </w:r>
+      <w:r>
+        <w:t xml:space="preserve">en </w:t>
+      </w:r>
+      <w:r>
+        <w:rPr>
+          <w:rStyle w:val="CSSKlasreelsChar"/>
+        </w:rPr>
+        <w:t>restoreSelectsAfterPrint()</w:t>
+      </w:r>
+      <w:r>
+        <w:t xml:space="preserve"> </w:t>
+      </w:r>
+      <w:r>
+        <w:t>funksie.</w:t>
+      </w:r>
+    </w:p>
+    <w:p>
+      <w:pPr>
+        <w:spacing w:after="0"/>
+      </w:pPr>
+      <w:r>
+        <w:t xml:space="preserve">Ek gebruik </w:t>
+      </w:r>
+      <w:r>
+        <w:rPr>
+          <w:rStyle w:val="CSSKlasreelsChar"/>
+        </w:rPr>
+        <w:t>for()</w:t>
+      </w:r>
+      <w:r>
+        <w:t xml:space="preserve"> vir:</w:t>
+      </w:r>
+    </w:p>
+    <w:p>
+      <w:pPr>
+        <w:pStyle w:val="ListParagraph"/>
+        <w:numPr>
+          <w:ilvl w:val="0"/>
+          <w:numId w:val="48"/>
+        </w:numPr>
+        <w:ind w:left="567" w:hanging="283"/>
+      </w:pPr>
+      <w:r>
+        <w:t>Produkte galery sodat die 3 sigbare skyfies dinamies bly</w:t>
+      </w:r>
+      <w:r>
+        <w:t xml:space="preserve"> waneer die iets verander soos waneer daar na die volgende skyfie beweeg word.</w:t>
+      </w:r>
+    </w:p>
+    <w:p>
+      <w:pPr>
+        <w:spacing w:after="0"/>
+      </w:pPr>
+      <w:r>
+        <w:lastRenderedPageBreak/>
+        <w:t xml:space="preserve">Ek gebruik </w:t>
+      </w:r>
+      <w:r>
+        <w:rPr>
+          <w:rStyle w:val="CSSKlasreelsChar"/>
+        </w:rPr>
+        <w:t>map()</w:t>
+      </w:r>
+      <w:r>
+        <w:t xml:space="preserve"> vir:</w:t>
+      </w:r>
+    </w:p>
+    <w:p>
+      <w:pPr>
+        <w:pStyle w:val="ListParagraph"/>
+        <w:numPr>
+          <w:ilvl w:val="0"/>
+          <w:numId w:val="48"/>
+        </w:numPr>
+        <w:ind w:left="567" w:hanging="283"/>
+      </w:pPr>
+      <w:r>
+        <w:t xml:space="preserve">Top produkte om die regte data van die produkte te verkry </w:t>
+      </w:r>
+      <w:r>
+        <w:t xml:space="preserve">vanuit die verkope </w:t>
+      </w:r>
+      <w:r>
+        <w:t>soos die totaal verkoop byvoorbeeld.</w:t>
+      </w:r>
+    </w:p>
+    <w:p>
+      <w:pPr>
+        <w:pStyle w:val="ListParagraph"/>
+        <w:numPr>
+          <w:ilvl w:val="0"/>
+          <w:numId w:val="48"/>
+        </w:numPr>
+        <w:ind w:left="567" w:hanging="283"/>
+      </w:pPr>
+      <w:r>
+        <w:t>Loop deur die top produkte skikking en bou ‘n string vir elke produk se informasie vanuit vorige map en die skikking.</w:t>
+      </w:r>
+    </w:p>
+    <w:p>
+      <w:pPr>
+        <w:pStyle w:val="ListParagraph"/>
+        <w:numPr>
+          <w:ilvl w:val="0"/>
+          <w:numId w:val="48"/>
+        </w:numPr>
+        <w:ind w:left="567" w:hanging="283"/>
+      </w:pPr>
+      <w:r>
+        <w:t xml:space="preserve">Die top produkte se </w:t>
+      </w:r>
+      <w:r>
+        <w:rPr>
+          <w:rStyle w:val="CSSKlasreelsChar"/>
+        </w:rPr>
+        <w:t>map()</w:t>
+      </w:r>
+      <w:r>
+        <w:t xml:space="preserve"> word in die</w:t>
+      </w:r>
+      <w:r>
+        <w:t xml:space="preserve"> funksie </w:t>
+      </w:r>
+      <w:r>
+        <w:rPr>
+          <w:rStyle w:val="CSSKlasreelsChar"/>
+        </w:rPr>
+        <w:t>initTopProductsPreview()</w:t>
+      </w:r>
+      <w:r>
+        <w:t xml:space="preserve"> gebruik.</w:t>
+      </w:r>
+    </w:p>
+    <w:p>
+      <w:pPr>
+        <w:pStyle w:val="ListParagraph"/>
+        <w:numPr>
+          <w:ilvl w:val="0"/>
+          <w:numId w:val="48"/>
+        </w:numPr>
+        <w:ind w:left="567" w:hanging="283"/>
+      </w:pPr>
+      <w:r>
+        <w:t xml:space="preserve">Ek gebruik dit </w:t>
+      </w:r>
+      <w:r>
+        <w:t>om die kaart invoervelde in ‘n skikking te stoor vir makliker gebruik.</w:t>
+      </w:r>
+    </w:p>
+    <w:p>
+      <w:pPr>
+        <w:pStyle w:val="Heading3"/>
+        <w:spacing w:after="240"/>
+      </w:pPr>
+      <w:bookmarkStart w:id="11" w:name="_Toc226443021"/>
+      <w:bookmarkStart w:id="12" w:name="_Toc226457388"/>
+      <w:r>
+        <w:t>Voorwaardes (if en if else)</w:t>
+      </w:r>
+      <w:bookmarkEnd w:id="11"/>
+      <w:bookmarkEnd w:id="12"/>
+    </w:p>
+    <w:p>
+      <w:pPr>
+        <w:spacing w:after="0"/>
+      </w:pPr>
+      <w:r>
+        <w:t>Ek gebruik dit vir vorm validasie , wysiging en versteek van elemene , waarskuwings , galerye , voorraadbestuur en video interaksie</w:t>
+      </w:r>
+    </w:p>
+    <w:p>
+      <w:pPr>
+        <w:spacing w:after="0"/>
+      </w:pPr>
+      <w:r>
+        <w:t>Wat gebruik ek hulle voor:</w:t>
+      </w:r>
+    </w:p>
+    <w:p>
+      <w:pPr>
+        <w:pStyle w:val="ListParagraph"/>
+        <w:numPr>
+          <w:ilvl w:val="0"/>
+          <w:numId w:val="48"/>
+        </w:numPr>
+        <w:ind w:left="567" w:hanging="283"/>
+      </w:pPr>
+      <w:r>
+        <w:t xml:space="preserve">Ek gebruik dit </w:t>
+      </w:r>
+      <w:r>
+        <w:t>in</w:t>
+      </w:r>
+      <w:r>
+        <w:t xml:space="preserve"> my </w:t>
+      </w:r>
+      <w:r>
+        <w:t>voorraadbestuur blad om die status te toets.</w:t>
+      </w:r>
+    </w:p>
+    <w:p>
+      <w:pPr>
+        <w:pStyle w:val="ListParagraph"/>
+        <w:numPr>
+          <w:ilvl w:val="1"/>
+          <w:numId w:val="48"/>
+        </w:numPr>
+      </w:pPr>
+      <w:r>
+        <w:t>Toets of die hoeveelheid ‘n getal is, herbestel by ‘n getal is en of hoeveelheid kleiner as herbestel by se waarde is.</w:t>
+      </w:r>
+    </w:p>
+    <w:p>
+      <w:pPr>
+        <w:pStyle w:val="ListParagraph"/>
+        <w:numPr>
+          <w:ilvl w:val="1"/>
+          <w:numId w:val="48"/>
+        </w:numPr>
+      </w:pPr>
+      <w:r>
+        <w:t>As dit die geval is is die status laag.</w:t>
+      </w:r>
+    </w:p>
+    <w:p>
+      <w:pPr>
+        <w:pStyle w:val="ListParagraph"/>
+        <w:numPr>
+          <w:ilvl w:val="1"/>
+          <w:numId w:val="48"/>
+        </w:numPr>
+      </w:pPr>
+      <w:r>
+        <w:t xml:space="preserve">Dit is in die funksie </w:t>
+      </w:r>
+      <w:r>
+        <w:rPr>
+          <w:rStyle w:val="CSSKlasreelsChar"/>
+        </w:rPr>
+        <w:t>toggleAddressField()</w:t>
+      </w:r>
+      <w:r>
+        <w:t>.</w:t>
+      </w:r>
+    </w:p>
+    <w:p>
+      <w:pPr>
+        <w:pStyle w:val="ListParagraph"/>
+        <w:numPr>
+          <w:ilvl w:val="0"/>
+          <w:numId w:val="48"/>
+        </w:numPr>
+        <w:ind w:left="567" w:hanging="283"/>
+      </w:pPr>
+      <w:r>
+        <w:t>Ek gebruik dit in my bestelvorm vir die afhaal en of aflewering opsies.</w:t>
+      </w:r>
+    </w:p>
+    <w:p>
+      <w:pPr>
+        <w:pStyle w:val="ListParagraph"/>
+        <w:numPr>
+          <w:ilvl w:val="1"/>
+          <w:numId w:val="48"/>
+        </w:numPr>
+      </w:pPr>
+      <w:r>
+        <w:t xml:space="preserve">As die gebruiker self afhaal kies verskyn die </w:t>
+      </w:r>
+      <w:r>
+        <w:t>datum en tyd velde</w:t>
+      </w:r>
+    </w:p>
+    <w:p>
+      <w:pPr>
+        <w:pStyle w:val="ListParagraph"/>
+        <w:numPr>
+          <w:ilvl w:val="1"/>
+          <w:numId w:val="48"/>
+        </w:numPr>
+      </w:pPr>
+      <w:r>
+        <w:t>Anders verskyn die adres veld blok.</w:t>
+      </w:r>
+    </w:p>
+    <w:p>
+      <w:pPr>
+        <w:pStyle w:val="ListParagraph"/>
+        <w:numPr>
+          <w:ilvl w:val="1"/>
+          <w:numId w:val="48"/>
+        </w:numPr>
+      </w:pPr>
+      <w:r>
+        <w:t xml:space="preserve">Dit is in die funksies </w:t>
+      </w:r>
+      <w:r>
+        <w:rPr>
+          <w:rStyle w:val="CSSKlasreelsChar"/>
+        </w:rPr>
+        <w:t>calculateTotal</w:t>
+      </w:r>
+      <w:r>
+        <w:rPr>
+          <w:rStyle w:val="CSSKlasreelsChar"/>
+        </w:rPr>
+        <w:t>()</w:t>
+      </w:r>
+      <w:r>
+        <w:t xml:space="preserve"> en </w:t>
+      </w:r>
+      <w:r>
+        <w:rPr>
+          <w:rStyle w:val="CSSKlasreelsChar"/>
+        </w:rPr>
+        <w:t>updatePaymentVisibility</w:t>
+      </w:r>
+      <w:r>
+        <w:rPr>
+          <w:rStyle w:val="CSSKlasreelsChar"/>
+        </w:rPr>
+        <w:t>()</w:t>
+      </w:r>
+      <w:r>
+        <w:t>.</w:t>
+      </w:r>
+    </w:p>
+    <w:p>
+      <w:pPr>
+        <w:pStyle w:val="ListParagraph"/>
+        <w:numPr>
+          <w:ilvl w:val="1"/>
+          <w:numId w:val="48"/>
+        </w:numPr>
+      </w:pPr>
+      <w:r>
+        <w:t>Veiligheidskontrole vir die kaartbesonderhede wat toets of die elemente bestaan, voorkom javascriptfoute as die element nie bestaan nie en verander die sigbaarheid van die veld.</w:t>
+      </w:r>
+    </w:p>
+    <w:p>
+      <w:pPr>
+        <w:pStyle w:val="ListParagraph"/>
+        <w:numPr>
+          <w:ilvl w:val="1"/>
+          <w:numId w:val="48"/>
+        </w:numPr>
+      </w:pPr>
+      <w:r>
+        <w:t>Ek gebruik dit ook vir validasie op alle velde</w:t>
+      </w:r>
+    </w:p>
+    <w:p>
+      <w:pPr>
+        <w:pStyle w:val="ListParagraph"/>
+        <w:numPr>
+          <w:ilvl w:val="0"/>
+          <w:numId w:val="48"/>
+        </w:numPr>
+        <w:ind w:left="567" w:hanging="283"/>
+      </w:pPr>
+      <w:r>
+        <w:t xml:space="preserve">Ek gebruik dit in my kontakvorm vir validasie en om die boodskapveld verpligtend te maak as </w:t>
+      </w:r>
+      <w:r>
+        <w:t>navrae</w:t>
+      </w:r>
+      <w:r>
+        <w:t xml:space="preserve"> gekies is.</w:t>
+      </w:r>
+    </w:p>
+    <w:p>
+      <w:pPr>
+        <w:pStyle w:val="ListParagraph"/>
+        <w:numPr>
+          <w:ilvl w:val="0"/>
+          <w:numId w:val="48"/>
+        </w:numPr>
+        <w:ind w:left="567" w:hanging="283"/>
+      </w:pPr>
+      <w:r>
+        <w:t xml:space="preserve">Ek gebruik dit in my </w:t>
+      </w:r>
+      <w:r>
+        <w:t>galerye om deur die skyfies te beweeg.</w:t>
+      </w:r>
+    </w:p>
+    <w:p>
+      <w:pPr>
+        <w:pStyle w:val="ListParagraph"/>
+        <w:numPr>
+          <w:ilvl w:val="0"/>
+          <w:numId w:val="48"/>
+        </w:numPr>
+        <w:ind w:left="567" w:hanging="283"/>
+      </w:pPr>
+      <w:r>
+        <w:t>Ek gebruik dit ook om ‘n boodskap te vertoon eerder as ‘n lee lys as daar geen verkope is.</w:t>
+      </w:r>
+    </w:p>
+    <w:p>
+      <w:pPr>
+        <w:pStyle w:val="ListParagraph"/>
+        <w:numPr>
+          <w:ilvl w:val="0"/>
+          <w:numId w:val="48"/>
+        </w:numPr>
+        <w:ind w:left="567" w:hanging="283"/>
+      </w:pPr>
+      <w:r>
+        <w:t>Ek gebruik dit sodat die skakel knoppie outomaties aan die einde van die video verskyn.</w:t>
+      </w:r>
+    </w:p>
+    <w:p>
+      <w:pPr>
+        <w:pStyle w:val="ListParagraph"/>
+        <w:numPr>
+          <w:ilvl w:val="0"/>
+          <w:numId w:val="48"/>
+        </w:numPr>
+        <w:ind w:left="567" w:hanging="283"/>
+      </w:pPr>
+      <w:r>
+        <w:t>Ek gebruik dit om my datum te beperk sodat dit net van more af gekies kan word.</w:t>
+      </w:r>
+    </w:p>
+    <w:p>
+      <w:pPr>
+        <w:pStyle w:val="ListParagraph"/>
+        <w:numPr>
+          <w:ilvl w:val="0"/>
+          <w:numId w:val="48"/>
+        </w:numPr>
+        <w:ind w:left="567" w:hanging="283"/>
+      </w:pPr>
+      <w:r>
+        <w:t>Ek gebruik dit ook om velde in my voorraadtabel by te voeg , te verwyder en te filter</w:t>
+      </w:r>
+    </w:p>
+    <w:p>
+      <w:pPr>
+        <w:pStyle w:val="Heading3"/>
+        <w:spacing w:after="240"/>
+      </w:pPr>
+      <w:bookmarkStart w:id="13" w:name="_Toc226443022"/>
+      <w:bookmarkStart w:id="14" w:name="_Toc226457389"/>
+      <w:r>
+        <w:t>DOM manipulasie</w:t>
+      </w:r>
+      <w:bookmarkEnd w:id="13"/>
+      <w:bookmarkEnd w:id="14"/>
+    </w:p>
+    <w:p>
+      <w:pPr>
+        <w:spacing w:after="0"/>
+      </w:pPr>
+      <w:r>
+        <w:t>Ek gebruik dit om sekere aspekte op die webblad te verander terwyl die gebruiker op die webblad is.</w:t>
+      </w:r>
+    </w:p>
+    <w:p>
+      <w:pPr>
+        <w:spacing w:after="0"/>
+      </w:pPr>
+      <w:r>
+        <w:t>Ek gebruik dit by:</w:t>
+      </w:r>
+    </w:p>
+    <w:p>
+      <w:pPr>
+        <w:pStyle w:val="ListParagraph"/>
+        <w:numPr>
+          <w:ilvl w:val="0"/>
+          <w:numId w:val="48"/>
+        </w:numPr>
+        <w:ind w:left="567" w:hanging="283"/>
+      </w:pPr>
+      <w:r>
+        <w:t>Galerye</w:t>
+      </w:r>
+      <w:r>
+        <w:t xml:space="preserve"> o</w:t>
+      </w:r>
+      <w:r>
+        <w:t>m te verander watter skyfie(s) sigbaar is.</w:t>
+      </w:r>
+    </w:p>
+    <w:p>
+      <w:pPr>
+        <w:pStyle w:val="ListParagraph"/>
+        <w:numPr>
+          <w:ilvl w:val="0"/>
+          <w:numId w:val="48"/>
+        </w:numPr>
+        <w:ind w:left="567" w:hanging="283"/>
+      </w:pPr>
+      <w:r>
+        <w:t>Dit maak ook dat elke mini galery op my ons_trop blad apart werk.</w:t>
+      </w:r>
+    </w:p>
+    <w:p>
+      <w:pPr>
+        <w:pStyle w:val="ListParagraph"/>
+        <w:numPr>
+          <w:ilvl w:val="0"/>
+          <w:numId w:val="48"/>
+        </w:numPr>
+        <w:ind w:left="567" w:hanging="283"/>
+      </w:pPr>
+      <w:r>
+        <w:t>Dit bou ook elke keer die 3 prente in my produkte galery as jy beweeg.</w:t>
+      </w:r>
+    </w:p>
+    <w:p>
+      <w:pPr>
+        <w:pStyle w:val="ListParagraph"/>
+        <w:numPr>
+          <w:ilvl w:val="1"/>
+          <w:numId w:val="48"/>
+        </w:numPr>
+      </w:pPr>
+      <w:r>
+        <w:t xml:space="preserve">Dit is in die funksies: </w:t>
+      </w:r>
+      <w:r>
+        <w:rPr>
+          <w:rStyle w:val="CSSKlasreelsChar"/>
+        </w:rPr>
+        <w:t>showSlide(i)</w:t>
+      </w:r>
+      <w:r>
+        <w:t xml:space="preserve"> , </w:t>
+      </w:r>
+      <w:r>
+        <w:rPr>
+          <w:rStyle w:val="CSSKlasreelsChar"/>
+        </w:rPr>
+        <w:t>initMiniGalleries()</w:t>
+      </w:r>
+      <w:r>
+        <w:t xml:space="preserve"> , </w:t>
+      </w:r>
+      <w:r>
+        <w:rPr>
+          <w:rStyle w:val="CSSKlasreelsChar"/>
+        </w:rPr>
+        <w:t>showMiniSlide(index)</w:t>
+      </w:r>
+      <w:r>
+        <w:t xml:space="preserve"> en </w:t>
+      </w:r>
+      <w:r>
+        <w:rPr>
+          <w:rStyle w:val="CSSKlasreelsChar"/>
+        </w:rPr>
+        <w:t>renderCarousel()</w:t>
+      </w:r>
+      <w:r>
+        <w:t>.</w:t>
+      </w:r>
+    </w:p>
+    <w:p>
+      <w:pPr>
+        <w:pStyle w:val="ListParagraph"/>
+        <w:numPr>
+          <w:ilvl w:val="0"/>
+          <w:numId w:val="48"/>
+        </w:numPr>
+        <w:ind w:left="567" w:hanging="283"/>
+      </w:pPr>
+      <w:r>
+        <w:t xml:space="preserve">Top 3 verkope se 3 kaarte wat dinamies op die blad geplaas is. Dit is in die funksie </w:t>
+      </w:r>
+      <w:r>
+        <w:rPr>
+          <w:rStyle w:val="CSSKlasreelsChar"/>
+        </w:rPr>
+        <w:t>initTopProductsPreview</w:t>
+      </w:r>
+      <w:r>
+        <w:rPr>
+          <w:rStyle w:val="CSSKlasreelsChar"/>
+        </w:rPr>
+        <w:t>()</w:t>
+      </w:r>
+      <w:r>
+        <w:t>.</w:t>
+      </w:r>
+    </w:p>
+    <w:p>
+      <w:pPr>
+        <w:pStyle w:val="ListParagraph"/>
+        <w:numPr>
+          <w:ilvl w:val="0"/>
+          <w:numId w:val="48"/>
+        </w:numPr>
+        <w:ind w:left="567" w:hanging="283"/>
+      </w:pPr>
+      <w:r>
+        <w:t>Ek gebruik ook dit in my voorraadbestuur tabel om dinamies elemente by te voeg, te verwyder of optedateer.</w:t>
+      </w:r>
+    </w:p>
+    <w:p>
+      <w:pPr>
+        <w:pStyle w:val="ListParagraph"/>
+        <w:numPr>
+          <w:ilvl w:val="0"/>
+          <w:numId w:val="48"/>
+        </w:numPr>
+        <w:ind w:left="567" w:hanging="283"/>
+      </w:pPr>
+      <w:r>
+        <w:lastRenderedPageBreak/>
+        <w:t>Bestelvorm</w:t>
+      </w:r>
+      <w:r>
+        <w:t xml:space="preserve"> se produk rye om produkte by te voeg </w:t>
+      </w:r>
+      <w:r>
+        <w:t>,</w:t>
+      </w:r>
+      <w:r>
+        <w:t xml:space="preserve"> verwyder</w:t>
+      </w:r>
+      <w:r>
+        <w:t xml:space="preserve"> of te soek</w:t>
+      </w:r>
+      <w:r>
+        <w:t xml:space="preserve">. Dit is binne </w:t>
+      </w:r>
+      <w:r>
+        <w:rPr>
+          <w:rStyle w:val="CSSKlasreelsChar"/>
+        </w:rPr>
+        <w:t>DOMContentLoaded</w:t>
+      </w:r>
+      <w:r>
+        <w:t xml:space="preserve"> gebruik.</w:t>
+      </w:r>
+    </w:p>
+    <w:p>
+      <w:pPr>
+        <w:pStyle w:val="ListParagraph"/>
+        <w:numPr>
+          <w:ilvl w:val="0"/>
+          <w:numId w:val="48"/>
+        </w:numPr>
+        <w:ind w:left="567" w:hanging="283"/>
+      </w:pPr>
+      <w:r>
+        <w:t xml:space="preserve">Ek gebruik di took om die total op te dateer en te wys soos die klient produkte byvoeg of verwyder. Ek doen dit in die funksies </w:t>
+      </w:r>
+      <w:r>
+        <w:rPr>
+          <w:rStyle w:val="CSSKlasreelsChar"/>
+        </w:rPr>
+        <w:t>calculateTotal()</w:t>
+      </w:r>
+      <w:r>
+        <w:rPr>
+          <w:rStyle w:val="CSSKlasreelsChar"/>
+        </w:rPr>
+        <w:t xml:space="preserve"> </w:t>
+      </w:r>
+      <w:r>
+        <w:t xml:space="preserve">en </w:t>
+      </w:r>
+      <w:r>
+        <w:rPr>
+          <w:rStyle w:val="CSSKlasreelsChar"/>
+        </w:rPr>
+        <w:t>updatePaymentVisibility()</w:t>
+      </w:r>
+      <w:r>
+        <w:t>.</w:t>
+      </w:r>
+    </w:p>
+    <w:p>
+      <w:pPr>
+        <w:pStyle w:val="ListParagraph"/>
+        <w:numPr>
+          <w:ilvl w:val="0"/>
+          <w:numId w:val="48"/>
+        </w:numPr>
+        <w:ind w:left="567" w:hanging="283"/>
+      </w:pPr>
+      <w:r>
+        <w:t>Ek gebruik dit ook om velde se sigbaarheid te verander baser op wat die gebruiker kies in my vorms soos my afhaal en aflewering en my besoek datum en tyd en my kaartbesonderhede.</w:t>
+      </w:r>
+    </w:p>
+    <w:p>
+      <w:pPr>
+        <w:pStyle w:val="ListParagraph"/>
+        <w:numPr>
+          <w:ilvl w:val="0"/>
+          <w:numId w:val="48"/>
+        </w:numPr>
+        <w:ind w:left="567" w:hanging="283"/>
+      </w:pPr>
+      <w:r>
+        <w:t xml:space="preserve">Ek gebruik dit in my kontakvorm om die boodskap veld verpligtend te maak as </w:t>
+      </w:r>
+      <w:r>
+        <w:t>navrae</w:t>
+      </w:r>
+      <w:r>
+        <w:t xml:space="preserve"> gekies is.</w:t>
+      </w:r>
+    </w:p>
+    <w:p>
+      <w:pPr>
+        <w:pStyle w:val="ListParagraph"/>
+        <w:numPr>
+          <w:ilvl w:val="0"/>
+          <w:numId w:val="48"/>
+        </w:numPr>
+        <w:ind w:left="567" w:hanging="283"/>
+      </w:pPr>
+      <w:r>
+        <w:t>Ek gebruik dit vir my hamburger menu op mobiel</w:t>
+      </w:r>
+      <w:r>
+        <w:t xml:space="preserve"> waneer dit oopgemaak word , skakels en gekose subskakels wys en die ikoon verander van 3 strepies na ‘n kruisie.</w:t>
+      </w:r>
+    </w:p>
+    <w:p>
+      <w:pPr>
+        <w:pStyle w:val="ListParagraph"/>
+        <w:numPr>
+          <w:ilvl w:val="0"/>
+          <w:numId w:val="48"/>
+        </w:numPr>
+        <w:ind w:left="567" w:hanging="283"/>
+      </w:pPr>
+      <w:r>
+        <w:t>Ek gebruik dit vir my skakel knoppie op my video se in vervaag animasie en vir my split afdelings se in vervaag animasie.</w:t>
+      </w:r>
+    </w:p>
+    <w:p>
+      <w:pPr>
+        <w:pStyle w:val="ListParagraph"/>
+        <w:numPr>
+          <w:ilvl w:val="0"/>
+          <w:numId w:val="48"/>
+        </w:numPr>
+        <w:ind w:left="567" w:hanging="283"/>
+      </w:pPr>
+      <w:r>
+        <w:t>Ek gebruik dit ook vir my terug na bo koppie sodat dit eers wys waneer jy verby ‘n sekere punt op die webblad is</w:t>
+      </w:r>
+    </w:p>
+    <w:p>
+      <w:pPr>
+        <w:pStyle w:val="Heading3"/>
+        <w:spacing w:after="240"/>
+      </w:pPr>
+      <w:bookmarkStart w:id="15" w:name="_Toc226443023"/>
+      <w:bookmarkStart w:id="16" w:name="_Toc226457390"/>
+      <w:r>
+        <w:t>Multimedia</w:t>
+      </w:r>
+      <w:bookmarkEnd w:id="15"/>
+      <w:bookmarkEnd w:id="16"/>
+    </w:p>
+    <w:p>
+      <w:pPr>
+        <w:pStyle w:val="ListParagraph"/>
+        <w:numPr>
+          <w:ilvl w:val="0"/>
+          <w:numId w:val="49"/>
+        </w:numPr>
+        <w:spacing w:after="0"/>
+      </w:pPr>
+      <w:r>
+        <w:t>Ek het verskeie prente wat ek gebruik en dan het ek ook ‘n bemarking video wat die plaas wys en aktiwiteite wat jy op die plaas kan doen.</w:t>
+      </w:r>
+    </w:p>
+    <w:p>
+      <w:pPr>
+        <w:pStyle w:val="ListParagraph"/>
+        <w:numPr>
+          <w:ilvl w:val="0"/>
+          <w:numId w:val="49"/>
+        </w:numPr>
+      </w:pPr>
+      <w:r>
+        <w:t xml:space="preserve">Ek het </w:t>
+      </w:r>
+      <w:r>
+        <w:t>ook captions vir my video wat ek deur CSS formateer het.</w:t>
       </w:r>
     </w:p>
     <w:sectPr>
@@ -1009,6 +2426,155 @@
 <file path=word/numbering.xml><?xml version="1.0" encoding="utf-8"?>
 <w:numbering xmlns:wpc="http://schemas.microsoft.com/office/word/2010/wordprocessingCanvas" xmlns:cx="http://schemas.microsoft.com/office/drawing/2014/chartex" xmlns:cx1="http://schemas.microsoft.com/office/drawing/2015/9/8/chartex" xmlns:cx2="http://schemas.microsoft.com/office/drawing/2015/10/21/chartex" xmlns:cx3="http://schemas.microsoft.com/office/drawing/2016/5/9/chartex" xmlns:cx4="http://schemas.microsoft.com/office/drawing/2016/5/10/chartex" xmlns:cx5="http://schemas.microsoft.com/office/drawing/2016/5/11/chartex" xmlns:cx6="http://schemas.microsoft.com/office/drawing/2016/5/12/chartex" xmlns:cx7="http://schemas.microsoft.com/office/drawing/2016/5/13/chartex" xmlns:cx8="http://schemas.microsoft.com/office/drawing/2016/5/14/chartex" xmlns:mc="http://schemas.openxmlformats.org/markup-compatibility/2006" xmlns:aink="http://schemas.microsoft.com/office/drawing/2016/ink" xmlns:am3d="http://schemas.microsoft.com/office/drawing/2017/model3d" xmlns:o="urn:schemas-microsoft-com:office:office" xmlns:oel="http://schemas.microsoft.com/office/2019/extlst" xmlns:r="http://schemas.openxmlformats.org/officeDocument/2006/relationships" xmlns:m="http://schemas.openxmlformats.org/officeDocument/2006/math" xmlns:v="urn:schemas-microsoft-com:vml" xmlns:wp14="http://schemas.microsoft.com/office/word/2010/wordprocessingDrawing" xmlns:wp="http://schemas.openxmlformats.org/drawingml/2006/wordprocessingDrawing" xmlns:w10="urn:schemas-microsoft-com:office:word" xmlns:w="http://schemas.openxmlformats.org/wordprocessingml/2006/main" xmlns:w14="http://schemas.microsoft.com/office/word/2010/wordml" xmlns:w15="http://schemas.microsoft.com/office/word/2012/wordml" xmlns:w16cex="http://schemas.microsoft.com/office/word/2018/wordml/cex" xmlns:w16cid="http://schemas.microsoft.com/office/word/2016/wordml/cid" xmlns:w16="http://schemas.microsoft.com/office/word/2018/wordml" xmlns:w16du="http://schemas.microsoft.com/office/word/2023/wordml/word16du" xmlns:w16sdtdh="http://schemas.microsoft.com/office/word/2020/wordml/sdtdatahash" xmlns:w16sdtfl="http://schemas.microsoft.com/office/word/2024/wordml/sdtformatlock" xmlns:w16se="http://schemas.microsoft.com/office/word/2015/wordml/symex" xmlns:wpg="http://schemas.microsoft.com/office/word/2010/wordprocessingGroup" xmlns:wpi="http://schemas.microsoft.com/office/word/2010/wordprocessingInk" xmlns:wne="http://schemas.microsoft.com/office/word/2006/wordml" xmlns:wps="http://schemas.microsoft.com/office/word/2010/wordprocessingShape" mc:Ignorable="w14 w15 w16se w16cid w16 w16cex w16sdtdh w16sdtfl w16du wp14">
   <w:abstractNum w:abstractNumId="0" w15:restartNumberingAfterBreak="0">
+    <w:nsid w:val="04F56BF8"/>
+    <w:multiLevelType w:val="multilevel"/>
+    <w:tmpl w:val="C61471D0"/>
+    <w:lvl w:ilvl="0">
+      <w:start w:val="1"/>
+      <w:numFmt w:val="bullet"/>
+      <w:lvlText w:val=""/>
+      <w:lvlJc w:val="left"/>
+      <w:pPr>
+        <w:tabs>
+          <w:tab w:val="num" w:pos="720"/>
+        </w:tabs>
+        <w:ind w:left="720" w:hanging="360"/>
+      </w:pPr>
+      <w:rPr>
+        <w:rFonts w:ascii="Symbol" w:hAnsi="Symbol" w:hint="default"/>
+        <w:sz w:val="20"/>
+      </w:rPr>
+    </w:lvl>
+    <w:lvl w:ilvl="1" w:tentative="1">
+      <w:start w:val="1"/>
+      <w:numFmt w:val="bullet"/>
+      <w:lvlText w:val="o"/>
+      <w:lvlJc w:val="left"/>
+      <w:pPr>
+        <w:tabs>
+          <w:tab w:val="num" w:pos="1440"/>
+        </w:tabs>
+        <w:ind w:left="1440" w:hanging="360"/>
+      </w:pPr>
+      <w:rPr>
+        <w:rFonts w:ascii="Courier New" w:hAnsi="Courier New" w:hint="default"/>
+        <w:sz w:val="20"/>
+      </w:rPr>
+    </w:lvl>
+    <w:lvl w:ilvl="2" w:tentative="1">
+      <w:start w:val="1"/>
+      <w:numFmt w:val="bullet"/>
+      <w:lvlText w:val=""/>
+      <w:lvlJc w:val="left"/>
+      <w:pPr>
+        <w:tabs>
+          <w:tab w:val="num" w:pos="2160"/>
+        </w:tabs>
+        <w:ind w:left="2160" w:hanging="360"/>
+      </w:pPr>
+      <w:rPr>
+        <w:rFonts w:ascii="Wingdings" w:hAnsi="Wingdings" w:hint="default"/>
+        <w:sz w:val="20"/>
+      </w:rPr>
+    </w:lvl>
+    <w:lvl w:ilvl="3" w:tentative="1">
+      <w:start w:val="1"/>
+      <w:numFmt w:val="bullet"/>
+      <w:lvlText w:val=""/>
+      <w:lvlJc w:val="left"/>
+      <w:pPr>
+        <w:tabs>
+          <w:tab w:val="num" w:pos="2880"/>
+        </w:tabs>
+        <w:ind w:left="2880" w:hanging="360"/>
+      </w:pPr>
+      <w:rPr>
+        <w:rFonts w:ascii="Wingdings" w:hAnsi="Wingdings" w:hint="default"/>
+        <w:sz w:val="20"/>
+      </w:rPr>
+    </w:lvl>
+    <w:lvl w:ilvl="4" w:tentative="1">
+      <w:start w:val="1"/>
+      <w:numFmt w:val="bullet"/>
+      <w:lvlText w:val=""/>
+      <w:lvlJc w:val="left"/>
+      <w:pPr>
+        <w:tabs>
+          <w:tab w:val="num" w:pos="3600"/>
+        </w:tabs>
+        <w:ind w:left="3600" w:hanging="360"/>
+      </w:pPr>
+      <w:rPr>
+        <w:rFonts w:ascii="Wingdings" w:hAnsi="Wingdings" w:hint="default"/>
+        <w:sz w:val="20"/>
+      </w:rPr>
+    </w:lvl>
+    <w:lvl w:ilvl="5" w:tentative="1">
+      <w:start w:val="1"/>
+      <w:numFmt w:val="bullet"/>
+      <w:lvlText w:val=""/>
+      <w:lvlJc w:val="left"/>
+      <w:pPr>
+        <w:tabs>
+          <w:tab w:val="num" w:pos="4320"/>
+        </w:tabs>
+        <w:ind w:left="4320" w:hanging="360"/>
+      </w:pPr>
+      <w:rPr>
+        <w:rFonts w:ascii="Wingdings" w:hAnsi="Wingdings" w:hint="default"/>
+        <w:sz w:val="20"/>
+      </w:rPr>
+    </w:lvl>
+    <w:lvl w:ilvl="6" w:tentative="1">
+      <w:start w:val="1"/>
+      <w:numFmt w:val="bullet"/>
+      <w:lvlText w:val=""/>
+      <w:lvlJc w:val="left"/>
+      <w:pPr>
+        <w:tabs>
+          <w:tab w:val="num" w:pos="5040"/>
+        </w:tabs>
+        <w:ind w:left="5040" w:hanging="360"/>
+      </w:pPr>
+      <w:rPr>
+        <w:rFonts w:ascii="Wingdings" w:hAnsi="Wingdings" w:hint="default"/>
+        <w:sz w:val="20"/>
+      </w:rPr>
+    </w:lvl>
+    <w:lvl w:ilvl="7" w:tentative="1">
+      <w:start w:val="1"/>
+      <w:numFmt w:val="bullet"/>
+      <w:lvlText w:val=""/>
+      <w:lvlJc w:val="left"/>
+      <w:pPr>
+        <w:tabs>
+          <w:tab w:val="num" w:pos="5760"/>
+        </w:tabs>
+        <w:ind w:left="5760" w:hanging="360"/>
+      </w:pPr>
+      <w:rPr>
+        <w:rFonts w:ascii="Wingdings" w:hAnsi="Wingdings" w:hint="default"/>
+        <w:sz w:val="20"/>
+      </w:rPr>
+    </w:lvl>
+    <w:lvl w:ilvl="8" w:tentative="1">
+      <w:start w:val="1"/>
+      <w:numFmt w:val="bullet"/>
+      <w:lvlText w:val=""/>
+      <w:lvlJc w:val="left"/>
+      <w:pPr>
+        <w:tabs>
+          <w:tab w:val="num" w:pos="6480"/>
+        </w:tabs>
+        <w:ind w:left="6480" w:hanging="360"/>
+      </w:pPr>
+      <w:rPr>
+        <w:rFonts w:ascii="Wingdings" w:hAnsi="Wingdings" w:hint="default"/>
+        <w:sz w:val="20"/>
+      </w:rPr>
+    </w:lvl>
+  </w:abstractNum>
+  <w:abstractNum w:abstractNumId="1" w15:restartNumberingAfterBreak="0">
     <w:nsid w:val="05745977"/>
     <w:multiLevelType w:val="hybridMultilevel"/>
     <w:tmpl w:val="DBF86CA2"/>
@@ -1094,7 +2660,7 @@
       </w:pPr>
     </w:lvl>
   </w:abstractNum>
-  <w:abstractNum w:abstractNumId="1" w15:restartNumberingAfterBreak="0">
+  <w:abstractNum w:abstractNumId="2" w15:restartNumberingAfterBreak="0">
     <w:nsid w:val="068F4424"/>
     <w:multiLevelType w:val="hybridMultilevel"/>
     <w:tmpl w:val="B358E402"/>
@@ -1207,7 +2773,7 @@
       </w:rPr>
     </w:lvl>
   </w:abstractNum>
-  <w:abstractNum w:abstractNumId="2" w15:restartNumberingAfterBreak="0">
+  <w:abstractNum w:abstractNumId="3" w15:restartNumberingAfterBreak="0">
     <w:nsid w:val="07324250"/>
     <w:multiLevelType w:val="hybridMultilevel"/>
     <w:tmpl w:val="DBF86CA2"/>
@@ -1293,7 +2859,120 @@
       </w:pPr>
     </w:lvl>
   </w:abstractNum>
-  <w:abstractNum w:abstractNumId="3" w15:restartNumberingAfterBreak="0">
+  <w:abstractNum w:abstractNumId="4" w15:restartNumberingAfterBreak="0">
+    <w:nsid w:val="07A85D41"/>
+    <w:multiLevelType w:val="hybridMultilevel"/>
+    <w:tmpl w:val="8160D3F6"/>
+    <w:lvl w:ilvl="0" w:tplc="1C090001">
+      <w:start w:val="1"/>
+      <w:numFmt w:val="bullet"/>
+      <w:lvlText w:val=""/>
+      <w:lvlJc w:val="left"/>
+      <w:pPr>
+        <w:ind w:left="720" w:hanging="360"/>
+      </w:pPr>
+      <w:rPr>
+        <w:rFonts w:ascii="Symbol" w:hAnsi="Symbol" w:hint="default"/>
+      </w:rPr>
+    </w:lvl>
+    <w:lvl w:ilvl="1" w:tplc="1C090003" w:tentative="1">
+      <w:start w:val="1"/>
+      <w:numFmt w:val="bullet"/>
+      <w:lvlText w:val="o"/>
+      <w:lvlJc w:val="left"/>
+      <w:pPr>
+        <w:ind w:left="1440" w:hanging="360"/>
+      </w:pPr>
+      <w:rPr>
+        <w:rFonts w:ascii="Courier New" w:hAnsi="Courier New" w:cs="Courier New" w:hint="default"/>
+      </w:rPr>
+    </w:lvl>
+    <w:lvl w:ilvl="2" w:tplc="1C090005" w:tentative="1">
+      <w:start w:val="1"/>
+      <w:numFmt w:val="bullet"/>
+      <w:lvlText w:val=""/>
+      <w:lvlJc w:val="left"/>
+      <w:pPr>
+        <w:ind w:left="2160" w:hanging="360"/>
+      </w:pPr>
+      <w:rPr>
+        <w:rFonts w:ascii="Wingdings" w:hAnsi="Wingdings" w:hint="default"/>
+      </w:rPr>
+    </w:lvl>
+    <w:lvl w:ilvl="3" w:tplc="1C090001" w:tentative="1">
+      <w:start w:val="1"/>
+      <w:numFmt w:val="bullet"/>
+      <w:lvlText w:val=""/>
+      <w:lvlJc w:val="left"/>
+      <w:pPr>
+        <w:ind w:left="2880" w:hanging="360"/>
+      </w:pPr>
+      <w:rPr>
+        <w:rFonts w:ascii="Symbol" w:hAnsi="Symbol" w:hint="default"/>
+      </w:rPr>
+    </w:lvl>
+    <w:lvl w:ilvl="4" w:tplc="1C090003" w:tentative="1">
+      <w:start w:val="1"/>
+      <w:numFmt w:val="bullet"/>
+      <w:lvlText w:val="o"/>
+      <w:lvlJc w:val="left"/>
+      <w:pPr>
+        <w:ind w:left="3600" w:hanging="360"/>
+      </w:pPr>
+      <w:rPr>
+        <w:rFonts w:ascii="Courier New" w:hAnsi="Courier New" w:cs="Courier New" w:hint="default"/>
+      </w:rPr>
+    </w:lvl>
+    <w:lvl w:ilvl="5" w:tplc="1C090005" w:tentative="1">
+      <w:start w:val="1"/>
+      <w:numFmt w:val="bullet"/>
+      <w:lvlText w:val=""/>
+      <w:lvlJc w:val="left"/>
+      <w:pPr>
+        <w:ind w:left="4320" w:hanging="360"/>
+      </w:pPr>
+      <w:rPr>
+        <w:rFonts w:ascii="Wingdings" w:hAnsi="Wingdings" w:hint="default"/>
+      </w:rPr>
+    </w:lvl>
+    <w:lvl w:ilvl="6" w:tplc="1C090001" w:tentative="1">
+      <w:start w:val="1"/>
+      <w:numFmt w:val="bullet"/>
+      <w:lvlText w:val=""/>
+      <w:lvlJc w:val="left"/>
+      <w:pPr>
+        <w:ind w:left="5040" w:hanging="360"/>
+      </w:pPr>
+      <w:rPr>
+        <w:rFonts w:ascii="Symbol" w:hAnsi="Symbol" w:hint="default"/>
+      </w:rPr>
+    </w:lvl>
+    <w:lvl w:ilvl="7" w:tplc="1C090003" w:tentative="1">
+      <w:start w:val="1"/>
+      <w:numFmt w:val="bullet"/>
+      <w:lvlText w:val="o"/>
+      <w:lvlJc w:val="left"/>
+      <w:pPr>
+        <w:ind w:left="5760" w:hanging="360"/>
+      </w:pPr>
+      <w:rPr>
+        <w:rFonts w:ascii="Courier New" w:hAnsi="Courier New" w:cs="Courier New" w:hint="default"/>
+      </w:rPr>
+    </w:lvl>
+    <w:lvl w:ilvl="8" w:tplc="1C090005" w:tentative="1">
+      <w:start w:val="1"/>
+      <w:numFmt w:val="bullet"/>
+      <w:lvlText w:val=""/>
+      <w:lvlJc w:val="left"/>
+      <w:pPr>
+        <w:ind w:left="6480" w:hanging="360"/>
+      </w:pPr>
+      <w:rPr>
+        <w:rFonts w:ascii="Wingdings" w:hAnsi="Wingdings" w:hint="default"/>
+      </w:rPr>
+    </w:lvl>
+  </w:abstractNum>
+  <w:abstractNum w:abstractNumId="5" w15:restartNumberingAfterBreak="0">
     <w:nsid w:val="0A0B6FC0"/>
     <w:multiLevelType w:val="hybridMultilevel"/>
     <w:tmpl w:val="DBF86CA2"/>
@@ -1379,7 +3058,7 @@
       </w:pPr>
     </w:lvl>
   </w:abstractNum>
-  <w:abstractNum w:abstractNumId="4" w15:restartNumberingAfterBreak="0">
+  <w:abstractNum w:abstractNumId="6" w15:restartNumberingAfterBreak="0">
     <w:nsid w:val="1673695B"/>
     <w:multiLevelType w:val="hybridMultilevel"/>
     <w:tmpl w:val="E78A3430"/>
@@ -1465,7 +3144,7 @@
       </w:pPr>
     </w:lvl>
   </w:abstractNum>
-  <w:abstractNum w:abstractNumId="5" w15:restartNumberingAfterBreak="0">
+  <w:abstractNum w:abstractNumId="7" w15:restartNumberingAfterBreak="0">
     <w:nsid w:val="1B251680"/>
     <w:multiLevelType w:val="multilevel"/>
     <w:tmpl w:val="3DA67334"/>
@@ -1578,7 +3257,7 @@
       </w:rPr>
     </w:lvl>
   </w:abstractNum>
-  <w:abstractNum w:abstractNumId="6" w15:restartNumberingAfterBreak="0">
+  <w:abstractNum w:abstractNumId="8" w15:restartNumberingAfterBreak="0">
     <w:nsid w:val="1C19292C"/>
     <w:multiLevelType w:val="hybridMultilevel"/>
     <w:tmpl w:val="7B8888A8"/>
@@ -1664,7 +3343,7 @@
       </w:pPr>
     </w:lvl>
   </w:abstractNum>
-  <w:abstractNum w:abstractNumId="7" w15:restartNumberingAfterBreak="0">
+  <w:abstractNum w:abstractNumId="9" w15:restartNumberingAfterBreak="0">
     <w:nsid w:val="1C3011F9"/>
     <w:multiLevelType w:val="hybridMultilevel"/>
     <w:tmpl w:val="67F0E3C2"/>
@@ -1750,7 +3429,7 @@
       </w:pPr>
     </w:lvl>
   </w:abstractNum>
-  <w:abstractNum w:abstractNumId="8" w15:restartNumberingAfterBreak="0">
+  <w:abstractNum w:abstractNumId="10" w15:restartNumberingAfterBreak="0">
     <w:nsid w:val="22A43600"/>
     <w:multiLevelType w:val="hybridMultilevel"/>
     <w:tmpl w:val="A7C81A8E"/>
@@ -1836,7 +3515,7 @@
       </w:pPr>
     </w:lvl>
   </w:abstractNum>
-  <w:abstractNum w:abstractNumId="9" w15:restartNumberingAfterBreak="0">
+  <w:abstractNum w:abstractNumId="11" w15:restartNumberingAfterBreak="0">
     <w:nsid w:val="236E6936"/>
     <w:multiLevelType w:val="hybridMultilevel"/>
     <w:tmpl w:val="2544E968"/>
@@ -1922,7 +3601,7 @@
       </w:pPr>
     </w:lvl>
   </w:abstractNum>
-  <w:abstractNum w:abstractNumId="10" w15:restartNumberingAfterBreak="0">
+  <w:abstractNum w:abstractNumId="12" w15:restartNumberingAfterBreak="0">
     <w:nsid w:val="23A7638E"/>
     <w:multiLevelType w:val="hybridMultilevel"/>
     <w:tmpl w:val="DBF86CA2"/>
@@ -2008,7 +3687,7 @@
       </w:pPr>
     </w:lvl>
   </w:abstractNum>
-  <w:abstractNum w:abstractNumId="11" w15:restartNumberingAfterBreak="0">
+  <w:abstractNum w:abstractNumId="13" w15:restartNumberingAfterBreak="0">
     <w:nsid w:val="250D2637"/>
     <w:multiLevelType w:val="multilevel"/>
     <w:tmpl w:val="3DA67334"/>
@@ -2121,7 +3800,7 @@
       </w:rPr>
     </w:lvl>
   </w:abstractNum>
-  <w:abstractNum w:abstractNumId="12" w15:restartNumberingAfterBreak="0">
+  <w:abstractNum w:abstractNumId="14" w15:restartNumberingAfterBreak="0">
     <w:nsid w:val="27BE5357"/>
     <w:multiLevelType w:val="hybridMultilevel"/>
     <w:tmpl w:val="D742B84E"/>
@@ -2207,7 +3886,7 @@
       </w:pPr>
     </w:lvl>
   </w:abstractNum>
-  <w:abstractNum w:abstractNumId="13" w15:restartNumberingAfterBreak="0">
+  <w:abstractNum w:abstractNumId="15" w15:restartNumberingAfterBreak="0">
     <w:nsid w:val="2AAC448A"/>
     <w:multiLevelType w:val="hybridMultilevel"/>
     <w:tmpl w:val="498E2126"/>
@@ -2293,7 +3972,7 @@
       </w:pPr>
     </w:lvl>
   </w:abstractNum>
-  <w:abstractNum w:abstractNumId="14" w15:restartNumberingAfterBreak="0">
+  <w:abstractNum w:abstractNumId="16" w15:restartNumberingAfterBreak="0">
     <w:nsid w:val="2BD554B9"/>
     <w:multiLevelType w:val="hybridMultilevel"/>
     <w:tmpl w:val="EF9E086E"/>
@@ -2379,7 +4058,7 @@
       </w:pPr>
     </w:lvl>
   </w:abstractNum>
-  <w:abstractNum w:abstractNumId="15" w15:restartNumberingAfterBreak="0">
+  <w:abstractNum w:abstractNumId="17" w15:restartNumberingAfterBreak="0">
     <w:nsid w:val="344C150D"/>
     <w:multiLevelType w:val="hybridMultilevel"/>
     <w:tmpl w:val="89B2E39A"/>
@@ -2492,7 +4171,7 @@
       </w:rPr>
     </w:lvl>
   </w:abstractNum>
-  <w:abstractNum w:abstractNumId="16" w15:restartNumberingAfterBreak="0">
+  <w:abstractNum w:abstractNumId="18" w15:restartNumberingAfterBreak="0">
     <w:nsid w:val="38C05D67"/>
     <w:multiLevelType w:val="hybridMultilevel"/>
     <w:tmpl w:val="E64453B4"/>
@@ -2578,7 +4257,120 @@
       </w:pPr>
     </w:lvl>
   </w:abstractNum>
-  <w:abstractNum w:abstractNumId="17" w15:restartNumberingAfterBreak="0">
+  <w:abstractNum w:abstractNumId="19" w15:restartNumberingAfterBreak="0">
+    <w:nsid w:val="3A307D33"/>
+    <w:multiLevelType w:val="hybridMultilevel"/>
+    <w:tmpl w:val="C6F4F316"/>
+    <w:lvl w:ilvl="0" w:tplc="1C090001">
+      <w:start w:val="1"/>
+      <w:numFmt w:val="bullet"/>
+      <w:lvlText w:val=""/>
+      <w:lvlJc w:val="left"/>
+      <w:pPr>
+        <w:ind w:left="720" w:hanging="360"/>
+      </w:pPr>
+      <w:rPr>
+        <w:rFonts w:ascii="Symbol" w:hAnsi="Symbol" w:hint="default"/>
+      </w:rPr>
+    </w:lvl>
+    <w:lvl w:ilvl="1" w:tplc="1C090003" w:tentative="1">
+      <w:start w:val="1"/>
+      <w:numFmt w:val="bullet"/>
+      <w:lvlText w:val="o"/>
+      <w:lvlJc w:val="left"/>
+      <w:pPr>
+        <w:ind w:left="1440" w:hanging="360"/>
+      </w:pPr>
+      <w:rPr>
+        <w:rFonts w:ascii="Courier New" w:hAnsi="Courier New" w:cs="Courier New" w:hint="default"/>
+      </w:rPr>
+    </w:lvl>
+    <w:lvl w:ilvl="2" w:tplc="1C090005" w:tentative="1">
+      <w:start w:val="1"/>
+      <w:numFmt w:val="bullet"/>
+      <w:lvlText w:val=""/>
+      <w:lvlJc w:val="left"/>
+      <w:pPr>
+        <w:ind w:left="2160" w:hanging="360"/>
+      </w:pPr>
+      <w:rPr>
+        <w:rFonts w:ascii="Wingdings" w:hAnsi="Wingdings" w:hint="default"/>
+      </w:rPr>
+    </w:lvl>
+    <w:lvl w:ilvl="3" w:tplc="1C090001" w:tentative="1">
+      <w:start w:val="1"/>
+      <w:numFmt w:val="bullet"/>
+      <w:lvlText w:val=""/>
+      <w:lvlJc w:val="left"/>
+      <w:pPr>
+        <w:ind w:left="2880" w:hanging="360"/>
+      </w:pPr>
+      <w:rPr>
+        <w:rFonts w:ascii="Symbol" w:hAnsi="Symbol" w:hint="default"/>
+      </w:rPr>
+    </w:lvl>
+    <w:lvl w:ilvl="4" w:tplc="1C090003" w:tentative="1">
+      <w:start w:val="1"/>
+      <w:numFmt w:val="bullet"/>
+      <w:lvlText w:val="o"/>
+      <w:lvlJc w:val="left"/>
+      <w:pPr>
+        <w:ind w:left="3600" w:hanging="360"/>
+      </w:pPr>
+      <w:rPr>
+        <w:rFonts w:ascii="Courier New" w:hAnsi="Courier New" w:cs="Courier New" w:hint="default"/>
+      </w:rPr>
+    </w:lvl>
+    <w:lvl w:ilvl="5" w:tplc="1C090005" w:tentative="1">
+      <w:start w:val="1"/>
+      <w:numFmt w:val="bullet"/>
+      <w:lvlText w:val=""/>
+      <w:lvlJc w:val="left"/>
+      <w:pPr>
+        <w:ind w:left="4320" w:hanging="360"/>
+      </w:pPr>
+      <w:rPr>
+        <w:rFonts w:ascii="Wingdings" w:hAnsi="Wingdings" w:hint="default"/>
+      </w:rPr>
+    </w:lvl>
+    <w:lvl w:ilvl="6" w:tplc="1C090001" w:tentative="1">
+      <w:start w:val="1"/>
+      <w:numFmt w:val="bullet"/>
+      <w:lvlText w:val=""/>
+      <w:lvlJc w:val="left"/>
+      <w:pPr>
+        <w:ind w:left="5040" w:hanging="360"/>
+      </w:pPr>
+      <w:rPr>
+        <w:rFonts w:ascii="Symbol" w:hAnsi="Symbol" w:hint="default"/>
+      </w:rPr>
+    </w:lvl>
+    <w:lvl w:ilvl="7" w:tplc="1C090003" w:tentative="1">
+      <w:start w:val="1"/>
+      <w:numFmt w:val="bullet"/>
+      <w:lvlText w:val="o"/>
+      <w:lvlJc w:val="left"/>
+      <w:pPr>
+        <w:ind w:left="5760" w:hanging="360"/>
+      </w:pPr>
+      <w:rPr>
+        <w:rFonts w:ascii="Courier New" w:hAnsi="Courier New" w:cs="Courier New" w:hint="default"/>
+      </w:rPr>
+    </w:lvl>
+    <w:lvl w:ilvl="8" w:tplc="1C090005" w:tentative="1">
+      <w:start w:val="1"/>
+      <w:numFmt w:val="bullet"/>
+      <w:lvlText w:val=""/>
+      <w:lvlJc w:val="left"/>
+      <w:pPr>
+        <w:ind w:left="6480" w:hanging="360"/>
+      </w:pPr>
+      <w:rPr>
+        <w:rFonts w:ascii="Wingdings" w:hAnsi="Wingdings" w:hint="default"/>
+      </w:rPr>
+    </w:lvl>
+  </w:abstractNum>
+  <w:abstractNum w:abstractNumId="20" w15:restartNumberingAfterBreak="0">
     <w:nsid w:val="3B15529C"/>
     <w:multiLevelType w:val="hybridMultilevel"/>
     <w:tmpl w:val="E78A3430"/>
@@ -2664,7 +4456,7 @@
       </w:pPr>
     </w:lvl>
   </w:abstractNum>
-  <w:abstractNum w:abstractNumId="18" w15:restartNumberingAfterBreak="0">
+  <w:abstractNum w:abstractNumId="21" w15:restartNumberingAfterBreak="0">
     <w:nsid w:val="3C332BD1"/>
     <w:multiLevelType w:val="multilevel"/>
     <w:tmpl w:val="1C09001F"/>
@@ -2750,7 +4542,7 @@
       </w:pPr>
     </w:lvl>
   </w:abstractNum>
-  <w:abstractNum w:abstractNumId="19" w15:restartNumberingAfterBreak="0">
+  <w:abstractNum w:abstractNumId="22" w15:restartNumberingAfterBreak="0">
     <w:nsid w:val="3D5A69CC"/>
     <w:multiLevelType w:val="hybridMultilevel"/>
     <w:tmpl w:val="29A29BCE"/>
@@ -2836,7 +4628,7 @@
       </w:pPr>
     </w:lvl>
   </w:abstractNum>
-  <w:abstractNum w:abstractNumId="20" w15:restartNumberingAfterBreak="0">
+  <w:abstractNum w:abstractNumId="23" w15:restartNumberingAfterBreak="0">
     <w:nsid w:val="3D691AE2"/>
     <w:multiLevelType w:val="multilevel"/>
     <w:tmpl w:val="3DA67334"/>
@@ -2949,7 +4741,7 @@
       </w:rPr>
     </w:lvl>
   </w:abstractNum>
-  <w:abstractNum w:abstractNumId="21" w15:restartNumberingAfterBreak="0">
+  <w:abstractNum w:abstractNumId="24" w15:restartNumberingAfterBreak="0">
     <w:nsid w:val="3E550233"/>
     <w:multiLevelType w:val="hybridMultilevel"/>
     <w:tmpl w:val="0F022560"/>
@@ -3035,7 +4827,7 @@
       </w:pPr>
     </w:lvl>
   </w:abstractNum>
-  <w:abstractNum w:abstractNumId="22" w15:restartNumberingAfterBreak="0">
+  <w:abstractNum w:abstractNumId="25" w15:restartNumberingAfterBreak="0">
     <w:nsid w:val="3FF60F04"/>
     <w:multiLevelType w:val="hybridMultilevel"/>
     <w:tmpl w:val="6D909AFA"/>
@@ -3148,7 +4940,685 @@
       </w:rPr>
     </w:lvl>
   </w:abstractNum>
-  <w:abstractNum w:abstractNumId="23" w15:restartNumberingAfterBreak="0">
+  <w:abstractNum w:abstractNumId="26" w15:restartNumberingAfterBreak="0">
+    <w:nsid w:val="47BF3C03"/>
+    <w:multiLevelType w:val="hybridMultilevel"/>
+    <w:tmpl w:val="21EA8876"/>
+    <w:lvl w:ilvl="0" w:tplc="1C090001">
+      <w:start w:val="1"/>
+      <w:numFmt w:val="bullet"/>
+      <w:lvlText w:val=""/>
+      <w:lvlJc w:val="left"/>
+      <w:pPr>
+        <w:ind w:left="720" w:hanging="360"/>
+      </w:pPr>
+      <w:rPr>
+        <w:rFonts w:ascii="Symbol" w:hAnsi="Symbol" w:hint="default"/>
+      </w:rPr>
+    </w:lvl>
+    <w:lvl w:ilvl="1" w:tplc="1C090003" w:tentative="1">
+      <w:start w:val="1"/>
+      <w:numFmt w:val="bullet"/>
+      <w:lvlText w:val="o"/>
+      <w:lvlJc w:val="left"/>
+      <w:pPr>
+        <w:ind w:left="1440" w:hanging="360"/>
+      </w:pPr>
+      <w:rPr>
+        <w:rFonts w:ascii="Courier New" w:hAnsi="Courier New" w:cs="Courier New" w:hint="default"/>
+      </w:rPr>
+    </w:lvl>
+    <w:lvl w:ilvl="2" w:tplc="1C090005" w:tentative="1">
+      <w:start w:val="1"/>
+      <w:numFmt w:val="bullet"/>
+      <w:lvlText w:val=""/>
+      <w:lvlJc w:val="left"/>
+      <w:pPr>
+        <w:ind w:left="2160" w:hanging="360"/>
+      </w:pPr>
+      <w:rPr>
+        <w:rFonts w:ascii="Wingdings" w:hAnsi="Wingdings" w:hint="default"/>
+      </w:rPr>
+    </w:lvl>
+    <w:lvl w:ilvl="3" w:tplc="1C090001" w:tentative="1">
+      <w:start w:val="1"/>
+      <w:numFmt w:val="bullet"/>
+      <w:lvlText w:val=""/>
+      <w:lvlJc w:val="left"/>
+      <w:pPr>
+        <w:ind w:left="2880" w:hanging="360"/>
+      </w:pPr>
+      <w:rPr>
+        <w:rFonts w:ascii="Symbol" w:hAnsi="Symbol" w:hint="default"/>
+      </w:rPr>
+    </w:lvl>
+    <w:lvl w:ilvl="4" w:tplc="1C090003" w:tentative="1">
+      <w:start w:val="1"/>
+      <w:numFmt w:val="bullet"/>
+      <w:lvlText w:val="o"/>
+      <w:lvlJc w:val="left"/>
+      <w:pPr>
+        <w:ind w:left="3600" w:hanging="360"/>
+      </w:pPr>
+      <w:rPr>
+        <w:rFonts w:ascii="Courier New" w:hAnsi="Courier New" w:cs="Courier New" w:hint="default"/>
+      </w:rPr>
+    </w:lvl>
+    <w:lvl w:ilvl="5" w:tplc="1C090005" w:tentative="1">
+      <w:start w:val="1"/>
+      <w:numFmt w:val="bullet"/>
+      <w:lvlText w:val=""/>
+      <w:lvlJc w:val="left"/>
+      <w:pPr>
+        <w:ind w:left="4320" w:hanging="360"/>
+      </w:pPr>
+      <w:rPr>
+        <w:rFonts w:ascii="Wingdings" w:hAnsi="Wingdings" w:hint="default"/>
+      </w:rPr>
+    </w:lvl>
+    <w:lvl w:ilvl="6" w:tplc="1C090001" w:tentative="1">
+      <w:start w:val="1"/>
+      <w:numFmt w:val="bullet"/>
+      <w:lvlText w:val=""/>
+      <w:lvlJc w:val="left"/>
+      <w:pPr>
+        <w:ind w:left="5040" w:hanging="360"/>
+      </w:pPr>
+      <w:rPr>
+        <w:rFonts w:ascii="Symbol" w:hAnsi="Symbol" w:hint="default"/>
+      </w:rPr>
+    </w:lvl>
+    <w:lvl w:ilvl="7" w:tplc="1C090003" w:tentative="1">
+      <w:start w:val="1"/>
+      <w:numFmt w:val="bullet"/>
+      <w:lvlText w:val="o"/>
+      <w:lvlJc w:val="left"/>
+      <w:pPr>
+        <w:ind w:left="5760" w:hanging="360"/>
+      </w:pPr>
+      <w:rPr>
+        <w:rFonts w:ascii="Courier New" w:hAnsi="Courier New" w:cs="Courier New" w:hint="default"/>
+      </w:rPr>
+    </w:lvl>
+    <w:lvl w:ilvl="8" w:tplc="1C090005" w:tentative="1">
+      <w:start w:val="1"/>
+      <w:numFmt w:val="bullet"/>
+      <w:lvlText w:val=""/>
+      <w:lvlJc w:val="left"/>
+      <w:pPr>
+        <w:ind w:left="6480" w:hanging="360"/>
+      </w:pPr>
+      <w:rPr>
+        <w:rFonts w:ascii="Wingdings" w:hAnsi="Wingdings" w:hint="default"/>
+      </w:rPr>
+    </w:lvl>
+  </w:abstractNum>
+  <w:abstractNum w:abstractNumId="27" w15:restartNumberingAfterBreak="0">
+    <w:nsid w:val="48ED01D0"/>
+    <w:multiLevelType w:val="hybridMultilevel"/>
+    <w:tmpl w:val="B02E40A0"/>
+    <w:lvl w:ilvl="0" w:tplc="1C090001">
+      <w:start w:val="1"/>
+      <w:numFmt w:val="bullet"/>
+      <w:lvlText w:val=""/>
+      <w:lvlJc w:val="left"/>
+      <w:pPr>
+        <w:ind w:left="360" w:hanging="360"/>
+      </w:pPr>
+      <w:rPr>
+        <w:rFonts w:ascii="Symbol" w:hAnsi="Symbol" w:hint="default"/>
+      </w:rPr>
+    </w:lvl>
+    <w:lvl w:ilvl="1" w:tplc="1C090003" w:tentative="1">
+      <w:start w:val="1"/>
+      <w:numFmt w:val="bullet"/>
+      <w:lvlText w:val="o"/>
+      <w:lvlJc w:val="left"/>
+      <w:pPr>
+        <w:ind w:left="1080" w:hanging="360"/>
+      </w:pPr>
+      <w:rPr>
+        <w:rFonts w:ascii="Courier New" w:hAnsi="Courier New" w:cs="Courier New" w:hint="default"/>
+      </w:rPr>
+    </w:lvl>
+    <w:lvl w:ilvl="2" w:tplc="1C090005" w:tentative="1">
+      <w:start w:val="1"/>
+      <w:numFmt w:val="bullet"/>
+      <w:lvlText w:val=""/>
+      <w:lvlJc w:val="left"/>
+      <w:pPr>
+        <w:ind w:left="1800" w:hanging="360"/>
+      </w:pPr>
+      <w:rPr>
+        <w:rFonts w:ascii="Wingdings" w:hAnsi="Wingdings" w:hint="default"/>
+      </w:rPr>
+    </w:lvl>
+    <w:lvl w:ilvl="3" w:tplc="1C090001" w:tentative="1">
+      <w:start w:val="1"/>
+      <w:numFmt w:val="bullet"/>
+      <w:lvlText w:val=""/>
+      <w:lvlJc w:val="left"/>
+      <w:pPr>
+        <w:ind w:left="2520" w:hanging="360"/>
+      </w:pPr>
+      <w:rPr>
+        <w:rFonts w:ascii="Symbol" w:hAnsi="Symbol" w:hint="default"/>
+      </w:rPr>
+    </w:lvl>
+    <w:lvl w:ilvl="4" w:tplc="1C090003" w:tentative="1">
+      <w:start w:val="1"/>
+      <w:numFmt w:val="bullet"/>
+      <w:lvlText w:val="o"/>
+      <w:lvlJc w:val="left"/>
+      <w:pPr>
+        <w:ind w:left="3240" w:hanging="360"/>
+      </w:pPr>
+      <w:rPr>
+        <w:rFonts w:ascii="Courier New" w:hAnsi="Courier New" w:cs="Courier New" w:hint="default"/>
+      </w:rPr>
+    </w:lvl>
+    <w:lvl w:ilvl="5" w:tplc="1C090005" w:tentative="1">
+      <w:start w:val="1"/>
+      <w:numFmt w:val="bullet"/>
+      <w:lvlText w:val=""/>
+      <w:lvlJc w:val="left"/>
+      <w:pPr>
+        <w:ind w:left="3960" w:hanging="360"/>
+      </w:pPr>
+      <w:rPr>
+        <w:rFonts w:ascii="Wingdings" w:hAnsi="Wingdings" w:hint="default"/>
+      </w:rPr>
+    </w:lvl>
+    <w:lvl w:ilvl="6" w:tplc="1C090001" w:tentative="1">
+      <w:start w:val="1"/>
+      <w:numFmt w:val="bullet"/>
+      <w:lvlText w:val=""/>
+      <w:lvlJc w:val="left"/>
+      <w:pPr>
+        <w:ind w:left="4680" w:hanging="360"/>
+      </w:pPr>
+      <w:rPr>
+        <w:rFonts w:ascii="Symbol" w:hAnsi="Symbol" w:hint="default"/>
+      </w:rPr>
+    </w:lvl>
+    <w:lvl w:ilvl="7" w:tplc="1C090003" w:tentative="1">
+      <w:start w:val="1"/>
+      <w:numFmt w:val="bullet"/>
+      <w:lvlText w:val="o"/>
+      <w:lvlJc w:val="left"/>
+      <w:pPr>
+        <w:ind w:left="5400" w:hanging="360"/>
+      </w:pPr>
+      <w:rPr>
+        <w:rFonts w:ascii="Courier New" w:hAnsi="Courier New" w:cs="Courier New" w:hint="default"/>
+      </w:rPr>
+    </w:lvl>
+    <w:lvl w:ilvl="8" w:tplc="1C090005" w:tentative="1">
+      <w:start w:val="1"/>
+      <w:numFmt w:val="bullet"/>
+      <w:lvlText w:val=""/>
+      <w:lvlJc w:val="left"/>
+      <w:pPr>
+        <w:ind w:left="6120" w:hanging="360"/>
+      </w:pPr>
+      <w:rPr>
+        <w:rFonts w:ascii="Wingdings" w:hAnsi="Wingdings" w:hint="default"/>
+      </w:rPr>
+    </w:lvl>
+  </w:abstractNum>
+  <w:abstractNum w:abstractNumId="28" w15:restartNumberingAfterBreak="0">
+    <w:nsid w:val="4E317973"/>
+    <w:multiLevelType w:val="hybridMultilevel"/>
+    <w:tmpl w:val="EF7E4D02"/>
+    <w:lvl w:ilvl="0" w:tplc="1C090001">
+      <w:start w:val="1"/>
+      <w:numFmt w:val="bullet"/>
+      <w:lvlText w:val=""/>
+      <w:lvlJc w:val="left"/>
+      <w:pPr>
+        <w:ind w:left="360" w:hanging="360"/>
+      </w:pPr>
+      <w:rPr>
+        <w:rFonts w:ascii="Symbol" w:hAnsi="Symbol" w:hint="default"/>
+      </w:rPr>
+    </w:lvl>
+    <w:lvl w:ilvl="1" w:tplc="1C090003" w:tentative="1">
+      <w:start w:val="1"/>
+      <w:numFmt w:val="bullet"/>
+      <w:lvlText w:val="o"/>
+      <w:lvlJc w:val="left"/>
+      <w:pPr>
+        <w:ind w:left="1080" w:hanging="360"/>
+      </w:pPr>
+      <w:rPr>
+        <w:rFonts w:ascii="Courier New" w:hAnsi="Courier New" w:cs="Courier New" w:hint="default"/>
+      </w:rPr>
+    </w:lvl>
+    <w:lvl w:ilvl="2" w:tplc="1C090005" w:tentative="1">
+      <w:start w:val="1"/>
+      <w:numFmt w:val="bullet"/>
+      <w:lvlText w:val=""/>
+      <w:lvlJc w:val="left"/>
+      <w:pPr>
+        <w:ind w:left="1800" w:hanging="360"/>
+      </w:pPr>
+      <w:rPr>
+        <w:rFonts w:ascii="Wingdings" w:hAnsi="Wingdings" w:hint="default"/>
+      </w:rPr>
+    </w:lvl>
+    <w:lvl w:ilvl="3" w:tplc="1C090001" w:tentative="1">
+      <w:start w:val="1"/>
+      <w:numFmt w:val="bullet"/>
+      <w:lvlText w:val=""/>
+      <w:lvlJc w:val="left"/>
+      <w:pPr>
+        <w:ind w:left="2520" w:hanging="360"/>
+      </w:pPr>
+      <w:rPr>
+        <w:rFonts w:ascii="Symbol" w:hAnsi="Symbol" w:hint="default"/>
+      </w:rPr>
+    </w:lvl>
+    <w:lvl w:ilvl="4" w:tplc="1C090003" w:tentative="1">
+      <w:start w:val="1"/>
+      <w:numFmt w:val="bullet"/>
+      <w:lvlText w:val="o"/>
+      <w:lvlJc w:val="left"/>
+      <w:pPr>
+        <w:ind w:left="3240" w:hanging="360"/>
+      </w:pPr>
+      <w:rPr>
+        <w:rFonts w:ascii="Courier New" w:hAnsi="Courier New" w:cs="Courier New" w:hint="default"/>
+      </w:rPr>
+    </w:lvl>
+    <w:lvl w:ilvl="5" w:tplc="1C090005" w:tentative="1">
+      <w:start w:val="1"/>
+      <w:numFmt w:val="bullet"/>
+      <w:lvlText w:val=""/>
+      <w:lvlJc w:val="left"/>
+      <w:pPr>
+        <w:ind w:left="3960" w:hanging="360"/>
+      </w:pPr>
+      <w:rPr>
+        <w:rFonts w:ascii="Wingdings" w:hAnsi="Wingdings" w:hint="default"/>
+      </w:rPr>
+    </w:lvl>
+    <w:lvl w:ilvl="6" w:tplc="1C090001" w:tentative="1">
+      <w:start w:val="1"/>
+      <w:numFmt w:val="bullet"/>
+      <w:lvlText w:val=""/>
+      <w:lvlJc w:val="left"/>
+      <w:pPr>
+        <w:ind w:left="4680" w:hanging="360"/>
+      </w:pPr>
+      <w:rPr>
+        <w:rFonts w:ascii="Symbol" w:hAnsi="Symbol" w:hint="default"/>
+      </w:rPr>
+    </w:lvl>
+    <w:lvl w:ilvl="7" w:tplc="1C090003" w:tentative="1">
+      <w:start w:val="1"/>
+      <w:numFmt w:val="bullet"/>
+      <w:lvlText w:val="o"/>
+      <w:lvlJc w:val="left"/>
+      <w:pPr>
+        <w:ind w:left="5400" w:hanging="360"/>
+      </w:pPr>
+      <w:rPr>
+        <w:rFonts w:ascii="Courier New" w:hAnsi="Courier New" w:cs="Courier New" w:hint="default"/>
+      </w:rPr>
+    </w:lvl>
+    <w:lvl w:ilvl="8" w:tplc="1C090005" w:tentative="1">
+      <w:start w:val="1"/>
+      <w:numFmt w:val="bullet"/>
+      <w:lvlText w:val=""/>
+      <w:lvlJc w:val="left"/>
+      <w:pPr>
+        <w:ind w:left="6120" w:hanging="360"/>
+      </w:pPr>
+      <w:rPr>
+        <w:rFonts w:ascii="Wingdings" w:hAnsi="Wingdings" w:hint="default"/>
+      </w:rPr>
+    </w:lvl>
+  </w:abstractNum>
+  <w:abstractNum w:abstractNumId="29" w15:restartNumberingAfterBreak="0">
+    <w:nsid w:val="4F900931"/>
+    <w:multiLevelType w:val="hybridMultilevel"/>
+    <w:tmpl w:val="82EC26FC"/>
+    <w:lvl w:ilvl="0" w:tplc="1C090001">
+      <w:start w:val="1"/>
+      <w:numFmt w:val="bullet"/>
+      <w:lvlText w:val=""/>
+      <w:lvlJc w:val="left"/>
+      <w:pPr>
+        <w:ind w:left="360" w:hanging="360"/>
+      </w:pPr>
+      <w:rPr>
+        <w:rFonts w:ascii="Symbol" w:hAnsi="Symbol" w:hint="default"/>
+      </w:rPr>
+    </w:lvl>
+    <w:lvl w:ilvl="1" w:tplc="1C090003" w:tentative="1">
+      <w:start w:val="1"/>
+      <w:numFmt w:val="bullet"/>
+      <w:lvlText w:val="o"/>
+      <w:lvlJc w:val="left"/>
+      <w:pPr>
+        <w:ind w:left="1080" w:hanging="360"/>
+      </w:pPr>
+      <w:rPr>
+        <w:rFonts w:ascii="Courier New" w:hAnsi="Courier New" w:cs="Courier New" w:hint="default"/>
+      </w:rPr>
+    </w:lvl>
+    <w:lvl w:ilvl="2" w:tplc="1C090005" w:tentative="1">
+      <w:start w:val="1"/>
+      <w:numFmt w:val="bullet"/>
+      <w:lvlText w:val=""/>
+      <w:lvlJc w:val="left"/>
+      <w:pPr>
+        <w:ind w:left="1800" w:hanging="360"/>
+      </w:pPr>
+      <w:rPr>
+        <w:rFonts w:ascii="Wingdings" w:hAnsi="Wingdings" w:hint="default"/>
+      </w:rPr>
+    </w:lvl>
+    <w:lvl w:ilvl="3" w:tplc="1C090001" w:tentative="1">
+      <w:start w:val="1"/>
+      <w:numFmt w:val="bullet"/>
+      <w:lvlText w:val=""/>
+      <w:lvlJc w:val="left"/>
+      <w:pPr>
+        <w:ind w:left="2520" w:hanging="360"/>
+      </w:pPr>
+      <w:rPr>
+        <w:rFonts w:ascii="Symbol" w:hAnsi="Symbol" w:hint="default"/>
+      </w:rPr>
+    </w:lvl>
+    <w:lvl w:ilvl="4" w:tplc="1C090003" w:tentative="1">
+      <w:start w:val="1"/>
+      <w:numFmt w:val="bullet"/>
+      <w:lvlText w:val="o"/>
+      <w:lvlJc w:val="left"/>
+      <w:pPr>
+        <w:ind w:left="3240" w:hanging="360"/>
+      </w:pPr>
+      <w:rPr>
+        <w:rFonts w:ascii="Courier New" w:hAnsi="Courier New" w:cs="Courier New" w:hint="default"/>
+      </w:rPr>
+    </w:lvl>
+    <w:lvl w:ilvl="5" w:tplc="1C090005" w:tentative="1">
+      <w:start w:val="1"/>
+      <w:numFmt w:val="bullet"/>
+      <w:lvlText w:val=""/>
+      <w:lvlJc w:val="left"/>
+      <w:pPr>
+        <w:ind w:left="3960" w:hanging="360"/>
+      </w:pPr>
+      <w:rPr>
+        <w:rFonts w:ascii="Wingdings" w:hAnsi="Wingdings" w:hint="default"/>
+      </w:rPr>
+    </w:lvl>
+    <w:lvl w:ilvl="6" w:tplc="1C090001" w:tentative="1">
+      <w:start w:val="1"/>
+      <w:numFmt w:val="bullet"/>
+      <w:lvlText w:val=""/>
+      <w:lvlJc w:val="left"/>
+      <w:pPr>
+        <w:ind w:left="4680" w:hanging="360"/>
+      </w:pPr>
+      <w:rPr>
+        <w:rFonts w:ascii="Symbol" w:hAnsi="Symbol" w:hint="default"/>
+      </w:rPr>
+    </w:lvl>
+    <w:lvl w:ilvl="7" w:tplc="1C090003" w:tentative="1">
+      <w:start w:val="1"/>
+      <w:numFmt w:val="bullet"/>
+      <w:lvlText w:val="o"/>
+      <w:lvlJc w:val="left"/>
+      <w:pPr>
+        <w:ind w:left="5400" w:hanging="360"/>
+      </w:pPr>
+      <w:rPr>
+        <w:rFonts w:ascii="Courier New" w:hAnsi="Courier New" w:cs="Courier New" w:hint="default"/>
+      </w:rPr>
+    </w:lvl>
+    <w:lvl w:ilvl="8" w:tplc="1C090005" w:tentative="1">
+      <w:start w:val="1"/>
+      <w:numFmt w:val="bullet"/>
+      <w:lvlText w:val=""/>
+      <w:lvlJc w:val="left"/>
+      <w:pPr>
+        <w:ind w:left="6120" w:hanging="360"/>
+      </w:pPr>
+      <w:rPr>
+        <w:rFonts w:ascii="Wingdings" w:hAnsi="Wingdings" w:hint="default"/>
+      </w:rPr>
+    </w:lvl>
+  </w:abstractNum>
+  <w:abstractNum w:abstractNumId="30" w15:restartNumberingAfterBreak="0">
+    <w:nsid w:val="510C09BA"/>
+    <w:multiLevelType w:val="hybridMultilevel"/>
+    <w:tmpl w:val="AA74A94E"/>
+    <w:lvl w:ilvl="0" w:tplc="1C090001">
+      <w:start w:val="1"/>
+      <w:numFmt w:val="bullet"/>
+      <w:lvlText w:val=""/>
+      <w:lvlJc w:val="left"/>
+      <w:pPr>
+        <w:ind w:left="720" w:hanging="360"/>
+      </w:pPr>
+      <w:rPr>
+        <w:rFonts w:ascii="Symbol" w:hAnsi="Symbol" w:hint="default"/>
+      </w:rPr>
+    </w:lvl>
+    <w:lvl w:ilvl="1" w:tplc="1C090003" w:tentative="1">
+      <w:start w:val="1"/>
+      <w:numFmt w:val="bullet"/>
+      <w:lvlText w:val="o"/>
+      <w:lvlJc w:val="left"/>
+      <w:pPr>
+        <w:ind w:left="1440" w:hanging="360"/>
+      </w:pPr>
+      <w:rPr>
+        <w:rFonts w:ascii="Courier New" w:hAnsi="Courier New" w:cs="Courier New" w:hint="default"/>
+      </w:rPr>
+    </w:lvl>
+    <w:lvl w:ilvl="2" w:tplc="1C090005" w:tentative="1">
+      <w:start w:val="1"/>
+      <w:numFmt w:val="bullet"/>
+      <w:lvlText w:val=""/>
+      <w:lvlJc w:val="left"/>
+      <w:pPr>
+        <w:ind w:left="2160" w:hanging="360"/>
+      </w:pPr>
+      <w:rPr>
+        <w:rFonts w:ascii="Wingdings" w:hAnsi="Wingdings" w:hint="default"/>
+      </w:rPr>
+    </w:lvl>
+    <w:lvl w:ilvl="3" w:tplc="1C090001" w:tentative="1">
+      <w:start w:val="1"/>
+      <w:numFmt w:val="bullet"/>
+      <w:lvlText w:val=""/>
+      <w:lvlJc w:val="left"/>
+      <w:pPr>
+        <w:ind w:left="2880" w:hanging="360"/>
+      </w:pPr>
+      <w:rPr>
+        <w:rFonts w:ascii="Symbol" w:hAnsi="Symbol" w:hint="default"/>
+      </w:rPr>
+    </w:lvl>
+    <w:lvl w:ilvl="4" w:tplc="1C090003" w:tentative="1">
+      <w:start w:val="1"/>
+      <w:numFmt w:val="bullet"/>
+      <w:lvlText w:val="o"/>
+      <w:lvlJc w:val="left"/>
+      <w:pPr>
+        <w:ind w:left="3600" w:hanging="360"/>
+      </w:pPr>
+      <w:rPr>
+        <w:rFonts w:ascii="Courier New" w:hAnsi="Courier New" w:cs="Courier New" w:hint="default"/>
+      </w:rPr>
+    </w:lvl>
+    <w:lvl w:ilvl="5" w:tplc="1C090005" w:tentative="1">
+      <w:start w:val="1"/>
+      <w:numFmt w:val="bullet"/>
+      <w:lvlText w:val=""/>
+      <w:lvlJc w:val="left"/>
+      <w:pPr>
+        <w:ind w:left="4320" w:hanging="360"/>
+      </w:pPr>
+      <w:rPr>
+        <w:rFonts w:ascii="Wingdings" w:hAnsi="Wingdings" w:hint="default"/>
+      </w:rPr>
+    </w:lvl>
+    <w:lvl w:ilvl="6" w:tplc="1C090001" w:tentative="1">
+      <w:start w:val="1"/>
+      <w:numFmt w:val="bullet"/>
+      <w:lvlText w:val=""/>
+      <w:lvlJc w:val="left"/>
+      <w:pPr>
+        <w:ind w:left="5040" w:hanging="360"/>
+      </w:pPr>
+      <w:rPr>
+        <w:rFonts w:ascii="Symbol" w:hAnsi="Symbol" w:hint="default"/>
+      </w:rPr>
+    </w:lvl>
+    <w:lvl w:ilvl="7" w:tplc="1C090003" w:tentative="1">
+      <w:start w:val="1"/>
+      <w:numFmt w:val="bullet"/>
+      <w:lvlText w:val="o"/>
+      <w:lvlJc w:val="left"/>
+      <w:pPr>
+        <w:ind w:left="5760" w:hanging="360"/>
+      </w:pPr>
+      <w:rPr>
+        <w:rFonts w:ascii="Courier New" w:hAnsi="Courier New" w:cs="Courier New" w:hint="default"/>
+      </w:rPr>
+    </w:lvl>
+    <w:lvl w:ilvl="8" w:tplc="1C090005" w:tentative="1">
+      <w:start w:val="1"/>
+      <w:numFmt w:val="bullet"/>
+      <w:lvlText w:val=""/>
+      <w:lvlJc w:val="left"/>
+      <w:pPr>
+        <w:ind w:left="6480" w:hanging="360"/>
+      </w:pPr>
+      <w:rPr>
+        <w:rFonts w:ascii="Wingdings" w:hAnsi="Wingdings" w:hint="default"/>
+      </w:rPr>
+    </w:lvl>
+  </w:abstractNum>
+  <w:abstractNum w:abstractNumId="31" w15:restartNumberingAfterBreak="0">
+    <w:nsid w:val="548401BD"/>
+    <w:multiLevelType w:val="hybridMultilevel"/>
+    <w:tmpl w:val="D6F63550"/>
+    <w:lvl w:ilvl="0" w:tplc="1C090001">
+      <w:start w:val="1"/>
+      <w:numFmt w:val="bullet"/>
+      <w:lvlText w:val=""/>
+      <w:lvlJc w:val="left"/>
+      <w:pPr>
+        <w:ind w:left="360" w:hanging="360"/>
+      </w:pPr>
+      <w:rPr>
+        <w:rFonts w:ascii="Symbol" w:hAnsi="Symbol" w:hint="default"/>
+      </w:rPr>
+    </w:lvl>
+    <w:lvl w:ilvl="1" w:tplc="1C090003">
+      <w:start w:val="1"/>
+      <w:numFmt w:val="bullet"/>
+      <w:lvlText w:val="o"/>
+      <w:lvlJc w:val="left"/>
+      <w:pPr>
+        <w:ind w:left="1080" w:hanging="360"/>
+      </w:pPr>
+      <w:rPr>
+        <w:rFonts w:ascii="Courier New" w:hAnsi="Courier New" w:cs="Courier New" w:hint="default"/>
+      </w:rPr>
+    </w:lvl>
+    <w:lvl w:ilvl="2" w:tplc="1C090005" w:tentative="1">
+      <w:start w:val="1"/>
+      <w:numFmt w:val="bullet"/>
+      <w:lvlText w:val=""/>
+      <w:lvlJc w:val="left"/>
+      <w:pPr>
+        <w:ind w:left="1800" w:hanging="360"/>
+      </w:pPr>
+      <w:rPr>
+        <w:rFonts w:ascii="Wingdings" w:hAnsi="Wingdings" w:hint="default"/>
+      </w:rPr>
+    </w:lvl>
+    <w:lvl w:ilvl="3" w:tplc="1C090001" w:tentative="1">
+      <w:start w:val="1"/>
+      <w:numFmt w:val="bullet"/>
+      <w:lvlText w:val=""/>
+      <w:lvlJc w:val="left"/>
+      <w:pPr>
+        <w:ind w:left="2520" w:hanging="360"/>
+      </w:pPr>
+      <w:rPr>
+        <w:rFonts w:ascii="Symbol" w:hAnsi="Symbol" w:hint="default"/>
+      </w:rPr>
+    </w:lvl>
+    <w:lvl w:ilvl="4" w:tplc="1C090003" w:tentative="1">
+      <w:start w:val="1"/>
+      <w:numFmt w:val="bullet"/>
+      <w:lvlText w:val="o"/>
+      <w:lvlJc w:val="left"/>
+      <w:pPr>
+        <w:ind w:left="3240" w:hanging="360"/>
+      </w:pPr>
+      <w:rPr>
+        <w:rFonts w:ascii="Courier New" w:hAnsi="Courier New" w:cs="Courier New" w:hint="default"/>
+      </w:rPr>
+    </w:lvl>
+    <w:lvl w:ilvl="5" w:tplc="1C090005" w:tentative="1">
+      <w:start w:val="1"/>
+      <w:numFmt w:val="bullet"/>
+      <w:lvlText w:val=""/>
+      <w:lvlJc w:val="left"/>
+      <w:pPr>
+        <w:ind w:left="3960" w:hanging="360"/>
+      </w:pPr>
+      <w:rPr>
+        <w:rFonts w:ascii="Wingdings" w:hAnsi="Wingdings" w:hint="default"/>
+      </w:rPr>
+    </w:lvl>
+    <w:lvl w:ilvl="6" w:tplc="1C090001" w:tentative="1">
+      <w:start w:val="1"/>
+      <w:numFmt w:val="bullet"/>
+      <w:lvlText w:val=""/>
+      <w:lvlJc w:val="left"/>
+      <w:pPr>
+        <w:ind w:left="4680" w:hanging="360"/>
+      </w:pPr>
+      <w:rPr>
+        <w:rFonts w:ascii="Symbol" w:hAnsi="Symbol" w:hint="default"/>
+      </w:rPr>
+    </w:lvl>
+    <w:lvl w:ilvl="7" w:tplc="1C090003" w:tentative="1">
+      <w:start w:val="1"/>
+      <w:numFmt w:val="bullet"/>
+      <w:lvlText w:val="o"/>
+      <w:lvlJc w:val="left"/>
+      <w:pPr>
+        <w:ind w:left="5400" w:hanging="360"/>
+      </w:pPr>
+      <w:rPr>
+        <w:rFonts w:ascii="Courier New" w:hAnsi="Courier New" w:cs="Courier New" w:hint="default"/>
+      </w:rPr>
+    </w:lvl>
+    <w:lvl w:ilvl="8" w:tplc="1C090005" w:tentative="1">
+      <w:start w:val="1"/>
+      <w:numFmt w:val="bullet"/>
+      <w:lvlText w:val=""/>
+      <w:lvlJc w:val="left"/>
+      <w:pPr>
+        <w:ind w:left="6120" w:hanging="360"/>
+      </w:pPr>
+      <w:rPr>
+        <w:rFonts w:ascii="Wingdings" w:hAnsi="Wingdings" w:hint="default"/>
+      </w:rPr>
+    </w:lvl>
+  </w:abstractNum>
+  <w:abstractNum w:abstractNumId="32" w15:restartNumberingAfterBreak="0">
     <w:nsid w:val="561F2B92"/>
     <w:multiLevelType w:val="hybridMultilevel"/>
     <w:tmpl w:val="DBF86CA2"/>
@@ -3234,7 +5704,7 @@
       </w:pPr>
     </w:lvl>
   </w:abstractNum>
-  <w:abstractNum w:abstractNumId="24" w15:restartNumberingAfterBreak="0">
+  <w:abstractNum w:abstractNumId="33" w15:restartNumberingAfterBreak="0">
     <w:nsid w:val="563F756E"/>
     <w:multiLevelType w:val="multilevel"/>
     <w:tmpl w:val="3DA67334"/>
@@ -3347,7 +5817,7 @@
       </w:rPr>
     </w:lvl>
   </w:abstractNum>
-  <w:abstractNum w:abstractNumId="25" w15:restartNumberingAfterBreak="0">
+  <w:abstractNum w:abstractNumId="34" w15:restartNumberingAfterBreak="0">
     <w:nsid w:val="5708066F"/>
     <w:multiLevelType w:val="hybridMultilevel"/>
     <w:tmpl w:val="9072D53A"/>
@@ -3436,7 +5906,7 @@
       </w:pPr>
     </w:lvl>
   </w:abstractNum>
-  <w:abstractNum w:abstractNumId="26" w15:restartNumberingAfterBreak="0">
+  <w:abstractNum w:abstractNumId="35" w15:restartNumberingAfterBreak="0">
     <w:nsid w:val="57080D91"/>
     <w:multiLevelType w:val="hybridMultilevel"/>
     <w:tmpl w:val="31EE03CC"/>
@@ -3522,7 +5992,120 @@
       </w:pPr>
     </w:lvl>
   </w:abstractNum>
-  <w:abstractNum w:abstractNumId="27" w15:restartNumberingAfterBreak="0">
+  <w:abstractNum w:abstractNumId="36" w15:restartNumberingAfterBreak="0">
+    <w:nsid w:val="5CCA0324"/>
+    <w:multiLevelType w:val="hybridMultilevel"/>
+    <w:tmpl w:val="531A6692"/>
+    <w:lvl w:ilvl="0" w:tplc="1C090001">
+      <w:start w:val="1"/>
+      <w:numFmt w:val="bullet"/>
+      <w:lvlText w:val=""/>
+      <w:lvlJc w:val="left"/>
+      <w:pPr>
+        <w:ind w:left="720" w:hanging="360"/>
+      </w:pPr>
+      <w:rPr>
+        <w:rFonts w:ascii="Symbol" w:hAnsi="Symbol" w:hint="default"/>
+      </w:rPr>
+    </w:lvl>
+    <w:lvl w:ilvl="1" w:tplc="1C090003" w:tentative="1">
+      <w:start w:val="1"/>
+      <w:numFmt w:val="bullet"/>
+      <w:lvlText w:val="o"/>
+      <w:lvlJc w:val="left"/>
+      <w:pPr>
+        <w:ind w:left="1440" w:hanging="360"/>
+      </w:pPr>
+      <w:rPr>
+        <w:rFonts w:ascii="Courier New" w:hAnsi="Courier New" w:cs="Courier New" w:hint="default"/>
+      </w:rPr>
+    </w:lvl>
+    <w:lvl w:ilvl="2" w:tplc="1C090005" w:tentative="1">
+      <w:start w:val="1"/>
+      <w:numFmt w:val="bullet"/>
+      <w:lvlText w:val=""/>
+      <w:lvlJc w:val="left"/>
+      <w:pPr>
+        <w:ind w:left="2160" w:hanging="360"/>
+      </w:pPr>
+      <w:rPr>
+        <w:rFonts w:ascii="Wingdings" w:hAnsi="Wingdings" w:hint="default"/>
+      </w:rPr>
+    </w:lvl>
+    <w:lvl w:ilvl="3" w:tplc="1C090001" w:tentative="1">
+      <w:start w:val="1"/>
+      <w:numFmt w:val="bullet"/>
+      <w:lvlText w:val=""/>
+      <w:lvlJc w:val="left"/>
+      <w:pPr>
+        <w:ind w:left="2880" w:hanging="360"/>
+      </w:pPr>
+      <w:rPr>
+        <w:rFonts w:ascii="Symbol" w:hAnsi="Symbol" w:hint="default"/>
+      </w:rPr>
+    </w:lvl>
+    <w:lvl w:ilvl="4" w:tplc="1C090003" w:tentative="1">
+      <w:start w:val="1"/>
+      <w:numFmt w:val="bullet"/>
+      <w:lvlText w:val="o"/>
+      <w:lvlJc w:val="left"/>
+      <w:pPr>
+        <w:ind w:left="3600" w:hanging="360"/>
+      </w:pPr>
+      <w:rPr>
+        <w:rFonts w:ascii="Courier New" w:hAnsi="Courier New" w:cs="Courier New" w:hint="default"/>
+      </w:rPr>
+    </w:lvl>
+    <w:lvl w:ilvl="5" w:tplc="1C090005" w:tentative="1">
+      <w:start w:val="1"/>
+      <w:numFmt w:val="bullet"/>
+      <w:lvlText w:val=""/>
+      <w:lvlJc w:val="left"/>
+      <w:pPr>
+        <w:ind w:left="4320" w:hanging="360"/>
+      </w:pPr>
+      <w:rPr>
+        <w:rFonts w:ascii="Wingdings" w:hAnsi="Wingdings" w:hint="default"/>
+      </w:rPr>
+    </w:lvl>
+    <w:lvl w:ilvl="6" w:tplc="1C090001" w:tentative="1">
+      <w:start w:val="1"/>
+      <w:numFmt w:val="bullet"/>
+      <w:lvlText w:val=""/>
+      <w:lvlJc w:val="left"/>
+      <w:pPr>
+        <w:ind w:left="5040" w:hanging="360"/>
+      </w:pPr>
+      <w:rPr>
+        <w:rFonts w:ascii="Symbol" w:hAnsi="Symbol" w:hint="default"/>
+      </w:rPr>
+    </w:lvl>
+    <w:lvl w:ilvl="7" w:tplc="1C090003" w:tentative="1">
+      <w:start w:val="1"/>
+      <w:numFmt w:val="bullet"/>
+      <w:lvlText w:val="o"/>
+      <w:lvlJc w:val="left"/>
+      <w:pPr>
+        <w:ind w:left="5760" w:hanging="360"/>
+      </w:pPr>
+      <w:rPr>
+        <w:rFonts w:ascii="Courier New" w:hAnsi="Courier New" w:cs="Courier New" w:hint="default"/>
+      </w:rPr>
+    </w:lvl>
+    <w:lvl w:ilvl="8" w:tplc="1C090005" w:tentative="1">
+      <w:start w:val="1"/>
+      <w:numFmt w:val="bullet"/>
+      <w:lvlText w:val=""/>
+      <w:lvlJc w:val="left"/>
+      <w:pPr>
+        <w:ind w:left="6480" w:hanging="360"/>
+      </w:pPr>
+      <w:rPr>
+        <w:rFonts w:ascii="Wingdings" w:hAnsi="Wingdings" w:hint="default"/>
+      </w:rPr>
+    </w:lvl>
+  </w:abstractNum>
+  <w:abstractNum w:abstractNumId="37" w15:restartNumberingAfterBreak="0">
     <w:nsid w:val="5D0F47EA"/>
     <w:multiLevelType w:val="hybridMultilevel"/>
     <w:tmpl w:val="27122EBE"/>
@@ -3608,7 +6191,120 @@
       </w:pPr>
     </w:lvl>
   </w:abstractNum>
-  <w:abstractNum w:abstractNumId="28" w15:restartNumberingAfterBreak="0">
+  <w:abstractNum w:abstractNumId="38" w15:restartNumberingAfterBreak="0">
+    <w:nsid w:val="67D3629B"/>
+    <w:multiLevelType w:val="hybridMultilevel"/>
+    <w:tmpl w:val="467C808C"/>
+    <w:lvl w:ilvl="0" w:tplc="1C090001">
+      <w:start w:val="1"/>
+      <w:numFmt w:val="bullet"/>
+      <w:lvlText w:val=""/>
+      <w:lvlJc w:val="left"/>
+      <w:pPr>
+        <w:ind w:left="720" w:hanging="360"/>
+      </w:pPr>
+      <w:rPr>
+        <w:rFonts w:ascii="Symbol" w:hAnsi="Symbol" w:hint="default"/>
+      </w:rPr>
+    </w:lvl>
+    <w:lvl w:ilvl="1" w:tplc="1C090003" w:tentative="1">
+      <w:start w:val="1"/>
+      <w:numFmt w:val="bullet"/>
+      <w:lvlText w:val="o"/>
+      <w:lvlJc w:val="left"/>
+      <w:pPr>
+        <w:ind w:left="1440" w:hanging="360"/>
+      </w:pPr>
+      <w:rPr>
+        <w:rFonts w:ascii="Courier New" w:hAnsi="Courier New" w:cs="Courier New" w:hint="default"/>
+      </w:rPr>
+    </w:lvl>
+    <w:lvl w:ilvl="2" w:tplc="1C090005" w:tentative="1">
+      <w:start w:val="1"/>
+      <w:numFmt w:val="bullet"/>
+      <w:lvlText w:val=""/>
+      <w:lvlJc w:val="left"/>
+      <w:pPr>
+        <w:ind w:left="2160" w:hanging="360"/>
+      </w:pPr>
+      <w:rPr>
+        <w:rFonts w:ascii="Wingdings" w:hAnsi="Wingdings" w:hint="default"/>
+      </w:rPr>
+    </w:lvl>
+    <w:lvl w:ilvl="3" w:tplc="1C090001" w:tentative="1">
+      <w:start w:val="1"/>
+      <w:numFmt w:val="bullet"/>
+      <w:lvlText w:val=""/>
+      <w:lvlJc w:val="left"/>
+      <w:pPr>
+        <w:ind w:left="2880" w:hanging="360"/>
+      </w:pPr>
+      <w:rPr>
+        <w:rFonts w:ascii="Symbol" w:hAnsi="Symbol" w:hint="default"/>
+      </w:rPr>
+    </w:lvl>
+    <w:lvl w:ilvl="4" w:tplc="1C090003" w:tentative="1">
+      <w:start w:val="1"/>
+      <w:numFmt w:val="bullet"/>
+      <w:lvlText w:val="o"/>
+      <w:lvlJc w:val="left"/>
+      <w:pPr>
+        <w:ind w:left="3600" w:hanging="360"/>
+      </w:pPr>
+      <w:rPr>
+        <w:rFonts w:ascii="Courier New" w:hAnsi="Courier New" w:cs="Courier New" w:hint="default"/>
+      </w:rPr>
+    </w:lvl>
+    <w:lvl w:ilvl="5" w:tplc="1C090005" w:tentative="1">
+      <w:start w:val="1"/>
+      <w:numFmt w:val="bullet"/>
+      <w:lvlText w:val=""/>
+      <w:lvlJc w:val="left"/>
+      <w:pPr>
+        <w:ind w:left="4320" w:hanging="360"/>
+      </w:pPr>
+      <w:rPr>
+        <w:rFonts w:ascii="Wingdings" w:hAnsi="Wingdings" w:hint="default"/>
+      </w:rPr>
+    </w:lvl>
+    <w:lvl w:ilvl="6" w:tplc="1C090001" w:tentative="1">
+      <w:start w:val="1"/>
+      <w:numFmt w:val="bullet"/>
+      <w:lvlText w:val=""/>
+      <w:lvlJc w:val="left"/>
+      <w:pPr>
+        <w:ind w:left="5040" w:hanging="360"/>
+      </w:pPr>
+      <w:rPr>
+        <w:rFonts w:ascii="Symbol" w:hAnsi="Symbol" w:hint="default"/>
+      </w:rPr>
+    </w:lvl>
+    <w:lvl w:ilvl="7" w:tplc="1C090003" w:tentative="1">
+      <w:start w:val="1"/>
+      <w:numFmt w:val="bullet"/>
+      <w:lvlText w:val="o"/>
+      <w:lvlJc w:val="left"/>
+      <w:pPr>
+        <w:ind w:left="5760" w:hanging="360"/>
+      </w:pPr>
+      <w:rPr>
+        <w:rFonts w:ascii="Courier New" w:hAnsi="Courier New" w:cs="Courier New" w:hint="default"/>
+      </w:rPr>
+    </w:lvl>
+    <w:lvl w:ilvl="8" w:tplc="1C090005" w:tentative="1">
+      <w:start w:val="1"/>
+      <w:numFmt w:val="bullet"/>
+      <w:lvlText w:val=""/>
+      <w:lvlJc w:val="left"/>
+      <w:pPr>
+        <w:ind w:left="6480" w:hanging="360"/>
+      </w:pPr>
+      <w:rPr>
+        <w:rFonts w:ascii="Wingdings" w:hAnsi="Wingdings" w:hint="default"/>
+      </w:rPr>
+    </w:lvl>
+  </w:abstractNum>
+  <w:abstractNum w:abstractNumId="39" w15:restartNumberingAfterBreak="0">
     <w:nsid w:val="6BED243A"/>
     <w:multiLevelType w:val="hybridMultilevel"/>
     <w:tmpl w:val="229645E8"/>
@@ -3694,7 +6390,7 @@
       </w:pPr>
     </w:lvl>
   </w:abstractNum>
-  <w:abstractNum w:abstractNumId="29" w15:restartNumberingAfterBreak="0">
+  <w:abstractNum w:abstractNumId="40" w15:restartNumberingAfterBreak="0">
     <w:nsid w:val="6CCB796B"/>
     <w:multiLevelType w:val="hybridMultilevel"/>
     <w:tmpl w:val="C3A06670"/>
@@ -3780,7 +6476,7 @@
       </w:pPr>
     </w:lvl>
   </w:abstractNum>
-  <w:abstractNum w:abstractNumId="30" w15:restartNumberingAfterBreak="0">
+  <w:abstractNum w:abstractNumId="41" w15:restartNumberingAfterBreak="0">
     <w:nsid w:val="71C90D56"/>
     <w:multiLevelType w:val="hybridMultilevel"/>
     <w:tmpl w:val="9EC80408"/>
@@ -3893,7 +6589,7 @@
       </w:rPr>
     </w:lvl>
   </w:abstractNum>
-  <w:abstractNum w:abstractNumId="31" w15:restartNumberingAfterBreak="0">
+  <w:abstractNum w:abstractNumId="42" w15:restartNumberingAfterBreak="0">
     <w:nsid w:val="71E11441"/>
     <w:multiLevelType w:val="hybridMultilevel"/>
     <w:tmpl w:val="55F64AD8"/>
@@ -3979,7 +6675,120 @@
       </w:pPr>
     </w:lvl>
   </w:abstractNum>
-  <w:abstractNum w:abstractNumId="32" w15:restartNumberingAfterBreak="0">
+  <w:abstractNum w:abstractNumId="43" w15:restartNumberingAfterBreak="0">
+    <w:nsid w:val="730A09F6"/>
+    <w:multiLevelType w:val="hybridMultilevel"/>
+    <w:tmpl w:val="842E6832"/>
+    <w:lvl w:ilvl="0" w:tplc="1C090001">
+      <w:start w:val="1"/>
+      <w:numFmt w:val="bullet"/>
+      <w:lvlText w:val=""/>
+      <w:lvlJc w:val="left"/>
+      <w:pPr>
+        <w:ind w:left="720" w:hanging="360"/>
+      </w:pPr>
+      <w:rPr>
+        <w:rFonts w:ascii="Symbol" w:hAnsi="Symbol" w:hint="default"/>
+      </w:rPr>
+    </w:lvl>
+    <w:lvl w:ilvl="1" w:tplc="1C090003" w:tentative="1">
+      <w:start w:val="1"/>
+      <w:numFmt w:val="bullet"/>
+      <w:lvlText w:val="o"/>
+      <w:lvlJc w:val="left"/>
+      <w:pPr>
+        <w:ind w:left="1440" w:hanging="360"/>
+      </w:pPr>
+      <w:rPr>
+        <w:rFonts w:ascii="Courier New" w:hAnsi="Courier New" w:cs="Courier New" w:hint="default"/>
+      </w:rPr>
+    </w:lvl>
+    <w:lvl w:ilvl="2" w:tplc="1C090005" w:tentative="1">
+      <w:start w:val="1"/>
+      <w:numFmt w:val="bullet"/>
+      <w:lvlText w:val=""/>
+      <w:lvlJc w:val="left"/>
+      <w:pPr>
+        <w:ind w:left="2160" w:hanging="360"/>
+      </w:pPr>
+      <w:rPr>
+        <w:rFonts w:ascii="Wingdings" w:hAnsi="Wingdings" w:hint="default"/>
+      </w:rPr>
+    </w:lvl>
+    <w:lvl w:ilvl="3" w:tplc="1C090001" w:tentative="1">
+      <w:start w:val="1"/>
+      <w:numFmt w:val="bullet"/>
+      <w:lvlText w:val=""/>
+      <w:lvlJc w:val="left"/>
+      <w:pPr>
+        <w:ind w:left="2880" w:hanging="360"/>
+      </w:pPr>
+      <w:rPr>
+        <w:rFonts w:ascii="Symbol" w:hAnsi="Symbol" w:hint="default"/>
+      </w:rPr>
+    </w:lvl>
+    <w:lvl w:ilvl="4" w:tplc="1C090003" w:tentative="1">
+      <w:start w:val="1"/>
+      <w:numFmt w:val="bullet"/>
+      <w:lvlText w:val="o"/>
+      <w:lvlJc w:val="left"/>
+      <w:pPr>
+        <w:ind w:left="3600" w:hanging="360"/>
+      </w:pPr>
+      <w:rPr>
+        <w:rFonts w:ascii="Courier New" w:hAnsi="Courier New" w:cs="Courier New" w:hint="default"/>
+      </w:rPr>
+    </w:lvl>
+    <w:lvl w:ilvl="5" w:tplc="1C090005" w:tentative="1">
+      <w:start w:val="1"/>
+      <w:numFmt w:val="bullet"/>
+      <w:lvlText w:val=""/>
+      <w:lvlJc w:val="left"/>
+      <w:pPr>
+        <w:ind w:left="4320" w:hanging="360"/>
+      </w:pPr>
+      <w:rPr>
+        <w:rFonts w:ascii="Wingdings" w:hAnsi="Wingdings" w:hint="default"/>
+      </w:rPr>
+    </w:lvl>
+    <w:lvl w:ilvl="6" w:tplc="1C090001" w:tentative="1">
+      <w:start w:val="1"/>
+      <w:numFmt w:val="bullet"/>
+      <w:lvlText w:val=""/>
+      <w:lvlJc w:val="left"/>
+      <w:pPr>
+        <w:ind w:left="5040" w:hanging="360"/>
+      </w:pPr>
+      <w:rPr>
+        <w:rFonts w:ascii="Symbol" w:hAnsi="Symbol" w:hint="default"/>
+      </w:rPr>
+    </w:lvl>
+    <w:lvl w:ilvl="7" w:tplc="1C090003" w:tentative="1">
+      <w:start w:val="1"/>
+      <w:numFmt w:val="bullet"/>
+      <w:lvlText w:val="o"/>
+      <w:lvlJc w:val="left"/>
+      <w:pPr>
+        <w:ind w:left="5760" w:hanging="360"/>
+      </w:pPr>
+      <w:rPr>
+        <w:rFonts w:ascii="Courier New" w:hAnsi="Courier New" w:cs="Courier New" w:hint="default"/>
+      </w:rPr>
+    </w:lvl>
+    <w:lvl w:ilvl="8" w:tplc="1C090005" w:tentative="1">
+      <w:start w:val="1"/>
+      <w:numFmt w:val="bullet"/>
+      <w:lvlText w:val=""/>
+      <w:lvlJc w:val="left"/>
+      <w:pPr>
+        <w:ind w:left="6480" w:hanging="360"/>
+      </w:pPr>
+      <w:rPr>
+        <w:rFonts w:ascii="Wingdings" w:hAnsi="Wingdings" w:hint="default"/>
+      </w:rPr>
+    </w:lvl>
+  </w:abstractNum>
+  <w:abstractNum w:abstractNumId="44" w15:restartNumberingAfterBreak="0">
     <w:nsid w:val="74B05C1E"/>
     <w:multiLevelType w:val="hybridMultilevel"/>
     <w:tmpl w:val="70AC0C22"/>
@@ -4092,7 +6901,120 @@
       </w:rPr>
     </w:lvl>
   </w:abstractNum>
-  <w:abstractNum w:abstractNumId="33" w15:restartNumberingAfterBreak="0">
+  <w:abstractNum w:abstractNumId="45" w15:restartNumberingAfterBreak="0">
+    <w:nsid w:val="7AF02D6E"/>
+    <w:multiLevelType w:val="hybridMultilevel"/>
+    <w:tmpl w:val="10420164"/>
+    <w:lvl w:ilvl="0" w:tplc="1C090001">
+      <w:start w:val="1"/>
+      <w:numFmt w:val="bullet"/>
+      <w:lvlText w:val=""/>
+      <w:lvlJc w:val="left"/>
+      <w:pPr>
+        <w:ind w:left="720" w:hanging="360"/>
+      </w:pPr>
+      <w:rPr>
+        <w:rFonts w:ascii="Symbol" w:hAnsi="Symbol" w:hint="default"/>
+      </w:rPr>
+    </w:lvl>
+    <w:lvl w:ilvl="1" w:tplc="1C090003" w:tentative="1">
+      <w:start w:val="1"/>
+      <w:numFmt w:val="bullet"/>
+      <w:lvlText w:val="o"/>
+      <w:lvlJc w:val="left"/>
+      <w:pPr>
+        <w:ind w:left="1440" w:hanging="360"/>
+      </w:pPr>
+      <w:rPr>
+        <w:rFonts w:ascii="Courier New" w:hAnsi="Courier New" w:cs="Courier New" w:hint="default"/>
+      </w:rPr>
+    </w:lvl>
+    <w:lvl w:ilvl="2" w:tplc="1C090005" w:tentative="1">
+      <w:start w:val="1"/>
+      <w:numFmt w:val="bullet"/>
+      <w:lvlText w:val=""/>
+      <w:lvlJc w:val="left"/>
+      <w:pPr>
+        <w:ind w:left="2160" w:hanging="360"/>
+      </w:pPr>
+      <w:rPr>
+        <w:rFonts w:ascii="Wingdings" w:hAnsi="Wingdings" w:hint="default"/>
+      </w:rPr>
+    </w:lvl>
+    <w:lvl w:ilvl="3" w:tplc="1C090001" w:tentative="1">
+      <w:start w:val="1"/>
+      <w:numFmt w:val="bullet"/>
+      <w:lvlText w:val=""/>
+      <w:lvlJc w:val="left"/>
+      <w:pPr>
+        <w:ind w:left="2880" w:hanging="360"/>
+      </w:pPr>
+      <w:rPr>
+        <w:rFonts w:ascii="Symbol" w:hAnsi="Symbol" w:hint="default"/>
+      </w:rPr>
+    </w:lvl>
+    <w:lvl w:ilvl="4" w:tplc="1C090003" w:tentative="1">
+      <w:start w:val="1"/>
+      <w:numFmt w:val="bullet"/>
+      <w:lvlText w:val="o"/>
+      <w:lvlJc w:val="left"/>
+      <w:pPr>
+        <w:ind w:left="3600" w:hanging="360"/>
+      </w:pPr>
+      <w:rPr>
+        <w:rFonts w:ascii="Courier New" w:hAnsi="Courier New" w:cs="Courier New" w:hint="default"/>
+      </w:rPr>
+    </w:lvl>
+    <w:lvl w:ilvl="5" w:tplc="1C090005" w:tentative="1">
+      <w:start w:val="1"/>
+      <w:numFmt w:val="bullet"/>
+      <w:lvlText w:val=""/>
+      <w:lvlJc w:val="left"/>
+      <w:pPr>
+        <w:ind w:left="4320" w:hanging="360"/>
+      </w:pPr>
+      <w:rPr>
+        <w:rFonts w:ascii="Wingdings" w:hAnsi="Wingdings" w:hint="default"/>
+      </w:rPr>
+    </w:lvl>
+    <w:lvl w:ilvl="6" w:tplc="1C090001" w:tentative="1">
+      <w:start w:val="1"/>
+      <w:numFmt w:val="bullet"/>
+      <w:lvlText w:val=""/>
+      <w:lvlJc w:val="left"/>
+      <w:pPr>
+        <w:ind w:left="5040" w:hanging="360"/>
+      </w:pPr>
+      <w:rPr>
+        <w:rFonts w:ascii="Symbol" w:hAnsi="Symbol" w:hint="default"/>
+      </w:rPr>
+    </w:lvl>
+    <w:lvl w:ilvl="7" w:tplc="1C090003" w:tentative="1">
+      <w:start w:val="1"/>
+      <w:numFmt w:val="bullet"/>
+      <w:lvlText w:val="o"/>
+      <w:lvlJc w:val="left"/>
+      <w:pPr>
+        <w:ind w:left="5760" w:hanging="360"/>
+      </w:pPr>
+      <w:rPr>
+        <w:rFonts w:ascii="Courier New" w:hAnsi="Courier New" w:cs="Courier New" w:hint="default"/>
+      </w:rPr>
+    </w:lvl>
+    <w:lvl w:ilvl="8" w:tplc="1C090005" w:tentative="1">
+      <w:start w:val="1"/>
+      <w:numFmt w:val="bullet"/>
+      <w:lvlText w:val=""/>
+      <w:lvlJc w:val="left"/>
+      <w:pPr>
+        <w:ind w:left="6480" w:hanging="360"/>
+      </w:pPr>
+      <w:rPr>
+        <w:rFonts w:ascii="Wingdings" w:hAnsi="Wingdings" w:hint="default"/>
+      </w:rPr>
+    </w:lvl>
+  </w:abstractNum>
+  <w:abstractNum w:abstractNumId="46" w15:restartNumberingAfterBreak="0">
     <w:nsid w:val="7C300F4C"/>
     <w:multiLevelType w:val="hybridMultilevel"/>
     <w:tmpl w:val="E78A3430"/>
@@ -4178,7 +7100,7 @@
       </w:pPr>
     </w:lvl>
   </w:abstractNum>
-  <w:abstractNum w:abstractNumId="34" w15:restartNumberingAfterBreak="0">
+  <w:abstractNum w:abstractNumId="47" w15:restartNumberingAfterBreak="0">
     <w:nsid w:val="7CD30BE9"/>
     <w:multiLevelType w:val="multilevel"/>
     <w:tmpl w:val="3DA67334"/>
@@ -4291,110 +7213,265 @@
       </w:rPr>
     </w:lvl>
   </w:abstractNum>
+  <w:abstractNum w:abstractNumId="48" w15:restartNumberingAfterBreak="0">
+    <w:nsid w:val="7FB767C4"/>
+    <w:multiLevelType w:val="hybridMultilevel"/>
+    <w:tmpl w:val="3F7E49CE"/>
+    <w:lvl w:ilvl="0" w:tplc="1C090001">
+      <w:start w:val="1"/>
+      <w:numFmt w:val="bullet"/>
+      <w:lvlText w:val=""/>
+      <w:lvlJc w:val="left"/>
+      <w:pPr>
+        <w:ind w:left="720" w:hanging="360"/>
+      </w:pPr>
+      <w:rPr>
+        <w:rFonts w:ascii="Symbol" w:hAnsi="Symbol" w:hint="default"/>
+      </w:rPr>
+    </w:lvl>
+    <w:lvl w:ilvl="1" w:tplc="1C090003" w:tentative="1">
+      <w:start w:val="1"/>
+      <w:numFmt w:val="bullet"/>
+      <w:lvlText w:val="o"/>
+      <w:lvlJc w:val="left"/>
+      <w:pPr>
+        <w:ind w:left="1440" w:hanging="360"/>
+      </w:pPr>
+      <w:rPr>
+        <w:rFonts w:ascii="Courier New" w:hAnsi="Courier New" w:cs="Courier New" w:hint="default"/>
+      </w:rPr>
+    </w:lvl>
+    <w:lvl w:ilvl="2" w:tplc="1C090005" w:tentative="1">
+      <w:start w:val="1"/>
+      <w:numFmt w:val="bullet"/>
+      <w:lvlText w:val=""/>
+      <w:lvlJc w:val="left"/>
+      <w:pPr>
+        <w:ind w:left="2160" w:hanging="360"/>
+      </w:pPr>
+      <w:rPr>
+        <w:rFonts w:ascii="Wingdings" w:hAnsi="Wingdings" w:hint="default"/>
+      </w:rPr>
+    </w:lvl>
+    <w:lvl w:ilvl="3" w:tplc="1C090001" w:tentative="1">
+      <w:start w:val="1"/>
+      <w:numFmt w:val="bullet"/>
+      <w:lvlText w:val=""/>
+      <w:lvlJc w:val="left"/>
+      <w:pPr>
+        <w:ind w:left="2880" w:hanging="360"/>
+      </w:pPr>
+      <w:rPr>
+        <w:rFonts w:ascii="Symbol" w:hAnsi="Symbol" w:hint="default"/>
+      </w:rPr>
+    </w:lvl>
+    <w:lvl w:ilvl="4" w:tplc="1C090003" w:tentative="1">
+      <w:start w:val="1"/>
+      <w:numFmt w:val="bullet"/>
+      <w:lvlText w:val="o"/>
+      <w:lvlJc w:val="left"/>
+      <w:pPr>
+        <w:ind w:left="3600" w:hanging="360"/>
+      </w:pPr>
+      <w:rPr>
+        <w:rFonts w:ascii="Courier New" w:hAnsi="Courier New" w:cs="Courier New" w:hint="default"/>
+      </w:rPr>
+    </w:lvl>
+    <w:lvl w:ilvl="5" w:tplc="1C090005" w:tentative="1">
+      <w:start w:val="1"/>
+      <w:numFmt w:val="bullet"/>
+      <w:lvlText w:val=""/>
+      <w:lvlJc w:val="left"/>
+      <w:pPr>
+        <w:ind w:left="4320" w:hanging="360"/>
+      </w:pPr>
+      <w:rPr>
+        <w:rFonts w:ascii="Wingdings" w:hAnsi="Wingdings" w:hint="default"/>
+      </w:rPr>
+    </w:lvl>
+    <w:lvl w:ilvl="6" w:tplc="1C090001" w:tentative="1">
+      <w:start w:val="1"/>
+      <w:numFmt w:val="bullet"/>
+      <w:lvlText w:val=""/>
+      <w:lvlJc w:val="left"/>
+      <w:pPr>
+        <w:ind w:left="5040" w:hanging="360"/>
+      </w:pPr>
+      <w:rPr>
+        <w:rFonts w:ascii="Symbol" w:hAnsi="Symbol" w:hint="default"/>
+      </w:rPr>
+    </w:lvl>
+    <w:lvl w:ilvl="7" w:tplc="1C090003" w:tentative="1">
+      <w:start w:val="1"/>
+      <w:numFmt w:val="bullet"/>
+      <w:lvlText w:val="o"/>
+      <w:lvlJc w:val="left"/>
+      <w:pPr>
+        <w:ind w:left="5760" w:hanging="360"/>
+      </w:pPr>
+      <w:rPr>
+        <w:rFonts w:ascii="Courier New" w:hAnsi="Courier New" w:cs="Courier New" w:hint="default"/>
+      </w:rPr>
+    </w:lvl>
+    <w:lvl w:ilvl="8" w:tplc="1C090005" w:tentative="1">
+      <w:start w:val="1"/>
+      <w:numFmt w:val="bullet"/>
+      <w:lvlText w:val=""/>
+      <w:lvlJc w:val="left"/>
+      <w:pPr>
+        <w:ind w:left="6480" w:hanging="360"/>
+      </w:pPr>
+      <w:rPr>
+        <w:rFonts w:ascii="Wingdings" w:hAnsi="Wingdings" w:hint="default"/>
+      </w:rPr>
+    </w:lvl>
+  </w:abstractNum>
   <w:num w:numId="1" w16cid:durableId="1572232845">
+    <w:abstractNumId w:val="11"/>
+  </w:num>
+  <w:num w:numId="2" w16cid:durableId="260840514">
+    <w:abstractNumId w:val="20"/>
+  </w:num>
+  <w:num w:numId="3" w16cid:durableId="278685771">
+    <w:abstractNumId w:val="37"/>
+  </w:num>
+  <w:num w:numId="4" w16cid:durableId="262304396">
+    <w:abstractNumId w:val="15"/>
+  </w:num>
+  <w:num w:numId="5" w16cid:durableId="456223448">
+    <w:abstractNumId w:val="14"/>
+  </w:num>
+  <w:num w:numId="6" w16cid:durableId="1695380969">
+    <w:abstractNumId w:val="16"/>
+  </w:num>
+  <w:num w:numId="7" w16cid:durableId="2041663244">
+    <w:abstractNumId w:val="22"/>
+  </w:num>
+  <w:num w:numId="8" w16cid:durableId="339282339">
+    <w:abstractNumId w:val="42"/>
+  </w:num>
+  <w:num w:numId="9" w16cid:durableId="1612122887">
+    <w:abstractNumId w:val="34"/>
+  </w:num>
+  <w:num w:numId="10" w16cid:durableId="1883788689">
+    <w:abstractNumId w:val="41"/>
+  </w:num>
+  <w:num w:numId="11" w16cid:durableId="1144927608">
+    <w:abstractNumId w:val="39"/>
+  </w:num>
+  <w:num w:numId="12" w16cid:durableId="641428764">
     <w:abstractNumId w:val="9"/>
   </w:num>
-  <w:num w:numId="2" w16cid:durableId="260840514">
+  <w:num w:numId="13" w16cid:durableId="1815678139">
+    <w:abstractNumId w:val="8"/>
+  </w:num>
+  <w:num w:numId="14" w16cid:durableId="1727607298">
+    <w:abstractNumId w:val="10"/>
+  </w:num>
+  <w:num w:numId="15" w16cid:durableId="1537934351">
+    <w:abstractNumId w:val="35"/>
+  </w:num>
+  <w:num w:numId="16" w16cid:durableId="2020303686">
+    <w:abstractNumId w:val="18"/>
+  </w:num>
+  <w:num w:numId="17" w16cid:durableId="1127045434">
+    <w:abstractNumId w:val="24"/>
+  </w:num>
+  <w:num w:numId="18" w16cid:durableId="1451129241">
+    <w:abstractNumId w:val="12"/>
+  </w:num>
+  <w:num w:numId="19" w16cid:durableId="757561609">
+    <w:abstractNumId w:val="32"/>
+  </w:num>
+  <w:num w:numId="20" w16cid:durableId="1934900811">
+    <w:abstractNumId w:val="5"/>
+  </w:num>
+  <w:num w:numId="21" w16cid:durableId="950553009">
+    <w:abstractNumId w:val="3"/>
+  </w:num>
+  <w:num w:numId="22" w16cid:durableId="553547826">
+    <w:abstractNumId w:val="40"/>
+  </w:num>
+  <w:num w:numId="23" w16cid:durableId="2111510421">
+    <w:abstractNumId w:val="1"/>
+  </w:num>
+  <w:num w:numId="24" w16cid:durableId="287056098">
+    <w:abstractNumId w:val="46"/>
+  </w:num>
+  <w:num w:numId="25" w16cid:durableId="449594776">
+    <w:abstractNumId w:val="6"/>
+  </w:num>
+  <w:num w:numId="26" w16cid:durableId="190388603">
+    <w:abstractNumId w:val="21"/>
+  </w:num>
+  <w:num w:numId="27" w16cid:durableId="224222431">
+    <w:abstractNumId w:val="7"/>
+  </w:num>
+  <w:num w:numId="28" w16cid:durableId="1158770985">
+    <w:abstractNumId w:val="13"/>
+  </w:num>
+  <w:num w:numId="29" w16cid:durableId="140467374">
+    <w:abstractNumId w:val="47"/>
+  </w:num>
+  <w:num w:numId="30" w16cid:durableId="191843358">
+    <w:abstractNumId w:val="23"/>
+  </w:num>
+  <w:num w:numId="31" w16cid:durableId="1480226956">
+    <w:abstractNumId w:val="33"/>
+  </w:num>
+  <w:num w:numId="32" w16cid:durableId="1719739054">
     <w:abstractNumId w:val="17"/>
   </w:num>
-  <w:num w:numId="3" w16cid:durableId="278685771">
+  <w:num w:numId="33" w16cid:durableId="2016808161">
+    <w:abstractNumId w:val="25"/>
+  </w:num>
+  <w:num w:numId="34" w16cid:durableId="1412922212">
+    <w:abstractNumId w:val="44"/>
+  </w:num>
+  <w:num w:numId="35" w16cid:durableId="1433472894">
+    <w:abstractNumId w:val="2"/>
+  </w:num>
+  <w:num w:numId="36" w16cid:durableId="638925422">
     <w:abstractNumId w:val="27"/>
   </w:num>
-  <w:num w:numId="4" w16cid:durableId="262304396">
-    <w:abstractNumId w:val="13"/>
+  <w:num w:numId="37" w16cid:durableId="1835873868">
+    <w:abstractNumId w:val="26"/>
   </w:num>
-  <w:num w:numId="5" w16cid:durableId="456223448">
-    <w:abstractNumId w:val="12"/>
+  <w:num w:numId="38" w16cid:durableId="1496913904">
+    <w:abstractNumId w:val="48"/>
   </w:num>
-  <w:num w:numId="6" w16cid:durableId="1695380969">
-    <w:abstractNumId w:val="14"/>
+  <w:num w:numId="39" w16cid:durableId="22170170">
+    <w:abstractNumId w:val="36"/>
   </w:num>
-  <w:num w:numId="7" w16cid:durableId="2041663244">
+  <w:num w:numId="40" w16cid:durableId="239995203">
+    <w:abstractNumId w:val="45"/>
+  </w:num>
+  <w:num w:numId="41" w16cid:durableId="991904961">
+    <w:abstractNumId w:val="30"/>
+  </w:num>
+  <w:num w:numId="42" w16cid:durableId="1876191490">
     <w:abstractNumId w:val="19"/>
   </w:num>
-  <w:num w:numId="8" w16cid:durableId="339282339">
+  <w:num w:numId="43" w16cid:durableId="1733691615">
+    <w:abstractNumId w:val="4"/>
+  </w:num>
+  <w:num w:numId="44" w16cid:durableId="649023906">
+    <w:abstractNumId w:val="38"/>
+  </w:num>
+  <w:num w:numId="45" w16cid:durableId="925697153">
+    <w:abstractNumId w:val="43"/>
+  </w:num>
+  <w:num w:numId="46" w16cid:durableId="1331443480">
+    <w:abstractNumId w:val="28"/>
+  </w:num>
+  <w:num w:numId="47" w16cid:durableId="1554124726">
+    <w:abstractNumId w:val="0"/>
+  </w:num>
+  <w:num w:numId="48" w16cid:durableId="1860780581">
     <w:abstractNumId w:val="31"/>
   </w:num>
-  <w:num w:numId="9" w16cid:durableId="1612122887">
-    <w:abstractNumId w:val="25"/>
-  </w:num>
-  <w:num w:numId="10" w16cid:durableId="1883788689">
-    <w:abstractNumId w:val="30"/>
-  </w:num>
-  <w:num w:numId="11" w16cid:durableId="1144927608">
-    <w:abstractNumId w:val="28"/>
-  </w:num>
-  <w:num w:numId="12" w16cid:durableId="641428764">
-    <w:abstractNumId w:val="7"/>
-  </w:num>
-  <w:num w:numId="13" w16cid:durableId="1815678139">
-    <w:abstractNumId w:val="6"/>
-  </w:num>
-  <w:num w:numId="14" w16cid:durableId="1727607298">
-    <w:abstractNumId w:val="8"/>
-  </w:num>
-  <w:num w:numId="15" w16cid:durableId="1537934351">
-    <w:abstractNumId w:val="26"/>
-  </w:num>
-  <w:num w:numId="16" w16cid:durableId="2020303686">
-    <w:abstractNumId w:val="16"/>
-  </w:num>
-  <w:num w:numId="17" w16cid:durableId="1127045434">
-    <w:abstractNumId w:val="21"/>
-  </w:num>
-  <w:num w:numId="18" w16cid:durableId="1451129241">
-    <w:abstractNumId w:val="10"/>
-  </w:num>
-  <w:num w:numId="19" w16cid:durableId="757561609">
-    <w:abstractNumId w:val="23"/>
-  </w:num>
-  <w:num w:numId="20" w16cid:durableId="1934900811">
-    <w:abstractNumId w:val="3"/>
-  </w:num>
-  <w:num w:numId="21" w16cid:durableId="950553009">
-    <w:abstractNumId w:val="2"/>
-  </w:num>
-  <w:num w:numId="22" w16cid:durableId="553547826">
+  <w:num w:numId="49" w16cid:durableId="1085761110">
     <w:abstractNumId w:val="29"/>
-  </w:num>
-  <w:num w:numId="23" w16cid:durableId="2111510421">
-    <w:abstractNumId w:val="0"/>
-  </w:num>
-  <w:num w:numId="24" w16cid:durableId="287056098">
-    <w:abstractNumId w:val="33"/>
-  </w:num>
-  <w:num w:numId="25" w16cid:durableId="449594776">
-    <w:abstractNumId w:val="4"/>
-  </w:num>
-  <w:num w:numId="26" w16cid:durableId="190388603">
-    <w:abstractNumId w:val="18"/>
-  </w:num>
-  <w:num w:numId="27" w16cid:durableId="224222431">
-    <w:abstractNumId w:val="5"/>
-  </w:num>
-  <w:num w:numId="28" w16cid:durableId="1158770985">
-    <w:abstractNumId w:val="11"/>
-  </w:num>
-  <w:num w:numId="29" w16cid:durableId="140467374">
-    <w:abstractNumId w:val="34"/>
-  </w:num>
-  <w:num w:numId="30" w16cid:durableId="191843358">
-    <w:abstractNumId w:val="20"/>
-  </w:num>
-  <w:num w:numId="31" w16cid:durableId="1480226956">
-    <w:abstractNumId w:val="24"/>
-  </w:num>
-  <w:num w:numId="32" w16cid:durableId="1719739054">
-    <w:abstractNumId w:val="15"/>
-  </w:num>
-  <w:num w:numId="33" w16cid:durableId="2016808161">
-    <w:abstractNumId w:val="22"/>
-  </w:num>
-  <w:num w:numId="34" w16cid:durableId="1412922212">
-    <w:abstractNumId w:val="32"/>
-  </w:num>
-  <w:num w:numId="35" w16cid:durableId="1433472894">
-    <w:abstractNumId w:val="1"/>
   </w:num>
 </w:numbering>
 </file>
@@ -4799,7 +7876,7 @@
   <w:style w:type="paragraph" w:default="1" w:styleId="Normal">
     <w:name w:val="Normal"/>
     <w:qFormat/>
-    <w:rsid w:val="00CE4C11"/>
+    <w:rsid w:val="00800728"/>
     <w:rPr>
       <w:lang w:val="af-ZA"/>
     </w:rPr>
@@ -4833,15 +7910,19 @@
     <w:uiPriority w:val="9"/>
     <w:unhideWhenUsed/>
     <w:qFormat/>
-    <w:rsid w:val="00F93AFE"/>
+    <w:rsid w:val="00B06DE3"/>
     <w:pPr>
       <w:keepNext/>
       <w:keepLines/>
+      <w:shd w:val="clear" w:color="auto" w:fill="BDD6EE" w:themeFill="accent5" w:themeFillTint="66"/>
       <w:spacing w:before="40" w:after="0"/>
+      <w:jc w:val="center"/>
       <w:outlineLvl w:val="1"/>
     </w:pPr>
     <w:rPr>
       <w:rFonts w:asciiTheme="majorHAnsi" w:eastAsiaTheme="majorEastAsia" w:hAnsiTheme="majorHAnsi" w:cstheme="majorBidi"/>
+      <w:b/>
+      <w:bCs/>
       <w:color w:val="2F5496" w:themeColor="accent1" w:themeShade="BF"/>
       <w:sz w:val="26"/>
       <w:szCs w:val="26"/>
@@ -4855,10 +7936,11 @@
     <w:uiPriority w:val="9"/>
     <w:unhideWhenUsed/>
     <w:qFormat/>
-    <w:rsid w:val="009B011F"/>
+    <w:rsid w:val="00B06DE3"/>
     <w:pPr>
       <w:keepNext/>
       <w:keepLines/>
+      <w:shd w:val="clear" w:color="auto" w:fill="DEEAF6" w:themeFill="accent5" w:themeFillTint="33"/>
       <w:spacing w:before="40" w:after="0"/>
       <w:outlineLvl w:val="2"/>
     </w:pPr>
@@ -4869,10 +7951,32 @@
       <w:szCs w:val="24"/>
     </w:rPr>
   </w:style>
+  <w:style w:type="paragraph" w:styleId="Heading4">
+    <w:name w:val="heading 4"/>
+    <w:basedOn w:val="Normal"/>
+    <w:next w:val="Normal"/>
+    <w:link w:val="Heading4Char"/>
+    <w:uiPriority w:val="9"/>
+    <w:unhideWhenUsed/>
+    <w:qFormat/>
+    <w:rsid w:val="00B06DE3"/>
+    <w:pPr>
+      <w:keepNext/>
+      <w:keepLines/>
+      <w:shd w:val="clear" w:color="auto" w:fill="EFF5FB"/>
+      <w:spacing w:before="40" w:after="0"/>
+      <w:outlineLvl w:val="3"/>
+    </w:pPr>
+    <w:rPr>
+      <w:rFonts w:asciiTheme="majorHAnsi" w:eastAsiaTheme="majorEastAsia" w:hAnsiTheme="majorHAnsi" w:cstheme="majorBidi"/>
+      <w:i/>
+      <w:iCs/>
+      <w:color w:val="2F5496" w:themeColor="accent1" w:themeShade="BF"/>
+    </w:rPr>
+  </w:style>
   <w:style w:type="character" w:default="1" w:styleId="DefaultParagraphFont">
     <w:name w:val="Default Paragraph Font"/>
     <w:uiPriority w:val="1"/>
-    <w:semiHidden/>
     <w:unhideWhenUsed/>
   </w:style>
   <w:style w:type="table" w:default="1" w:styleId="TableNormal">
@@ -4941,12 +8045,16 @@
     <w:basedOn w:val="DefaultParagraphFont"/>
     <w:link w:val="Heading2"/>
     <w:uiPriority w:val="9"/>
-    <w:rsid w:val="00F93AFE"/>
+    <w:rsid w:val="00B06DE3"/>
     <w:rPr>
       <w:rFonts w:asciiTheme="majorHAnsi" w:eastAsiaTheme="majorEastAsia" w:hAnsiTheme="majorHAnsi" w:cstheme="majorBidi"/>
+      <w:b/>
+      <w:bCs/>
       <w:color w:val="2F5496" w:themeColor="accent1" w:themeShade="BF"/>
       <w:sz w:val="26"/>
       <w:szCs w:val="26"/>
+      <w:shd w:val="clear" w:color="auto" w:fill="BDD6EE" w:themeFill="accent5" w:themeFillTint="66"/>
+      <w:lang w:val="af-ZA"/>
     </w:rPr>
   </w:style>
   <w:style w:type="table" w:styleId="TableGrid">
@@ -5127,12 +8235,13 @@
     <w:basedOn w:val="DefaultParagraphFont"/>
     <w:link w:val="Heading3"/>
     <w:uiPriority w:val="9"/>
-    <w:rsid w:val="009B011F"/>
+    <w:rsid w:val="00B06DE3"/>
     <w:rPr>
       <w:rFonts w:asciiTheme="majorHAnsi" w:eastAsiaTheme="majorEastAsia" w:hAnsiTheme="majorHAnsi" w:cstheme="majorBidi"/>
       <w:color w:val="1F3763" w:themeColor="accent1" w:themeShade="7F"/>
       <w:sz w:val="24"/>
       <w:szCs w:val="24"/>
+      <w:shd w:val="clear" w:color="auto" w:fill="DEEAF6" w:themeFill="accent5" w:themeFillTint="33"/>
       <w:lang w:val="af-ZA"/>
     </w:rPr>
   </w:style>
@@ -5258,6 +8367,52 @@
         <w:shd w:val="clear" w:color="auto" w:fill="FFF2CC" w:themeFill="accent4" w:themeFillTint="33"/>
       </w:tcPr>
     </w:tblStylePr>
+  </w:style>
+  <w:style w:type="character" w:customStyle="1" w:styleId="Heading4Char">
+    <w:name w:val="Heading 4 Char"/>
+    <w:basedOn w:val="DefaultParagraphFont"/>
+    <w:link w:val="Heading4"/>
+    <w:uiPriority w:val="9"/>
+    <w:rsid w:val="00B06DE3"/>
+    <w:rPr>
+      <w:rFonts w:asciiTheme="majorHAnsi" w:eastAsiaTheme="majorEastAsia" w:hAnsiTheme="majorHAnsi" w:cstheme="majorBidi"/>
+      <w:i/>
+      <w:iCs/>
+      <w:color w:val="2F5496" w:themeColor="accent1" w:themeShade="BF"/>
+      <w:shd w:val="clear" w:color="auto" w:fill="EFF5FB"/>
+      <w:lang w:val="af-ZA"/>
+    </w:rPr>
+  </w:style>
+  <w:style w:type="character" w:customStyle="1" w:styleId="CSSKlasreelsChar">
+    <w:name w:val="CSS Klas reels Char"/>
+    <w:basedOn w:val="DefaultParagraphFont"/>
+    <w:link w:val="CSSKlasreels"/>
+    <w:rsid w:val="00442812"/>
+    <w:rPr>
+      <w:rFonts w:ascii="Sagona Book" w:hAnsi="Sagona Book"/>
+      <w:color w:val="27467D"/>
+      <w:sz w:val="20"/>
+      <w:szCs w:val="20"/>
+      <w:shd w:val="clear" w:color="auto" w:fill="EFFBFF"/>
+      <w:lang w:val="af-ZA"/>
+    </w:rPr>
+  </w:style>
+  <w:style w:type="paragraph" w:customStyle="1" w:styleId="CSSKlasreels">
+    <w:name w:val="CSS Klas reels"/>
+    <w:basedOn w:val="Normal"/>
+    <w:link w:val="CSSKlasreelsChar"/>
+    <w:qFormat/>
+    <w:rsid w:val="00442812"/>
+    <w:pPr>
+      <w:shd w:val="clear" w:color="auto" w:fill="EFFBFF"/>
+    </w:pPr>
+    <w:rPr>
+      <w:rFonts w:ascii="Sagona Book" w:hAnsi="Sagona Book"/>
+      <w:color w:val="27467D"/>
+      <w:sz w:val="20"/>
+      <w:szCs w:val="20"/>
+      <w:shd w:val="clear" w:color="auto" w:fill="F3F6FB"/>
+    </w:rPr>
   </w:style>
 </w:styles>
 </file>

--- a/Fases_Dokumentasie/Fase4_JS+Multimedia.docx
+++ b/Fases_Dokumentasie/Fase4_JS+Multimedia.docx
@@ -1097,6 +1097,9 @@
       <w:r>
         <w:t>Ek moet ook my javascript logika deeglik verduidelik en waar ek skikkings, lusse, voorwaardes en dom manipulasie</w:t>
       </w:r>
+      <w:r>
+        <w:t>.</w:t>
+      </w:r>
     </w:p>
     <w:p>
       <w:pPr>

--- a/Fases_Dokumentasie/Fase4_JS+Multimedia.docx
+++ b/Fases_Dokumentasie/Fase4_JS+Multimedia.docx
@@ -1167,13 +1167,7 @@
         <w:rPr>
           <w:rStyle w:val="CSSKlasreelsChar"/>
         </w:rPr>
-        <w:t>renderCarousel</w:t>
-      </w:r>
-      <w:r>
-        <w:rPr>
-          <w:rStyle w:val="CSSKlasreelsChar"/>
-        </w:rPr>
-        <w:t>()</w:t>
+        <w:t>renderCarousel()</w:t>
       </w:r>
       <w:r>
         <w:t xml:space="preserve"> te gebruik</w:t>
@@ -1256,31 +1250,13 @@
       </w:pPr>
       <w:bookmarkStart w:id="9" w:name="_Toc226443020"/>
       <w:r>
-        <w:t xml:space="preserve">Skiking wat gevul word met </w:t>
-      </w:r>
-      <w:r>
-        <w:t>alle validasie foute</w:t>
-      </w:r>
-      <w:r>
-        <w:t xml:space="preserve"> (</w:t>
+        <w:t>Skiking wat gevul word met alle validasie foute (</w:t>
       </w:r>
       <w:r>
         <w:rPr>
           <w:rStyle w:val="CSSKlasreelsChar"/>
         </w:rPr>
-        <w:t xml:space="preserve">let </w:t>
-      </w:r>
-      <w:r>
-        <w:rPr>
-          <w:rStyle w:val="CSSKlasreelsChar"/>
-        </w:rPr>
-        <w:t>errors</w:t>
-      </w:r>
-      <w:r>
-        <w:rPr>
-          <w:rStyle w:val="CSSKlasreelsChar"/>
-        </w:rPr>
-        <w:t xml:space="preserve"> = [];</w:t>
+        <w:t>let errors = [];</w:t>
       </w:r>
       <w:r>
         <w:t>)</w:t>
@@ -1400,13 +1376,7 @@
         <w:rPr>
           <w:rStyle w:val="CSSKlasreelsChar"/>
         </w:rPr>
-        <w:t>updateStockStatus(</w:t>
-      </w:r>
-      <w:r>
-        <w:rPr>
-          <w:rStyle w:val="CSSKlasreelsChar"/>
-        </w:rPr>
-        <w:t>)</w:t>
+        <w:t>updateStockStatus()</w:t>
       </w:r>
       <w:r>
         <w:t>.</w:t>
@@ -1450,10 +1420,7 @@
         <w:t xml:space="preserve">Betaalmetodes se </w:t>
       </w:r>
       <w:r>
-        <w:t xml:space="preserve">regte besonderhede te wys afhangend van watter betaalopsie gekies is. </w:t>
-      </w:r>
-      <w:r>
-        <w:t xml:space="preserve">Ek gebruik dit in </w:t>
+        <w:t xml:space="preserve">regte besonderhede te wys afhangend van watter betaalopsie gekies is. Ek gebruik dit in </w:t>
       </w:r>
       <w:r>
         <w:rPr>
@@ -1479,10 +1446,7 @@
         <w:ind w:left="567" w:hanging="283"/>
       </w:pPr>
       <w:r>
-        <w:t xml:space="preserve">Mobiele navigasie sodat net aftreklys op ‘n slag oop is . </w:t>
-      </w:r>
-      <w:r>
-        <w:t xml:space="preserve">Ek gebruik dit in </w:t>
+        <w:t xml:space="preserve">Mobiele navigasie sodat net aftreklys op ‘n slag oop is . Ek gebruik dit in </w:t>
       </w:r>
       <w:r>
         <w:rPr>
@@ -1511,10 +1475,7 @@
         <w:t>Split afdelings</w:t>
       </w:r>
       <w:r>
-        <w:t xml:space="preserve"> se scroll animasie van geleidelik in en uit vervaag (‘fade’). </w:t>
-      </w:r>
-      <w:r>
-        <w:t xml:space="preserve">Ek gebruik dit in die </w:t>
+        <w:t xml:space="preserve"> se scroll animasie van geleidelik in en uit vervaag (‘fade’). Ek gebruik dit in die </w:t>
       </w:r>
       <w:r>
         <w:rPr>
@@ -1549,10 +1510,7 @@
         <w:t>Keuselys opsies die volledige lys op druk aansig wys</w:t>
       </w:r>
       <w:r>
-        <w:t xml:space="preserve">. </w:t>
-      </w:r>
-      <w:r>
-        <w:t xml:space="preserve">Ek gebruik dit in die </w:t>
+        <w:t xml:space="preserve">. Ek gebruik dit in die </w:t>
       </w:r>
       <w:r>
         <w:rPr>
@@ -1571,10 +1529,7 @@
         <w:t>()</w:t>
       </w:r>
       <w:r>
-        <w:t xml:space="preserve"> </w:t>
-      </w:r>
-      <w:r>
-        <w:t xml:space="preserve">en </w:t>
+        <w:t xml:space="preserve"> en </w:t>
       </w:r>
       <w:r>
         <w:rPr>
@@ -1583,10 +1538,7 @@
         <w:t>restoreSelectsAfterPrint()</w:t>
       </w:r>
       <w:r>
-        <w:t xml:space="preserve"> </w:t>
-      </w:r>
-      <w:r>
-        <w:t>funksie.</w:t>
+        <w:t xml:space="preserve"> funksie.</w:t>
       </w:r>
     </w:p>
     <w:p>
@@ -1691,10 +1643,7 @@
         <w:t>map()</w:t>
       </w:r>
       <w:r>
-        <w:t xml:space="preserve"> word in die</w:t>
-      </w:r>
-      <w:r>
-        <w:t xml:space="preserve"> funksie </w:t>
+        <w:t xml:space="preserve"> word in die funksie </w:t>
       </w:r>
       <w:r>
         <w:rPr>
@@ -1873,28 +1822,16 @@
         <w:rPr>
           <w:rStyle w:val="CSSKlasreelsChar"/>
         </w:rPr>
-        <w:t>calculateTotal</w:t>
+        <w:t>calculateTotal()</w:t>
+      </w:r>
+      <w:r>
+        <w:t xml:space="preserve"> en </w:t>
       </w:r>
       <w:r>
         <w:rPr>
           <w:rStyle w:val="CSSKlasreelsChar"/>
         </w:rPr>
-        <w:t>()</w:t>
-      </w:r>
-      <w:r>
-        <w:t xml:space="preserve"> en </w:t>
-      </w:r>
-      <w:r>
-        <w:rPr>
-          <w:rStyle w:val="CSSKlasreelsChar"/>
-        </w:rPr>
-        <w:t>updatePaymentVisibility</w:t>
-      </w:r>
-      <w:r>
-        <w:rPr>
-          <w:rStyle w:val="CSSKlasreelsChar"/>
-        </w:rPr>
-        <w:t>()</w:t>
+        <w:t>updatePaymentVisibility()</w:t>
       </w:r>
       <w:r>
         <w:t>.</w:t>
@@ -2149,13 +2086,7 @@
         <w:rPr>
           <w:rStyle w:val="CSSKlasreelsChar"/>
         </w:rPr>
-        <w:t>initTopProductsPreview</w:t>
-      </w:r>
-      <w:r>
-        <w:rPr>
-          <w:rStyle w:val="CSSKlasreelsChar"/>
-        </w:rPr>
-        <w:t>()</w:t>
+        <w:t>initTopProductsPreview()</w:t>
       </w:r>
       <w:r>
         <w:t>.</w:t>
@@ -2228,13 +2159,7 @@
         <w:rPr>
           <w:rStyle w:val="CSSKlasreelsChar"/>
         </w:rPr>
-        <w:t>calculateTotal()</w:t>
-      </w:r>
-      <w:r>
-        <w:rPr>
-          <w:rStyle w:val="CSSKlasreelsChar"/>
-        </w:rPr>
-        <w:t xml:space="preserve"> </w:t>
+        <w:t xml:space="preserve">calculateTotal() </w:t>
       </w:r>
       <w:r>
         <w:t xml:space="preserve">en </w:t>
@@ -7980,6 +7905,7 @@
   <w:style w:type="character" w:default="1" w:styleId="DefaultParagraphFont">
     <w:name w:val="Default Paragraph Font"/>
     <w:uiPriority w:val="1"/>
+    <w:semiHidden/>
     <w:unhideWhenUsed/>
   </w:style>
   <w:style w:type="table" w:default="1" w:styleId="TableNormal">

--- a/Fases_Dokumentasie/Fase4_JS+Multimedia.docx
+++ b/Fases_Dokumentasie/Fase4_JS+Multimedia.docx
@@ -317,10 +317,9 @@
             </w:tabs>
             <w:rPr>
               <w:rFonts w:eastAsiaTheme="minorEastAsia"/>
-              <w:noProof/>
               <w:sz w:val="24"/>
               <w:szCs w:val="24"/>
-              <w:lang w:val="en-ZA" w:eastAsia="en-ZA"/>
+              <w:lang w:eastAsia="en-ZA"/>
             </w:rPr>
           </w:pPr>
           <w:r>
@@ -336,54 +335,46 @@
             <w:r>
               <w:rPr>
                 <w:rStyle w:val="Hyperlink"/>
-                <w:noProof/>
               </w:rPr>
               <w:t>Inhoudsopgawe</w:t>
             </w:r>
             <w:r>
               <w:rPr>
-                <w:noProof/>
                 <w:webHidden/>
               </w:rPr>
               <w:tab/>
             </w:r>
             <w:r>
               <w:rPr>
-                <w:noProof/>
                 <w:webHidden/>
               </w:rPr>
               <w:fldChar w:fldCharType="begin"/>
             </w:r>
             <w:r>
               <w:rPr>
-                <w:noProof/>
                 <w:webHidden/>
               </w:rPr>
               <w:instrText xml:space="preserve"> PAGEREF _Toc226457382 \h </w:instrText>
             </w:r>
             <w:r>
               <w:rPr>
-                <w:noProof/>
                 <w:webHidden/>
               </w:rPr>
             </w:r>
             <w:r>
               <w:rPr>
-                <w:noProof/>
                 <w:webHidden/>
               </w:rPr>
               <w:fldChar w:fldCharType="separate"/>
             </w:r>
             <w:r>
               <w:rPr>
-                <w:noProof/>
                 <w:webHidden/>
               </w:rPr>
               <w:t>1</w:t>
             </w:r>
             <w:r>
               <w:rPr>
-                <w:noProof/>
                 <w:webHidden/>
               </w:rPr>
               <w:fldChar w:fldCharType="end"/>
@@ -398,10 +389,9 @@
             </w:tabs>
             <w:rPr>
               <w:rFonts w:eastAsiaTheme="minorEastAsia"/>
-              <w:noProof/>
               <w:sz w:val="24"/>
               <w:szCs w:val="24"/>
-              <w:lang w:val="en-ZA" w:eastAsia="en-ZA"/>
+              <w:lang w:eastAsia="en-ZA"/>
             </w:rPr>
           </w:pPr>
           <w:hyperlink w:anchor="_Toc226457383" w:history="1">
@@ -410,54 +400,46 @@
                 <w:rStyle w:val="Hyperlink"/>
                 <w:b/>
                 <w:bCs/>
-                <w:noProof/>
               </w:rPr>
               <w:t>Fase 4: JavaScript en Multimedia</w:t>
             </w:r>
             <w:r>
               <w:rPr>
-                <w:noProof/>
                 <w:webHidden/>
               </w:rPr>
               <w:tab/>
             </w:r>
             <w:r>
               <w:rPr>
-                <w:noProof/>
                 <w:webHidden/>
               </w:rPr>
               <w:fldChar w:fldCharType="begin"/>
             </w:r>
             <w:r>
               <w:rPr>
-                <w:noProof/>
                 <w:webHidden/>
               </w:rPr>
               <w:instrText xml:space="preserve"> PAGEREF _Toc226457383 \h </w:instrText>
             </w:r>
             <w:r>
               <w:rPr>
-                <w:noProof/>
                 <w:webHidden/>
               </w:rPr>
             </w:r>
             <w:r>
               <w:rPr>
-                <w:noProof/>
                 <w:webHidden/>
               </w:rPr>
               <w:fldChar w:fldCharType="separate"/>
             </w:r>
             <w:r>
               <w:rPr>
-                <w:noProof/>
                 <w:webHidden/>
               </w:rPr>
               <w:t>2</w:t>
             </w:r>
             <w:r>
               <w:rPr>
-                <w:noProof/>
                 <w:webHidden/>
               </w:rPr>
               <w:fldChar w:fldCharType="end"/>
@@ -472,64 +454,55 @@
             </w:tabs>
             <w:rPr>
               <w:rFonts w:eastAsiaTheme="minorEastAsia"/>
-              <w:noProof/>
               <w:sz w:val="24"/>
               <w:szCs w:val="24"/>
-              <w:lang w:val="en-ZA" w:eastAsia="en-ZA"/>
+              <w:lang w:eastAsia="en-ZA"/>
             </w:rPr>
           </w:pPr>
           <w:hyperlink w:anchor="_Toc226457384" w:history="1">
             <w:r>
               <w:rPr>
                 <w:rStyle w:val="Hyperlink"/>
-                <w:noProof/>
               </w:rPr>
               <w:t>Inleiding en doel</w:t>
             </w:r>
             <w:r>
               <w:rPr>
-                <w:noProof/>
                 <w:webHidden/>
               </w:rPr>
               <w:tab/>
             </w:r>
             <w:r>
               <w:rPr>
-                <w:noProof/>
                 <w:webHidden/>
               </w:rPr>
               <w:fldChar w:fldCharType="begin"/>
             </w:r>
             <w:r>
               <w:rPr>
-                <w:noProof/>
                 <w:webHidden/>
               </w:rPr>
               <w:instrText xml:space="preserve"> PAGEREF _Toc226457384 \h </w:instrText>
             </w:r>
             <w:r>
               <w:rPr>
-                <w:noProof/>
                 <w:webHidden/>
               </w:rPr>
             </w:r>
             <w:r>
               <w:rPr>
-                <w:noProof/>
                 <w:webHidden/>
               </w:rPr>
               <w:fldChar w:fldCharType="separate"/>
             </w:r>
             <w:r>
               <w:rPr>
-                <w:noProof/>
                 <w:webHidden/>
               </w:rPr>
               <w:t>2</w:t>
             </w:r>
             <w:r>
               <w:rPr>
-                <w:noProof/>
                 <w:webHidden/>
               </w:rPr>
               <w:fldChar w:fldCharType="end"/>
@@ -544,64 +517,55 @@
             </w:tabs>
             <w:rPr>
               <w:rFonts w:eastAsiaTheme="minorEastAsia"/>
-              <w:noProof/>
               <w:sz w:val="24"/>
               <w:szCs w:val="24"/>
-              <w:lang w:val="en-ZA" w:eastAsia="en-ZA"/>
+              <w:lang w:eastAsia="en-ZA"/>
             </w:rPr>
           </w:pPr>
           <w:hyperlink w:anchor="_Toc226457385" w:history="1">
             <w:r>
               <w:rPr>
                 <w:rStyle w:val="Hyperlink"/>
-                <w:noProof/>
               </w:rPr>
               <w:t>My javascript</w:t>
             </w:r>
             <w:r>
               <w:rPr>
-                <w:noProof/>
                 <w:webHidden/>
               </w:rPr>
               <w:tab/>
             </w:r>
             <w:r>
               <w:rPr>
-                <w:noProof/>
                 <w:webHidden/>
               </w:rPr>
               <w:fldChar w:fldCharType="begin"/>
             </w:r>
             <w:r>
               <w:rPr>
-                <w:noProof/>
                 <w:webHidden/>
               </w:rPr>
               <w:instrText xml:space="preserve"> PAGEREF _Toc226457385 \h </w:instrText>
             </w:r>
             <w:r>
               <w:rPr>
-                <w:noProof/>
                 <w:webHidden/>
               </w:rPr>
             </w:r>
             <w:r>
               <w:rPr>
-                <w:noProof/>
                 <w:webHidden/>
               </w:rPr>
               <w:fldChar w:fldCharType="separate"/>
             </w:r>
             <w:r>
               <w:rPr>
-                <w:noProof/>
                 <w:webHidden/>
               </w:rPr>
               <w:t>2</w:t>
             </w:r>
             <w:r>
               <w:rPr>
-                <w:noProof/>
                 <w:webHidden/>
               </w:rPr>
               <w:fldChar w:fldCharType="end"/>
@@ -616,64 +580,55 @@
             </w:tabs>
             <w:rPr>
               <w:rFonts w:eastAsiaTheme="minorEastAsia"/>
-              <w:noProof/>
               <w:sz w:val="24"/>
               <w:szCs w:val="24"/>
-              <w:lang w:val="en-ZA" w:eastAsia="en-ZA"/>
+              <w:lang w:eastAsia="en-ZA"/>
             </w:rPr>
           </w:pPr>
           <w:hyperlink w:anchor="_Toc226457386" w:history="1">
             <w:r>
               <w:rPr>
                 <w:rStyle w:val="Hyperlink"/>
-                <w:noProof/>
               </w:rPr>
               <w:t>Skikking</w:t>
             </w:r>
             <w:r>
               <w:rPr>
-                <w:noProof/>
                 <w:webHidden/>
               </w:rPr>
               <w:tab/>
             </w:r>
             <w:r>
               <w:rPr>
-                <w:noProof/>
                 <w:webHidden/>
               </w:rPr>
               <w:fldChar w:fldCharType="begin"/>
             </w:r>
             <w:r>
               <w:rPr>
-                <w:noProof/>
                 <w:webHidden/>
               </w:rPr>
               <w:instrText xml:space="preserve"> PAGEREF _Toc226457386 \h </w:instrText>
             </w:r>
             <w:r>
               <w:rPr>
-                <w:noProof/>
                 <w:webHidden/>
               </w:rPr>
             </w:r>
             <w:r>
               <w:rPr>
-                <w:noProof/>
                 <w:webHidden/>
               </w:rPr>
               <w:fldChar w:fldCharType="separate"/>
             </w:r>
             <w:r>
               <w:rPr>
-                <w:noProof/>
                 <w:webHidden/>
               </w:rPr>
               <w:t>2</w:t>
             </w:r>
             <w:r>
               <w:rPr>
-                <w:noProof/>
                 <w:webHidden/>
               </w:rPr>
               <w:fldChar w:fldCharType="end"/>
@@ -688,64 +643,55 @@
             </w:tabs>
             <w:rPr>
               <w:rFonts w:eastAsiaTheme="minorEastAsia"/>
-              <w:noProof/>
               <w:sz w:val="24"/>
               <w:szCs w:val="24"/>
-              <w:lang w:val="en-ZA" w:eastAsia="en-ZA"/>
+              <w:lang w:eastAsia="en-ZA"/>
             </w:rPr>
           </w:pPr>
           <w:hyperlink w:anchor="_Toc226457387" w:history="1">
             <w:r>
               <w:rPr>
                 <w:rStyle w:val="Hyperlink"/>
-                <w:noProof/>
               </w:rPr>
               <w:t>Lusse</w:t>
             </w:r>
             <w:r>
               <w:rPr>
-                <w:noProof/>
                 <w:webHidden/>
               </w:rPr>
               <w:tab/>
             </w:r>
             <w:r>
               <w:rPr>
-                <w:noProof/>
                 <w:webHidden/>
               </w:rPr>
               <w:fldChar w:fldCharType="begin"/>
             </w:r>
             <w:r>
               <w:rPr>
-                <w:noProof/>
                 <w:webHidden/>
               </w:rPr>
               <w:instrText xml:space="preserve"> PAGEREF _Toc226457387 \h </w:instrText>
             </w:r>
             <w:r>
               <w:rPr>
-                <w:noProof/>
                 <w:webHidden/>
               </w:rPr>
             </w:r>
             <w:r>
               <w:rPr>
-                <w:noProof/>
                 <w:webHidden/>
               </w:rPr>
               <w:fldChar w:fldCharType="separate"/>
             </w:r>
             <w:r>
               <w:rPr>
-                <w:noProof/>
                 <w:webHidden/>
               </w:rPr>
               <w:t>2</w:t>
             </w:r>
             <w:r>
               <w:rPr>
-                <w:noProof/>
                 <w:webHidden/>
               </w:rPr>
               <w:fldChar w:fldCharType="end"/>
@@ -760,64 +706,55 @@
             </w:tabs>
             <w:rPr>
               <w:rFonts w:eastAsiaTheme="minorEastAsia"/>
-              <w:noProof/>
               <w:sz w:val="24"/>
               <w:szCs w:val="24"/>
-              <w:lang w:val="en-ZA" w:eastAsia="en-ZA"/>
+              <w:lang w:eastAsia="en-ZA"/>
             </w:rPr>
           </w:pPr>
           <w:hyperlink w:anchor="_Toc226457388" w:history="1">
             <w:r>
               <w:rPr>
                 <w:rStyle w:val="Hyperlink"/>
-                <w:noProof/>
               </w:rPr>
               <w:t>Voorwaardes (if en if else)</w:t>
             </w:r>
             <w:r>
               <w:rPr>
-                <w:noProof/>
                 <w:webHidden/>
               </w:rPr>
               <w:tab/>
             </w:r>
             <w:r>
               <w:rPr>
-                <w:noProof/>
                 <w:webHidden/>
               </w:rPr>
               <w:fldChar w:fldCharType="begin"/>
             </w:r>
             <w:r>
               <w:rPr>
-                <w:noProof/>
                 <w:webHidden/>
               </w:rPr>
               <w:instrText xml:space="preserve"> PAGEREF _Toc226457388 \h </w:instrText>
             </w:r>
             <w:r>
               <w:rPr>
-                <w:noProof/>
                 <w:webHidden/>
               </w:rPr>
             </w:r>
             <w:r>
               <w:rPr>
-                <w:noProof/>
                 <w:webHidden/>
               </w:rPr>
               <w:fldChar w:fldCharType="separate"/>
             </w:r>
             <w:r>
               <w:rPr>
-                <w:noProof/>
                 <w:webHidden/>
               </w:rPr>
               <w:t>3</w:t>
             </w:r>
             <w:r>
               <w:rPr>
-                <w:noProof/>
                 <w:webHidden/>
               </w:rPr>
               <w:fldChar w:fldCharType="end"/>
@@ -832,64 +769,55 @@
             </w:tabs>
             <w:rPr>
               <w:rFonts w:eastAsiaTheme="minorEastAsia"/>
-              <w:noProof/>
               <w:sz w:val="24"/>
               <w:szCs w:val="24"/>
-              <w:lang w:val="en-ZA" w:eastAsia="en-ZA"/>
+              <w:lang w:eastAsia="en-ZA"/>
             </w:rPr>
           </w:pPr>
           <w:hyperlink w:anchor="_Toc226457389" w:history="1">
             <w:r>
               <w:rPr>
                 <w:rStyle w:val="Hyperlink"/>
-                <w:noProof/>
               </w:rPr>
               <w:t>DOM manipulasie</w:t>
             </w:r>
             <w:r>
               <w:rPr>
-                <w:noProof/>
                 <w:webHidden/>
               </w:rPr>
               <w:tab/>
             </w:r>
             <w:r>
               <w:rPr>
-                <w:noProof/>
                 <w:webHidden/>
               </w:rPr>
               <w:fldChar w:fldCharType="begin"/>
             </w:r>
             <w:r>
               <w:rPr>
-                <w:noProof/>
                 <w:webHidden/>
               </w:rPr>
               <w:instrText xml:space="preserve"> PAGEREF _Toc226457389 \h </w:instrText>
             </w:r>
             <w:r>
               <w:rPr>
-                <w:noProof/>
                 <w:webHidden/>
               </w:rPr>
             </w:r>
             <w:r>
               <w:rPr>
-                <w:noProof/>
                 <w:webHidden/>
               </w:rPr>
               <w:fldChar w:fldCharType="separate"/>
             </w:r>
             <w:r>
               <w:rPr>
-                <w:noProof/>
                 <w:webHidden/>
               </w:rPr>
               <w:t>4</w:t>
             </w:r>
             <w:r>
               <w:rPr>
-                <w:noProof/>
                 <w:webHidden/>
               </w:rPr>
               <w:fldChar w:fldCharType="end"/>
@@ -911,54 +839,46 @@
             <w:r>
               <w:rPr>
                 <w:rStyle w:val="Hyperlink"/>
-                <w:noProof/>
               </w:rPr>
               <w:t>Multimedia</w:t>
             </w:r>
             <w:r>
               <w:rPr>
-                <w:noProof/>
                 <w:webHidden/>
               </w:rPr>
               <w:tab/>
             </w:r>
             <w:r>
               <w:rPr>
-                <w:noProof/>
                 <w:webHidden/>
               </w:rPr>
               <w:fldChar w:fldCharType="begin"/>
             </w:r>
             <w:r>
               <w:rPr>
-                <w:noProof/>
                 <w:webHidden/>
               </w:rPr>
               <w:instrText xml:space="preserve"> PAGEREF _Toc226457390 \h </w:instrText>
             </w:r>
             <w:r>
               <w:rPr>
-                <w:noProof/>
                 <w:webHidden/>
               </w:rPr>
             </w:r>
             <w:r>
               <w:rPr>
-                <w:noProof/>
                 <w:webHidden/>
               </w:rPr>
               <w:fldChar w:fldCharType="separate"/>
             </w:r>
             <w:r>
               <w:rPr>
-                <w:noProof/>
                 <w:webHidden/>
               </w:rPr>
               <w:t>4</w:t>
             </w:r>
             <w:r>
               <w:rPr>
-                <w:noProof/>
                 <w:webHidden/>
               </w:rPr>
               <w:fldChar w:fldCharType="end"/>
@@ -1047,7 +967,13 @@
         </w:numPr>
       </w:pPr>
       <w:r>
-        <w:t xml:space="preserve">Die javascript is gebruik die webtuiste nou funksioneel eerder as net mooi te maak soos in </w:t>
+        <w:t xml:space="preserve">Die javascript is gebruik </w:t>
+      </w:r>
+      <w:r>
+        <w:t xml:space="preserve">om </w:t>
+      </w:r>
+      <w:r>
+        <w:t xml:space="preserve">die webtuiste nou funksioneel eerder as net mooi te maak soos in </w:t>
       </w:r>
       <w:r>
         <w:t>vorige</w:t>
@@ -1095,10 +1021,10 @@
         </w:numPr>
       </w:pPr>
       <w:r>
-        <w:t>Ek moet ook my javascript logika deeglik verduidelik en waar ek skikkings, lusse, voorwaardes en dom manipulasie</w:t>
-      </w:r>
-      <w:r>
-        <w:t>.</w:t>
+        <w:t xml:space="preserve">Ek moet my javascript logika deeglik verduidelik </w:t>
+      </w:r>
+      <w:r>
+        <w:t>asook my multimedia kortliks beskryf.</w:t>
       </w:r>
     </w:p>
     <w:p>
@@ -1568,7 +1494,23 @@
         <w:ind w:left="567" w:hanging="283"/>
       </w:pPr>
       <w:r>
-        <w:t>Produkte galery sodat die 3 sigbare skyfies dinamies bly</w:t>
+        <w:t xml:space="preserve">Produkte galery </w:t>
+      </w:r>
+      <w:r>
+        <w:rPr>
+          <w:rFonts w:ascii="Sagona Book" w:hAnsi="Sagona Book"/>
+          <w:color w:val="27467D"/>
+          <w:sz w:val="20"/>
+          <w:szCs w:val="20"/>
+          <w:shd w:val="clear" w:color="auto" w:fill="EFFBFF"/>
+        </w:rPr>
+        <w:t>(renderCarousel())</w:t>
+      </w:r>
+      <w:r>
+        <w:t xml:space="preserve"> </w:t>
+      </w:r>
+      <w:r>
+        <w:t>sodat die 3 sigbare skyfies dinamies bly</w:t>
       </w:r>
       <w:r>
         <w:t xml:space="preserve"> waneer die iets verander soos waneer daar na die volgende skyfie beweeg word.</w:t>
@@ -1579,7 +1521,6 @@
         <w:spacing w:after="0"/>
       </w:pPr>
       <w:r>
-        <w:lastRenderedPageBreak/>
         <w:t xml:space="preserve">Ek gebruik </w:t>
       </w:r>
       <w:r>
@@ -1602,6 +1543,7 @@
         <w:ind w:left="567" w:hanging="283"/>
       </w:pPr>
       <w:r>
+        <w:lastRenderedPageBreak/>
         <w:t xml:space="preserve">Top produkte om die regte data van die produkte te verkry </w:t>
       </w:r>
       <w:r>
@@ -1691,13 +1633,28 @@
       <w:r>
         <w:t>Ek gebruik dit vir vorm validasie , wysiging en versteek van elemene , waarskuwings , galerye , voorraadbestuur en video interaksie</w:t>
       </w:r>
+      <w:r>
+        <w:t xml:space="preserve">, </w:t>
+      </w:r>
+      <w:r>
+        <w:t xml:space="preserve">dit wil se ek gebruik dit om </w:t>
+      </w:r>
+      <w:r>
+        <w:t>realistiese besigheidslogika toe te pas</w:t>
+      </w:r>
+      <w:r>
+        <w:t>.</w:t>
+      </w:r>
     </w:p>
     <w:p>
       <w:pPr>
         <w:spacing w:after="0"/>
       </w:pPr>
       <w:r>
-        <w:t>Wat gebruik ek hulle voor:</w:t>
+        <w:t>Waar ek voorwaardes gebruik en hoekom</w:t>
+      </w:r>
+      <w:r>
+        <w:t>:</w:t>
       </w:r>
     </w:p>
     <w:p>
@@ -1964,9 +1921,48 @@
     <w:p>
       <w:pPr>
         <w:spacing w:after="0"/>
-      </w:pPr>
-      <w:r>
-        <w:t>Ek gebruik dit om sekere aspekte op die webblad te verander terwyl die gebruiker op die webblad is.</w:t>
+        <w:rPr>
+          <w:i/>
+          <w:iCs/>
+          <w:sz w:val="20"/>
+          <w:szCs w:val="20"/>
+        </w:rPr>
+      </w:pPr>
+      <w:r>
+        <w:t xml:space="preserve">Ek gebruik </w:t>
+      </w:r>
+      <w:r>
+        <w:t xml:space="preserve">DOM - </w:t>
+      </w:r>
+      <w:r>
+        <w:t xml:space="preserve">manipulasie </w:t>
+      </w:r>
+      <w:r>
+        <w:t>om sekere aspekte op die webblad</w:t>
+      </w:r>
+      <w:r>
+        <w:t xml:space="preserve"> dinamies</w:t>
+      </w:r>
+      <w:r>
+        <w:t xml:space="preserve"> te verander </w:t>
+      </w:r>
+      <w:r>
+        <w:t>(</w:t>
+      </w:r>
+      <w:r>
+        <w:t>terwyl die gebruiker op die webblad i</w:t>
+      </w:r>
+      <w:r>
+        <w:t>s)</w:t>
+      </w:r>
+      <w:r>
+        <w:rPr>
+          <w:i/>
+          <w:iCs/>
+          <w:sz w:val="20"/>
+          <w:szCs w:val="20"/>
+        </w:rPr>
+        <w:t>.</w:t>
       </w:r>
     </w:p>
     <w:p>
@@ -1974,7 +1970,13 @@
         <w:spacing w:after="0"/>
       </w:pPr>
       <w:r>
-        <w:t>Ek gebruik dit by:</w:t>
+        <w:t xml:space="preserve">Ek gebruik </w:t>
+      </w:r>
+      <w:r>
+        <w:t>DOM-manipulasie</w:t>
+      </w:r>
+      <w:r>
+        <w:t xml:space="preserve"> by:</w:t>
       </w:r>
     </w:p>
     <w:p>
@@ -2119,19 +2121,7 @@
         <w:t>Bestelvorm</w:t>
       </w:r>
       <w:r>
-        <w:t xml:space="preserve"> se produk rye om produkte by te voeg </w:t>
-      </w:r>
-      <w:r>
-        <w:t>,</w:t>
-      </w:r>
-      <w:r>
-        <w:t xml:space="preserve"> verwyder</w:t>
-      </w:r>
-      <w:r>
-        <w:t xml:space="preserve"> of te soek</w:t>
-      </w:r>
-      <w:r>
-        <w:t xml:space="preserve">. Dit is binne </w:t>
+        <w:t xml:space="preserve"> se produk rye om produkte by te voeg , verwyder of te soek. Dit is binne </w:t>
       </w:r>
       <w:r>
         <w:rPr>
@@ -2184,7 +2174,19 @@
         <w:ind w:left="567" w:hanging="283"/>
       </w:pPr>
       <w:r>
-        <w:t>Ek gebruik dit ook om velde se sigbaarheid te verander baser op wat die gebruiker kies in my vorms soos my afhaal en aflewering en my besoek datum en tyd en my kaartbesonderhede.</w:t>
+        <w:t>Ek gebruik dit om velde se sigbaarheid te verander bas</w:t>
+      </w:r>
+      <w:r>
+        <w:t>e</w:t>
+      </w:r>
+      <w:r>
+        <w:t xml:space="preserve">er op wat die gebruiker kies in my vorms soos my afhaal en aflewering </w:t>
+      </w:r>
+      <w:r>
+        <w:t>,</w:t>
+      </w:r>
+      <w:r>
+        <w:t xml:space="preserve"> my besoek datum en tyd en my kaartbesonderhede.</w:t>
       </w:r>
     </w:p>
     <w:p>
@@ -2268,10 +2270,326 @@
           <w:ilvl w:val="0"/>
           <w:numId w:val="49"/>
         </w:numPr>
-        <w:spacing w:after="0"/>
-      </w:pPr>
-      <w:r>
-        <w:t>Ek het verskeie prente wat ek gebruik en dan het ek ook ‘n bemarking video wat die plaas wys en aktiwiteite wat jy op die plaas kan doen.</w:t>
+      </w:pPr>
+      <w:r>
+        <w:t>Ek gebruik verskeie</w:t>
+      </w:r>
+      <w:r>
+        <w:t xml:space="preserve"> </w:t>
+      </w:r>
+      <w:r>
+        <w:t>(37 prente</w:t>
+      </w:r>
+      <w:r>
+        <w:t>)</w:t>
+      </w:r>
+      <w:r>
+        <w:t xml:space="preserve"> </w:t>
+      </w:r>
+      <w:r>
+        <w:t xml:space="preserve">jpg </w:t>
+      </w:r>
+      <w:r>
+        <w:t>prente</w:t>
+      </w:r>
+      <w:r>
+        <w:t xml:space="preserve"> </w:t>
+      </w:r>
+      <w:r>
+        <w:t>regdeur my webblaaie:</w:t>
+      </w:r>
+    </w:p>
+    <w:p>
+      <w:pPr>
+        <w:pStyle w:val="ListParagraph"/>
+        <w:numPr>
+          <w:ilvl w:val="1"/>
+          <w:numId w:val="49"/>
+        </w:numPr>
+      </w:pPr>
+      <w:r>
+        <w:t>Al my blaaie</w:t>
+      </w:r>
+    </w:p>
+    <w:p>
+      <w:pPr>
+        <w:pStyle w:val="ListParagraph"/>
+        <w:numPr>
+          <w:ilvl w:val="2"/>
+          <w:numId w:val="49"/>
+        </w:numPr>
+        <w:ind w:left="1560" w:hanging="284"/>
+      </w:pPr>
+      <w:r>
+        <w:t>Ek gebruik prente (</w:t>
+      </w:r>
+      <w:r>
+        <w:t>Plaashek</w:t>
+      </w:r>
+      <w:r>
+        <w:t xml:space="preserve">, </w:t>
+      </w:r>
+      <w:r>
+        <w:t>Plaas</w:t>
+      </w:r>
+      <w:r>
+        <w:t>, 1Trop, Produkte</w:t>
+      </w:r>
+      <w:r>
+        <w:t>, Voorraad , PlaasBoShot, SkaapFamilie</w:t>
+      </w:r>
+      <w:r>
+        <w:t>) op elkeen van my blaai</w:t>
+      </w:r>
+      <w:r>
+        <w:t>e</w:t>
+      </w:r>
+      <w:r>
+        <w:t xml:space="preserve"> as die hero (hoof bannier agtergrond) prente</w:t>
+      </w:r>
+    </w:p>
+    <w:p>
+      <w:pPr>
+        <w:pStyle w:val="ListParagraph"/>
+        <w:numPr>
+          <w:ilvl w:val="2"/>
+          <w:numId w:val="49"/>
+        </w:numPr>
+        <w:ind w:left="1560" w:hanging="284"/>
+      </w:pPr>
+      <w:r>
+        <w:t>Ek gebruik ‘n prent (</w:t>
+      </w:r>
+      <w:r>
+        <w:t>Logo</w:t>
+      </w:r>
+      <w:r>
+        <w:t>) in my kopbalk op elke bladsy as my handelsmerk</w:t>
+      </w:r>
+    </w:p>
+    <w:p>
+      <w:pPr>
+        <w:pStyle w:val="ListParagraph"/>
+        <w:numPr>
+          <w:ilvl w:val="1"/>
+          <w:numId w:val="49"/>
+        </w:numPr>
+      </w:pPr>
+      <w:r>
+        <w:t>Indeks (Tuis) blad</w:t>
+      </w:r>
+    </w:p>
+    <w:p>
+      <w:pPr>
+        <w:pStyle w:val="ListParagraph"/>
+        <w:numPr>
+          <w:ilvl w:val="2"/>
+          <w:numId w:val="49"/>
+        </w:numPr>
+        <w:ind w:left="1560" w:hanging="284"/>
+      </w:pPr>
+      <w:r>
+        <w:t>Agtergrond prent (</w:t>
+      </w:r>
+      <w:r>
+        <w:t>1</w:t>
+      </w:r>
+      <w:r>
+        <w:t>Skaapfamilie) vir my inleiding</w:t>
+      </w:r>
+    </w:p>
+    <w:p>
+      <w:pPr>
+        <w:pStyle w:val="ListParagraph"/>
+        <w:numPr>
+          <w:ilvl w:val="2"/>
+          <w:numId w:val="49"/>
+        </w:numPr>
+        <w:ind w:left="1560" w:hanging="284"/>
+      </w:pPr>
+      <w:r>
+        <w:t>Ek gebruik prente (</w:t>
+      </w:r>
+      <w:r>
+        <w:t>Marino</w:t>
+      </w:r>
+      <w:r>
+        <w:t xml:space="preserve">, </w:t>
+      </w:r>
+      <w:r>
+        <w:t>Skeer</w:t>
+      </w:r>
+      <w:r>
+        <w:t xml:space="preserve">, </w:t>
+      </w:r>
+      <w:r>
+        <w:t>Grazing</w:t>
+      </w:r>
+      <w:r>
+        <w:t>) vir by hoogtepunte</w:t>
+      </w:r>
+    </w:p>
+    <w:p>
+      <w:pPr>
+        <w:pStyle w:val="ListParagraph"/>
+        <w:numPr>
+          <w:ilvl w:val="2"/>
+          <w:numId w:val="49"/>
+        </w:numPr>
+        <w:ind w:left="1560" w:hanging="284"/>
+      </w:pPr>
+      <w:r>
+        <w:t xml:space="preserve">Ek gebruik ‘n prent (Logo) </w:t>
+      </w:r>
+      <w:r>
+        <w:t>by elke logo blok</w:t>
+      </w:r>
+    </w:p>
+    <w:p>
+      <w:pPr>
+        <w:pStyle w:val="ListParagraph"/>
+        <w:numPr>
+          <w:ilvl w:val="2"/>
+          <w:numId w:val="49"/>
+        </w:numPr>
+        <w:ind w:left="1560" w:hanging="284"/>
+      </w:pPr>
+      <w:r>
+        <w:t>Ek gebruik ‘n prent (</w:t>
+      </w:r>
+      <w:r>
+        <w:t>1Merino</w:t>
+      </w:r>
+      <w:r>
+        <w:t>)</w:t>
+      </w:r>
+      <w:r>
+        <w:t xml:space="preserve"> by my bestuursbenadering</w:t>
+      </w:r>
+    </w:p>
+    <w:p>
+      <w:pPr>
+        <w:pStyle w:val="ListParagraph"/>
+        <w:numPr>
+          <w:ilvl w:val="2"/>
+          <w:numId w:val="49"/>
+        </w:numPr>
+        <w:ind w:left="1560" w:hanging="284"/>
+      </w:pPr>
+      <w:r>
+        <w:t>Ek gebruik ‘n prent (</w:t>
+      </w:r>
+      <w:r>
+        <w:t>RotationalGrazing.jpg</w:t>
+      </w:r>
+      <w:r>
+        <w:t>) as die agtergrond prent by my volhoubare toekoms asook vir my laaste afdeling voor my voetskrif</w:t>
+      </w:r>
+    </w:p>
+    <w:p>
+      <w:pPr>
+        <w:pStyle w:val="ListParagraph"/>
+        <w:numPr>
+          <w:ilvl w:val="2"/>
+          <w:numId w:val="49"/>
+        </w:numPr>
+        <w:ind w:left="1560" w:hanging="284"/>
+      </w:pPr>
+      <w:r>
+        <w:t>Ek gebruik prente (</w:t>
+      </w:r>
+      <w:r>
+        <w:t>1Shed</w:t>
+      </w:r>
+      <w:r>
+        <w:t xml:space="preserve">, </w:t>
+      </w:r>
+      <w:r>
+        <w:t>Shed</w:t>
+      </w:r>
+      <w:r>
+        <w:t>, Grazing, 1Trop , Babies , Skeer , Voer) in my gallery</w:t>
+      </w:r>
+    </w:p>
+    <w:p>
+      <w:pPr>
+        <w:pStyle w:val="ListParagraph"/>
+        <w:numPr>
+          <w:ilvl w:val="2"/>
+          <w:numId w:val="49"/>
+        </w:numPr>
+        <w:ind w:left="1560" w:hanging="284"/>
+      </w:pPr>
+      <w:r>
+        <w:t>Ek gebruik 3 prente (Wol2 , LamVleis , 1Skaap) by my produksie</w:t>
+      </w:r>
+    </w:p>
+    <w:p>
+      <w:pPr>
+        <w:pStyle w:val="ListParagraph"/>
+        <w:numPr>
+          <w:ilvl w:val="1"/>
+          <w:numId w:val="49"/>
+        </w:numPr>
+      </w:pPr>
+      <w:r>
+        <w:t>Ons trop blad</w:t>
+      </w:r>
+    </w:p>
+    <w:p>
+      <w:pPr>
+        <w:pStyle w:val="ListParagraph"/>
+        <w:numPr>
+          <w:ilvl w:val="2"/>
+          <w:numId w:val="49"/>
+        </w:numPr>
+        <w:ind w:left="1560" w:hanging="284"/>
+      </w:pPr>
+      <w:r>
+        <w:t>Ek gebruik prente (Marino , 1Merino , Dorper , 1Dorper , 2Dorper , 3Dorper , 4Dorper , BlackheadPersian , 1</w:t>
+      </w:r>
+      <w:r>
+        <w:t>BlackheadPersian</w:t>
+      </w:r>
+      <w:r>
+        <w:t xml:space="preserve"> , 2</w:t>
+      </w:r>
+      <w:r>
+        <w:t>BlackheadPersian</w:t>
+      </w:r>
+      <w:r>
+        <w:t xml:space="preserve"> , 3</w:t>
+      </w:r>
+      <w:r>
+        <w:t>BlackheadPersian</w:t>
+      </w:r>
+      <w:r>
+        <w:t>) vir elke skaap ras se galery</w:t>
+      </w:r>
+    </w:p>
+    <w:p>
+      <w:pPr>
+        <w:pStyle w:val="ListParagraph"/>
+        <w:numPr>
+          <w:ilvl w:val="1"/>
+          <w:numId w:val="49"/>
+        </w:numPr>
+      </w:pPr>
+      <w:r>
+        <w:t>Ons produkte blad</w:t>
+      </w:r>
+    </w:p>
+    <w:p>
+      <w:pPr>
+        <w:pStyle w:val="ListParagraph"/>
+        <w:numPr>
+          <w:ilvl w:val="2"/>
+          <w:numId w:val="49"/>
+        </w:numPr>
+        <w:ind w:left="1560" w:hanging="284"/>
+      </w:pPr>
+      <w:r>
+        <w:t>Ek het ‘n produkte gallery wat al my produkte wys (prente: Wol , Babies , Lamvleis , 1Skaap , Skaapvel , LamVet)</w:t>
       </w:r>
     </w:p>
     <w:p>
@@ -2283,10 +2601,483 @@
         </w:numPr>
       </w:pPr>
       <w:r>
-        <w:t xml:space="preserve">Ek het </w:t>
-      </w:r>
-      <w:r>
-        <w:t>ook captions vir my video wat ek deur CSS formateer het.</w:t>
+        <w:t>Ek het ‘n mp4 video (Bemarking) wat ek op my oor ons blad as ‘n bemarking video gebruik wat die plaas en aktiwiteite wat jy kan doen wys.</w:t>
+      </w:r>
+    </w:p>
+    <w:p>
+      <w:pPr>
+        <w:spacing w:after="0"/>
+        <w:rPr>
+          <w:b/>
+          <w:bCs/>
+        </w:rPr>
+      </w:pPr>
+      <w:r>
+        <w:rPr>
+          <w:b/>
+          <w:bCs/>
+        </w:rPr>
+        <w:t>Bemarking.mp4 se CSS</w:t>
+      </w:r>
+    </w:p>
+    <w:p>
+      <w:pPr>
+        <w:pStyle w:val="ListParagraph"/>
+        <w:numPr>
+          <w:ilvl w:val="0"/>
+          <w:numId w:val="49"/>
+        </w:numPr>
+        <w:rPr>
+          <w:lang w:val="en-ZA"/>
+        </w:rPr>
+      </w:pPr>
+      <w:r>
+        <w:t xml:space="preserve">Die video het geronde hoeke </w:t>
+      </w:r>
+      <w:r>
+        <w:rPr>
+          <w:rStyle w:val="CSSKlasreelsChar"/>
+        </w:rPr>
+        <w:t>(</w:t>
+      </w:r>
+      <w:r>
+        <w:rPr>
+          <w:rStyle w:val="CSSKlasreelsChar"/>
+          <w:lang w:val="en-ZA"/>
+        </w:rPr>
+        <w:t>border-radius: 12px;</w:t>
+      </w:r>
+      <w:r>
+        <w:rPr>
+          <w:rStyle w:val="CSSKlasreelsChar"/>
+        </w:rPr>
+        <w:t>)</w:t>
+      </w:r>
+      <w:r>
+        <w:t xml:space="preserve"> </w:t>
+      </w:r>
+      <w:r>
+        <w:t>met</w:t>
+      </w:r>
+      <w:r>
+        <w:t xml:space="preserve"> ligte skaduwee</w:t>
+      </w:r>
+      <w:r>
+        <w:t xml:space="preserve"> </w:t>
+      </w:r>
+      <w:r>
+        <w:rPr>
+          <w:rStyle w:val="CSSKlasreelsChar"/>
+        </w:rPr>
+        <w:t>(</w:t>
+      </w:r>
+      <w:r>
+        <w:rPr>
+          <w:rStyle w:val="CSSKlasreelsChar"/>
+          <w:lang w:val="en-ZA"/>
+        </w:rPr>
+        <w:t xml:space="preserve">box-shadow: 0 4px 15px </w:t>
+      </w:r>
+      <w:proofErr w:type="spellStart"/>
+      <w:r>
+        <w:rPr>
+          <w:rStyle w:val="CSSKlasreelsChar"/>
+          <w:lang w:val="en-ZA"/>
+        </w:rPr>
+        <w:t>rgba</w:t>
+      </w:r>
+      <w:proofErr w:type="spellEnd"/>
+      <w:r>
+        <w:rPr>
+          <w:rStyle w:val="CSSKlasreelsChar"/>
+          <w:lang w:val="en-ZA"/>
+        </w:rPr>
+        <w:t>(0,0,0,0.2);</w:t>
+      </w:r>
+      <w:r>
+        <w:rPr>
+          <w:rStyle w:val="CSSKlasreelsChar"/>
+        </w:rPr>
+        <w:t>)</w:t>
+      </w:r>
+      <w:r>
+        <w:t xml:space="preserve"> regrondom (</w:t>
+      </w:r>
+      <w:r>
+        <w:rPr>
+          <w:rStyle w:val="Heading5Char"/>
+        </w:rPr>
+        <w:t>video#marketingVideo</w:t>
+      </w:r>
+      <w:r>
+        <w:t>)</w:t>
+      </w:r>
+    </w:p>
+    <w:p>
+      <w:pPr>
+        <w:pStyle w:val="ListParagraph"/>
+        <w:numPr>
+          <w:ilvl w:val="0"/>
+          <w:numId w:val="49"/>
+        </w:numPr>
+      </w:pPr>
+      <w:r>
+        <w:t xml:space="preserve">Die video houer se posisie is </w:t>
+      </w:r>
+      <w:r>
+        <w:rPr>
+          <w:rStyle w:val="CSSKlasreelsChar"/>
+        </w:rPr>
+        <w:t>relative</w:t>
+      </w:r>
+      <w:r>
+        <w:t xml:space="preserve"> sodat die logo blok binne dit geplaas kan word</w:t>
+      </w:r>
+      <w:r>
+        <w:t>.</w:t>
+      </w:r>
+    </w:p>
+    <w:p>
+      <w:pPr>
+        <w:pStyle w:val="ListParagraph"/>
+        <w:numPr>
+          <w:ilvl w:val="0"/>
+          <w:numId w:val="49"/>
+        </w:numPr>
+        <w:rPr>
+          <w:lang w:val="en-ZA"/>
+        </w:rPr>
+      </w:pPr>
+      <w:r>
+        <w:t xml:space="preserve">Daar is ‘n klas </w:t>
+      </w:r>
+      <w:r>
+        <w:t>(</w:t>
+      </w:r>
+      <w:r>
+        <w:rPr>
+          <w:rStyle w:val="Heading5Char"/>
+        </w:rPr>
+        <w:t>#videoEndLogo</w:t>
+      </w:r>
+      <w:r>
+        <w:t xml:space="preserve">) wat die logo blok wat op die einde van die video se infade </w:t>
+      </w:r>
+      <w:r>
+        <w:rPr>
+          <w:rStyle w:val="CSSKlasreelsChar"/>
+        </w:rPr>
+        <w:t>(</w:t>
+      </w:r>
+      <w:r>
+        <w:rPr>
+          <w:rStyle w:val="CSSKlasreelsChar"/>
+          <w:lang w:val="en-ZA"/>
+        </w:rPr>
+        <w:t>transition: opacity 1.2s ease;</w:t>
+      </w:r>
+      <w:r>
+        <w:rPr>
+          <w:rStyle w:val="CSSKlasreelsChar"/>
+        </w:rPr>
+        <w:t>)</w:t>
+      </w:r>
+      <w:r>
+        <w:t xml:space="preserve"> animasie beheer</w:t>
+      </w:r>
+      <w:r>
+        <w:t xml:space="preserve"> asook die z indeks </w:t>
+      </w:r>
+      <w:r>
+        <w:rPr>
+          <w:rStyle w:val="CSSKlasreelsChar"/>
+        </w:rPr>
+        <w:t>(</w:t>
+      </w:r>
+      <w:r>
+        <w:rPr>
+          <w:rStyle w:val="CSSKlasreelsChar"/>
+          <w:lang w:val="en-ZA"/>
+        </w:rPr>
+        <w:t>z-index: 10;</w:t>
+      </w:r>
+      <w:r>
+        <w:rPr>
+          <w:rStyle w:val="CSSKlasreelsChar"/>
+        </w:rPr>
+        <w:t>)</w:t>
+      </w:r>
+      <w:r>
+        <w:t xml:space="preserve"> en die </w:t>
+      </w:r>
+      <w:r>
+        <w:rPr>
+          <w:rStyle w:val="CSSKlasreelsChar"/>
+        </w:rPr>
+        <w:t>posisie(</w:t>
+      </w:r>
+      <w:r>
+        <w:rPr>
+          <w:rStyle w:val="CSSKlasreelsChar"/>
+          <w:lang w:val="en-ZA"/>
+        </w:rPr>
+        <w:t>position: absolute;</w:t>
+      </w:r>
+      <w:r>
+        <w:rPr>
+          <w:rStyle w:val="CSSKlasreelsChar"/>
+        </w:rPr>
+        <w:t>)</w:t>
+      </w:r>
+      <w:r>
+        <w:t>.</w:t>
+      </w:r>
+    </w:p>
+    <w:p>
+      <w:pPr>
+        <w:spacing w:after="0"/>
+        <w:rPr>
+          <w:b/>
+          <w:bCs/>
+        </w:rPr>
+      </w:pPr>
+      <w:r>
+        <w:rPr>
+          <w:b/>
+          <w:bCs/>
+        </w:rPr>
+        <w:t xml:space="preserve">Bemarking.mp4 </w:t>
+      </w:r>
+      <w:r>
+        <w:rPr>
+          <w:b/>
+          <w:bCs/>
+        </w:rPr>
+        <w:t>se JS:</w:t>
+      </w:r>
+    </w:p>
+    <w:p>
+      <w:pPr>
+        <w:pStyle w:val="ListParagraph"/>
+        <w:numPr>
+          <w:ilvl w:val="0"/>
+          <w:numId w:val="49"/>
+        </w:numPr>
+      </w:pPr>
+      <w:r>
+        <w:lastRenderedPageBreak/>
+        <w:t>Voorwaardes</w:t>
+      </w:r>
+    </w:p>
+    <w:p>
+      <w:pPr>
+        <w:pStyle w:val="ListParagraph"/>
+        <w:numPr>
+          <w:ilvl w:val="1"/>
+          <w:numId w:val="49"/>
+        </w:numPr>
+        <w:rPr>
+          <w:lang w:val="en-ZA"/>
+        </w:rPr>
+      </w:pPr>
+      <w:r>
+        <w:t xml:space="preserve">Toets vir die video se laaste 5 sekondes </w:t>
+      </w:r>
+      <w:r>
+        <w:rPr>
+          <w:rStyle w:val="CSSKlasreelsChar"/>
+        </w:rPr>
+        <w:t>(</w:t>
+      </w:r>
+      <w:r>
+        <w:rPr>
+          <w:rStyle w:val="CSSKlasreelsChar"/>
+          <w:lang w:val="en-ZA"/>
+        </w:rPr>
+        <w:t>if (</w:t>
+      </w:r>
+      <w:proofErr w:type="spellStart"/>
+      <w:r>
+        <w:rPr>
+          <w:rStyle w:val="CSSKlasreelsChar"/>
+          <w:lang w:val="en-ZA"/>
+        </w:rPr>
+        <w:t>video.currentTime</w:t>
+      </w:r>
+      <w:proofErr w:type="spellEnd"/>
+      <w:r>
+        <w:rPr>
+          <w:rStyle w:val="CSSKlasreelsChar"/>
+          <w:lang w:val="en-ZA"/>
+        </w:rPr>
+        <w:t xml:space="preserve"> &gt;= </w:t>
+      </w:r>
+      <w:proofErr w:type="spellStart"/>
+      <w:r>
+        <w:rPr>
+          <w:rStyle w:val="CSSKlasreelsChar"/>
+          <w:lang w:val="en-ZA"/>
+        </w:rPr>
+        <w:t>video.duration</w:t>
+      </w:r>
+      <w:proofErr w:type="spellEnd"/>
+      <w:r>
+        <w:rPr>
+          <w:rStyle w:val="CSSKlasreelsChar"/>
+          <w:lang w:val="en-ZA"/>
+        </w:rPr>
+        <w:t xml:space="preserve"> - 5</w:t>
+      </w:r>
+      <w:r>
+        <w:rPr>
+          <w:lang w:val="en-ZA"/>
+        </w:rPr>
+        <w:t>)</w:t>
+      </w:r>
+      <w:r>
+        <w:t>) vir die logo blok se begin</w:t>
+      </w:r>
+    </w:p>
+    <w:p>
+      <w:pPr>
+        <w:pStyle w:val="ListParagraph"/>
+        <w:numPr>
+          <w:ilvl w:val="1"/>
+          <w:numId w:val="49"/>
+        </w:numPr>
+        <w:rPr>
+          <w:lang w:val="en-ZA"/>
+        </w:rPr>
+      </w:pPr>
+      <w:r>
+        <w:t xml:space="preserve">Toets of die video op die blad is en keer JS om foute te gooi as dit nie is nie </w:t>
+      </w:r>
+      <w:r>
+        <w:rPr>
+          <w:rStyle w:val="CSSKlasreelsChar"/>
+        </w:rPr>
+        <w:t>(if(video))</w:t>
+      </w:r>
+      <w:r>
+        <w:t>.</w:t>
+      </w:r>
+    </w:p>
+    <w:p>
+      <w:pPr>
+        <w:pStyle w:val="ListParagraph"/>
+        <w:numPr>
+          <w:ilvl w:val="0"/>
+          <w:numId w:val="49"/>
+        </w:numPr>
+      </w:pPr>
+      <w:r>
+        <w:t>DOM-manipulasie</w:t>
+      </w:r>
+    </w:p>
+    <w:p>
+      <w:pPr>
+        <w:pStyle w:val="ListParagraph"/>
+        <w:numPr>
+          <w:ilvl w:val="1"/>
+          <w:numId w:val="49"/>
+        </w:numPr>
+      </w:pPr>
+      <w:r>
+        <w:t xml:space="preserve">Ek gebruik dit om die logo blok sigbaar te maak en die animasie te aktiveer </w:t>
+      </w:r>
+      <w:r>
+        <w:rPr>
+          <w:rStyle w:val="CSSKlasreelsChar"/>
+        </w:rPr>
+        <w:t>(</w:t>
+      </w:r>
+      <w:proofErr w:type="spellStart"/>
+      <w:r>
+        <w:rPr>
+          <w:rStyle w:val="CSSKlasreelsChar"/>
+          <w:lang w:val="en-ZA"/>
+        </w:rPr>
+        <w:t>endLogo.style.display</w:t>
+      </w:r>
+      <w:proofErr w:type="spellEnd"/>
+      <w:r>
+        <w:rPr>
+          <w:rStyle w:val="CSSKlasreelsChar"/>
+          <w:lang w:val="en-ZA"/>
+        </w:rPr>
+        <w:t xml:space="preserve"> = 'block'</w:t>
+      </w:r>
+      <w:r>
+        <w:rPr>
+          <w:lang w:val="en-ZA"/>
+        </w:rPr>
+        <w:t xml:space="preserve"> , </w:t>
+      </w:r>
+      <w:r>
+        <w:rPr>
+          <w:rStyle w:val="CSSKlasreelsChar"/>
+        </w:rPr>
+        <w:t>endLogo.style.opacity = '1'</w:t>
+      </w:r>
+      <w:r>
+        <w:rPr>
+          <w:rStyle w:val="CSSKlasreelsChar"/>
+        </w:rPr>
+        <w:t>)</w:t>
+      </w:r>
+    </w:p>
+    <w:p>
+      <w:pPr>
+        <w:pStyle w:val="ListParagraph"/>
+        <w:numPr>
+          <w:ilvl w:val="0"/>
+          <w:numId w:val="49"/>
+        </w:numPr>
+      </w:pPr>
+      <w:r>
+        <w:t>Event Listeners</w:t>
+      </w:r>
+    </w:p>
+    <w:p>
+      <w:pPr>
+        <w:pStyle w:val="ListParagraph"/>
+        <w:numPr>
+          <w:ilvl w:val="1"/>
+          <w:numId w:val="49"/>
+        </w:numPr>
+      </w:pPr>
+      <w:r>
+        <w:t xml:space="preserve">Ek gebruik dit om te ‘kyk’ vir die tyd wat die video op is teryl dit speel sodit dat die 5sekonde if stelling kan roep </w:t>
+      </w:r>
+      <w:r>
+        <w:rPr>
+          <w:rStyle w:val="CSSKlasreelsChar"/>
+        </w:rPr>
+        <w:t>(timeupdate)</w:t>
+      </w:r>
+      <w:r>
+        <w:t>.</w:t>
+      </w:r>
+    </w:p>
+    <w:p>
+      <w:pPr>
+        <w:pStyle w:val="ListParagraph"/>
+        <w:numPr>
+          <w:ilvl w:val="1"/>
+          <w:numId w:val="49"/>
+        </w:numPr>
+      </w:pPr>
+      <w:r>
+        <w:t xml:space="preserve">Ek gebruik dit om te verseker dat die logo blok en sy knoppie sigbaar bly as die video eindig </w:t>
+      </w:r>
+      <w:r>
+        <w:rPr>
+          <w:rStyle w:val="CSSKlasreelsChar"/>
+        </w:rPr>
+        <w:t>(ended)</w:t>
+      </w:r>
+      <w:r>
+        <w:t>.</w:t>
       </w:r>
     </w:p>
     <w:sectPr>
@@ -5223,7 +6014,7 @@
         <w:rFonts w:ascii="Symbol" w:hAnsi="Symbol" w:hint="default"/>
       </w:rPr>
     </w:lvl>
-    <w:lvl w:ilvl="1" w:tplc="1C090003" w:tentative="1">
+    <w:lvl w:ilvl="1" w:tplc="1C090003">
       <w:start w:val="1"/>
       <w:numFmt w:val="bullet"/>
       <w:lvlText w:val="o"/>
@@ -5235,7 +6026,7 @@
         <w:rFonts w:ascii="Courier New" w:hAnsi="Courier New" w:cs="Courier New" w:hint="default"/>
       </w:rPr>
     </w:lvl>
-    <w:lvl w:ilvl="2" w:tplc="1C090005" w:tentative="1">
+    <w:lvl w:ilvl="2" w:tplc="1C090005">
       <w:start w:val="1"/>
       <w:numFmt w:val="bullet"/>
       <w:lvlText w:val=""/>
@@ -7902,10 +8693,30 @@
       <w:color w:val="2F5496" w:themeColor="accent1" w:themeShade="BF"/>
     </w:rPr>
   </w:style>
+  <w:style w:type="paragraph" w:styleId="Heading5">
+    <w:name w:val="heading 5"/>
+    <w:aliases w:val="CSS Klasse"/>
+    <w:basedOn w:val="Normal"/>
+    <w:next w:val="Normal"/>
+    <w:link w:val="Heading5Char"/>
+    <w:uiPriority w:val="9"/>
+    <w:unhideWhenUsed/>
+    <w:qFormat/>
+    <w:rsid w:val="009B00B8"/>
+    <w:pPr>
+      <w:outlineLvl w:val="4"/>
+    </w:pPr>
+    <w:rPr>
+      <w:rFonts w:ascii="Sagona Book" w:hAnsi="Sagona Book"/>
+      <w:color w:val="E60000"/>
+      <w:sz w:val="20"/>
+      <w:szCs w:val="20"/>
+      <w:u w:val="single" w:color="CE0000"/>
+    </w:rPr>
+  </w:style>
   <w:style w:type="character" w:default="1" w:styleId="DefaultParagraphFont">
     <w:name w:val="Default Paragraph Font"/>
     <w:uiPriority w:val="1"/>
-    <w:semiHidden/>
     <w:unhideWhenUsed/>
   </w:style>
   <w:style w:type="table" w:default="1" w:styleId="TableNormal">
@@ -8341,6 +9152,34 @@
       <w:sz w:val="20"/>
       <w:szCs w:val="20"/>
       <w:shd w:val="clear" w:color="auto" w:fill="F3F6FB"/>
+    </w:rPr>
+  </w:style>
+  <w:style w:type="character" w:customStyle="1" w:styleId="Heading5Char">
+    <w:name w:val="Heading 5 Char"/>
+    <w:aliases w:val="CSS Klasse Char"/>
+    <w:basedOn w:val="DefaultParagraphFont"/>
+    <w:link w:val="Heading5"/>
+    <w:uiPriority w:val="9"/>
+    <w:rsid w:val="009B00B8"/>
+    <w:rPr>
+      <w:rFonts w:ascii="Sagona Book" w:hAnsi="Sagona Book"/>
+      <w:color w:val="E60000"/>
+      <w:sz w:val="20"/>
+      <w:szCs w:val="20"/>
+      <w:u w:val="single" w:color="CE0000"/>
+      <w:lang w:val="af-ZA"/>
+    </w:rPr>
+  </w:style>
+  <w:style w:type="character" w:customStyle="1" w:styleId="Heading5Char1">
+    <w:name w:val="Heading 5 Char1"/>
+    <w:basedOn w:val="DefaultParagraphFont"/>
+    <w:uiPriority w:val="9"/>
+    <w:semiHidden/>
+    <w:rsid w:val="009B00B8"/>
+    <w:rPr>
+      <w:rFonts w:asciiTheme="majorHAnsi" w:eastAsiaTheme="majorEastAsia" w:hAnsiTheme="majorHAnsi" w:cstheme="majorBidi"/>
+      <w:color w:val="2F5496" w:themeColor="accent1" w:themeShade="BF"/>
+      <w:lang w:val="af-ZA"/>
     </w:rPr>
   </w:style>
 </w:styles>

--- a/Fases_Dokumentasie/Fase4_JS+Multimedia.docx
+++ b/Fases_Dokumentasie/Fase4_JS+Multimedia.docx
@@ -1615,50 +1615,6 @@
     </w:p>
     <w:p>
       <w:pPr>
-        <w:pStyle w:val="Heading3"/>
-        <w:spacing w:after="240"/>
-      </w:pPr>
-      <w:bookmarkStart w:id="11" w:name="_Toc226443021"/>
-      <w:bookmarkStart w:id="12" w:name="_Toc226457388"/>
-      <w:r>
-        <w:t>Voorwaardes (if en if else)</w:t>
-      </w:r>
-      <w:bookmarkEnd w:id="11"/>
-      <w:bookmarkEnd w:id="12"/>
-    </w:p>
-    <w:p>
-      <w:pPr>
-        <w:spacing w:after="0"/>
-      </w:pPr>
-      <w:r>
-        <w:t>Ek gebruik dit vir vorm validasie , wysiging en versteek van elemene , waarskuwings , galerye , voorraadbestuur en video interaksie</w:t>
-      </w:r>
-      <w:r>
-        <w:t xml:space="preserve">, </w:t>
-      </w:r>
-      <w:r>
-        <w:t xml:space="preserve">dit wil se ek gebruik dit om </w:t>
-      </w:r>
-      <w:r>
-        <w:t>realistiese besigheidslogika toe te pas</w:t>
-      </w:r>
-      <w:r>
-        <w:t>.</w:t>
-      </w:r>
-    </w:p>
-    <w:p>
-      <w:pPr>
-        <w:spacing w:after="0"/>
-      </w:pPr>
-      <w:r>
-        <w:t>Waar ek voorwaardes gebruik en hoekom</w:t>
-      </w:r>
-      <w:r>
-        <w:t>:</w:t>
-      </w:r>
-    </w:p>
-    <w:p>
-      <w:pPr>
         <w:pStyle w:val="ListParagraph"/>
         <w:numPr>
           <w:ilvl w:val="0"/>
@@ -1667,61 +1623,45 @@
         <w:ind w:left="567" w:hanging="283"/>
       </w:pPr>
       <w:r>
-        <w:t xml:space="preserve">Ek gebruik dit </w:t>
-      </w:r>
-      <w:r>
-        <w:t>in</w:t>
-      </w:r>
-      <w:r>
-        <w:t xml:space="preserve"> my </w:t>
-      </w:r>
-      <w:r>
-        <w:t>voorraadbestuur blad om die status te toets.</w:t>
-      </w:r>
-    </w:p>
-    <w:p>
-      <w:pPr>
-        <w:pStyle w:val="ListParagraph"/>
-        <w:numPr>
-          <w:ilvl w:val="1"/>
-          <w:numId w:val="48"/>
-        </w:numPr>
-      </w:pPr>
-      <w:r>
-        <w:t>Toets of die hoeveelheid ‘n getal is, herbestel by ‘n getal is en of hoeveelheid kleiner as herbestel by se waarde is.</w:t>
-      </w:r>
-    </w:p>
-    <w:p>
-      <w:pPr>
-        <w:pStyle w:val="ListParagraph"/>
-        <w:numPr>
-          <w:ilvl w:val="1"/>
-          <w:numId w:val="48"/>
-        </w:numPr>
-      </w:pPr>
-      <w:r>
-        <w:t>As dit die geval is is die status laag.</w:t>
-      </w:r>
-    </w:p>
-    <w:p>
-      <w:pPr>
-        <w:pStyle w:val="ListParagraph"/>
-        <w:numPr>
-          <w:ilvl w:val="1"/>
-          <w:numId w:val="48"/>
-        </w:numPr>
-      </w:pPr>
-      <w:r>
-        <w:t xml:space="preserve">Dit is in die funksie </w:t>
-      </w:r>
-      <w:r>
-        <w:rPr>
-          <w:rStyle w:val="CSSKlasreelsChar"/>
-        </w:rPr>
-        <w:t>toggleAddressField()</w:t>
-      </w:r>
-      <w:r>
-        <w:t>.</w:t>
+        <w:t>Ek gebruik ook map om my mandjie opsomming te bou.</w:t>
+      </w:r>
+    </w:p>
+    <w:p>
+      <w:pPr>
+        <w:pStyle w:val="Heading3"/>
+        <w:spacing w:after="240"/>
+      </w:pPr>
+      <w:bookmarkStart w:id="11" w:name="_Toc226443021"/>
+      <w:bookmarkStart w:id="12" w:name="_Toc226457388"/>
+      <w:r>
+        <w:t>Voorwaardes (if en if else)</w:t>
+      </w:r>
+      <w:bookmarkEnd w:id="11"/>
+      <w:bookmarkEnd w:id="12"/>
+    </w:p>
+    <w:p>
+      <w:pPr>
+        <w:spacing w:after="0"/>
+      </w:pPr>
+      <w:r>
+        <w:t>Ek gebruik dit vir vorm validasie , wysiging en versteek van elemene , waarskuwings , galerye , voorraadbestuur en video interaksie</w:t>
+      </w:r>
+      <w:r>
+        <w:t xml:space="preserve">, </w:t>
+      </w:r>
+      <w:r>
+        <w:t>dit wil se ek gebruik dit om realistiese besigheidslogika toe te pas.</w:t>
+      </w:r>
+    </w:p>
+    <w:p>
+      <w:pPr>
+        <w:spacing w:after="0"/>
+      </w:pPr>
+      <w:r>
+        <w:t>Waar ek voorwaardes gebruik en hoekom</w:t>
+      </w:r>
+      <w:r>
+        <w:t>:</w:t>
       </w:r>
     </w:p>
     <w:p>
@@ -1734,7 +1674,16 @@
         <w:ind w:left="567" w:hanging="283"/>
       </w:pPr>
       <w:r>
-        <w:t>Ek gebruik dit in my bestelvorm vir die afhaal en of aflewering opsies.</w:t>
+        <w:t xml:space="preserve">Ek gebruik dit </w:t>
+      </w:r>
+      <w:r>
+        <w:t>in</w:t>
+      </w:r>
+      <w:r>
+        <w:t xml:space="preserve"> my </w:t>
+      </w:r>
+      <w:r>
+        <w:t>voorraadbestuur blad om die status te toets.</w:t>
       </w:r>
     </w:p>
     <w:p>
@@ -1746,10 +1695,7 @@
         </w:numPr>
       </w:pPr>
       <w:r>
-        <w:t xml:space="preserve">As die gebruiker self afhaal kies verskyn die </w:t>
-      </w:r>
-      <w:r>
-        <w:t>datum en tyd velde</w:t>
+        <w:t>Toets of die hoeveelheid ‘n getal is, herbestel by ‘n getal is en of hoeveelheid kleiner as herbestel by se waarde is.</w:t>
       </w:r>
     </w:p>
     <w:p>
@@ -1761,7 +1707,7 @@
         </w:numPr>
       </w:pPr>
       <w:r>
-        <w:t>Anders verskyn die adres veld blok.</w:t>
+        <w:t>As dit die geval is is die status laag.</w:t>
       </w:r>
     </w:p>
     <w:p>
@@ -1773,49 +1719,16 @@
         </w:numPr>
       </w:pPr>
       <w:r>
-        <w:t xml:space="preserve">Dit is in die funksies </w:t>
+        <w:t xml:space="preserve">Dit is in die funksie </w:t>
       </w:r>
       <w:r>
         <w:rPr>
           <w:rStyle w:val="CSSKlasreelsChar"/>
         </w:rPr>
-        <w:t>calculateTotal()</w:t>
-      </w:r>
-      <w:r>
-        <w:t xml:space="preserve"> en </w:t>
-      </w:r>
-      <w:r>
-        <w:rPr>
-          <w:rStyle w:val="CSSKlasreelsChar"/>
-        </w:rPr>
-        <w:t>updatePaymentVisibility()</w:t>
+        <w:t>toggleAddressField()</w:t>
       </w:r>
       <w:r>
         <w:t>.</w:t>
-      </w:r>
-    </w:p>
-    <w:p>
-      <w:pPr>
-        <w:pStyle w:val="ListParagraph"/>
-        <w:numPr>
-          <w:ilvl w:val="1"/>
-          <w:numId w:val="48"/>
-        </w:numPr>
-      </w:pPr>
-      <w:r>
-        <w:t>Veiligheidskontrole vir die kaartbesonderhede wat toets of die elemente bestaan, voorkom javascriptfoute as die element nie bestaan nie en verander die sigbaarheid van die veld.</w:t>
-      </w:r>
-    </w:p>
-    <w:p>
-      <w:pPr>
-        <w:pStyle w:val="ListParagraph"/>
-        <w:numPr>
-          <w:ilvl w:val="1"/>
-          <w:numId w:val="48"/>
-        </w:numPr>
-      </w:pPr>
-      <w:r>
-        <w:t>Ek gebruik dit ook vir validasie op alle velde</w:t>
       </w:r>
     </w:p>
     <w:p>
@@ -1828,13 +1741,88 @@
         <w:ind w:left="567" w:hanging="283"/>
       </w:pPr>
       <w:r>
-        <w:t xml:space="preserve">Ek gebruik dit in my kontakvorm vir validasie en om die boodskapveld verpligtend te maak as </w:t>
-      </w:r>
-      <w:r>
-        <w:t>navrae</w:t>
-      </w:r>
-      <w:r>
-        <w:t xml:space="preserve"> gekies is.</w:t>
+        <w:t>Ek gebruik dit in my bestelvorm vir die afhaal en of aflewering opsies.</w:t>
+      </w:r>
+    </w:p>
+    <w:p>
+      <w:pPr>
+        <w:pStyle w:val="ListParagraph"/>
+        <w:numPr>
+          <w:ilvl w:val="1"/>
+          <w:numId w:val="48"/>
+        </w:numPr>
+      </w:pPr>
+      <w:r>
+        <w:t xml:space="preserve">As die gebruiker self afhaal kies verskyn die </w:t>
+      </w:r>
+      <w:r>
+        <w:t>datum en tyd velde</w:t>
+      </w:r>
+    </w:p>
+    <w:p>
+      <w:pPr>
+        <w:pStyle w:val="ListParagraph"/>
+        <w:numPr>
+          <w:ilvl w:val="1"/>
+          <w:numId w:val="48"/>
+        </w:numPr>
+      </w:pPr>
+      <w:r>
+        <w:t>Anders verskyn die adres veld blok.</w:t>
+      </w:r>
+    </w:p>
+    <w:p>
+      <w:pPr>
+        <w:pStyle w:val="ListParagraph"/>
+        <w:numPr>
+          <w:ilvl w:val="1"/>
+          <w:numId w:val="48"/>
+        </w:numPr>
+      </w:pPr>
+      <w:r>
+        <w:t xml:space="preserve">Dit is in die funksies </w:t>
+      </w:r>
+      <w:r>
+        <w:rPr>
+          <w:rStyle w:val="CSSKlasreelsChar"/>
+        </w:rPr>
+        <w:t>calculateTotal()</w:t>
+      </w:r>
+      <w:r>
+        <w:t xml:space="preserve"> en </w:t>
+      </w:r>
+      <w:r>
+        <w:rPr>
+          <w:rStyle w:val="CSSKlasreelsChar"/>
+        </w:rPr>
+        <w:t>updatePaymentVisibility()</w:t>
+      </w:r>
+      <w:r>
+        <w:t>.</w:t>
+      </w:r>
+    </w:p>
+    <w:p>
+      <w:pPr>
+        <w:pStyle w:val="ListParagraph"/>
+        <w:numPr>
+          <w:ilvl w:val="1"/>
+          <w:numId w:val="48"/>
+        </w:numPr>
+      </w:pPr>
+      <w:r>
+        <w:t>Veiligheidskontrole vir die kaartbesonderhede wat toets of die elemente bestaan, voorkom javascriptfoute as die element nie bestaan nie en verander die sigbaarheid van die veld.</w:t>
+      </w:r>
+    </w:p>
+    <w:p>
+      <w:pPr>
+        <w:pStyle w:val="ListParagraph"/>
+        <w:numPr>
+          <w:ilvl w:val="1"/>
+          <w:numId w:val="48"/>
+        </w:numPr>
+      </w:pPr>
+      <w:r>
+        <w:t>Ek gebruik dit ook vir validasie op alle velde</w:t>
       </w:r>
     </w:p>
     <w:p>
@@ -1847,10 +1835,13 @@
         <w:ind w:left="567" w:hanging="283"/>
       </w:pPr>
       <w:r>
-        <w:t xml:space="preserve">Ek gebruik dit in my </w:t>
-      </w:r>
-      <w:r>
-        <w:t>galerye om deur die skyfies te beweeg.</w:t>
+        <w:t xml:space="preserve">Ek gebruik dit in my kontakvorm vir validasie en om die boodskapveld verpligtend te maak as </w:t>
+      </w:r>
+      <w:r>
+        <w:t>navrae</w:t>
+      </w:r>
+      <w:r>
+        <w:t xml:space="preserve"> gekies is.</w:t>
       </w:r>
     </w:p>
     <w:p>
@@ -1863,7 +1854,10 @@
         <w:ind w:left="567" w:hanging="283"/>
       </w:pPr>
       <w:r>
-        <w:t>Ek gebruik dit ook om ‘n boodskap te vertoon eerder as ‘n lee lys as daar geen verkope is.</w:t>
+        <w:t xml:space="preserve">Ek gebruik dit in my </w:t>
+      </w:r>
+      <w:r>
+        <w:t>galerye om deur die skyfies te beweeg.</w:t>
       </w:r>
     </w:p>
     <w:p>
@@ -1876,7 +1870,7 @@
         <w:ind w:left="567" w:hanging="283"/>
       </w:pPr>
       <w:r>
-        <w:t>Ek gebruik dit sodat die skakel knoppie outomaties aan die einde van die video verskyn.</w:t>
+        <w:t>Ek gebruik dit ook om ‘n boodskap te vertoon eerder as ‘n lee lys as daar geen verkope is.</w:t>
       </w:r>
     </w:p>
     <w:p>
@@ -1889,7 +1883,7 @@
         <w:ind w:left="567" w:hanging="283"/>
       </w:pPr>
       <w:r>
-        <w:t>Ek gebruik dit om my datum te beperk sodat dit net van more af gekies kan word.</w:t>
+        <w:t>Ek gebruik dit sodat die skakel knoppie outomaties aan die einde van die video verskyn.</w:t>
       </w:r>
     </w:p>
     <w:p>
@@ -1902,7 +1896,33 @@
         <w:ind w:left="567" w:hanging="283"/>
       </w:pPr>
       <w:r>
+        <w:t>Ek gebruik dit om my datum te beperk sodat dit net van more af gekies kan word.</w:t>
+      </w:r>
+    </w:p>
+    <w:p>
+      <w:pPr>
+        <w:pStyle w:val="ListParagraph"/>
+        <w:numPr>
+          <w:ilvl w:val="0"/>
+          <w:numId w:val="48"/>
+        </w:numPr>
+        <w:ind w:left="567" w:hanging="283"/>
+      </w:pPr>
+      <w:r>
         <w:t>Ek gebruik dit ook om velde in my voorraadtabel by te voeg , te verwyder en te filter</w:t>
+      </w:r>
+    </w:p>
+    <w:p>
+      <w:pPr>
+        <w:pStyle w:val="ListParagraph"/>
+        <w:numPr>
+          <w:ilvl w:val="0"/>
+          <w:numId w:val="48"/>
+        </w:numPr>
+        <w:ind w:left="567" w:hanging="283"/>
+      </w:pPr>
+      <w:r>
+        <w:t>Ek gebruik voorwaardes by my intekenopsie en inkopie mandjie om te toets of daar reeds items in die mandjie is en om die gebruiker reeds ingeteken is.</w:t>
       </w:r>
     </w:p>
     <w:p>
@@ -1932,10 +1952,7 @@
         <w:t xml:space="preserve">Ek gebruik </w:t>
       </w:r>
       <w:r>
-        <w:t xml:space="preserve">DOM - </w:t>
-      </w:r>
-      <w:r>
-        <w:t xml:space="preserve">manipulasie </w:t>
+        <w:t xml:space="preserve">DOM - manipulasie </w:t>
       </w:r>
       <w:r>
         <w:t>om sekere aspekte op die webblad</w:t>
@@ -2021,55 +2038,82 @@
         <w:ind w:left="567" w:hanging="283"/>
       </w:pPr>
       <w:r>
-        <w:t>Dit bou ook elke keer die 3 prente in my produkte galery as jy beweeg.</w:t>
-      </w:r>
-    </w:p>
-    <w:p>
-      <w:pPr>
-        <w:pStyle w:val="ListParagraph"/>
-        <w:numPr>
-          <w:ilvl w:val="1"/>
-          <w:numId w:val="48"/>
-        </w:numPr>
-      </w:pPr>
-      <w:r>
-        <w:t xml:space="preserve">Dit is in die funksies: </w:t>
+        <w:t xml:space="preserve">Ek gebruik dit in my inkopie mandjie om die telling </w:t>
       </w:r>
       <w:r>
         <w:rPr>
           <w:rStyle w:val="CSSKlasreelsChar"/>
         </w:rPr>
-        <w:t>showSlide(i)</w:t>
-      </w:r>
-      <w:r>
-        <w:t xml:space="preserve"> , </w:t>
+        <w:t>(</w:t>
       </w:r>
       <w:r>
         <w:rPr>
           <w:rStyle w:val="CSSKlasreelsChar"/>
         </w:rPr>
-        <w:t>initMiniGalleries()</w:t>
-      </w:r>
-      <w:r>
-        <w:t xml:space="preserve"> , </w:t>
+        <w:t>updateCartCount()</w:t>
       </w:r>
       <w:r>
         <w:rPr>
           <w:rStyle w:val="CSSKlasreelsChar"/>
         </w:rPr>
-        <w:t>showMiniSlide(index)</w:t>
-      </w:r>
-      <w:r>
-        <w:t xml:space="preserve"> en </w:t>
+        <w:t>)</w:t>
+      </w:r>
+      <w:r>
+        <w:t xml:space="preserve"> op te</w:t>
+      </w:r>
+      <w:r>
+        <w:t xml:space="preserve"> </w:t>
+      </w:r>
+      <w:r>
+        <w:t>dateer</w:t>
+      </w:r>
+      <w:r>
+        <w:t xml:space="preserve">, om die mandjie te skep en vertoon </w:t>
       </w:r>
       <w:r>
         <w:rPr>
           <w:rStyle w:val="CSSKlasreelsChar"/>
         </w:rPr>
-        <w:t>renderCarousel()</w:t>
-      </w:r>
-      <w:r>
-        <w:t>.</w:t>
+        <w:t>(</w:t>
+      </w:r>
+      <w:r>
+        <w:rPr>
+          <w:rStyle w:val="CSSKlasreelsChar"/>
+        </w:rPr>
+        <w:t>showCart()</w:t>
+      </w:r>
+      <w:r>
+        <w:rPr>
+          <w:rStyle w:val="CSSKlasreelsChar"/>
+        </w:rPr>
+        <w:t>)</w:t>
+      </w:r>
+      <w:r>
+        <w:t xml:space="preserve"> en om items by te voeg </w:t>
+      </w:r>
+      <w:r>
+        <w:rPr>
+          <w:rStyle w:val="CSSKlasreelsChar"/>
+        </w:rPr>
+        <w:t>(</w:t>
+      </w:r>
+      <w:r>
+        <w:rPr>
+          <w:rStyle w:val="CSSKlasreelsChar"/>
+        </w:rPr>
+        <w:t>addToCart()</w:t>
+      </w:r>
+      <w:r>
+        <w:rPr>
+          <w:rStyle w:val="CSSKlasreelsChar"/>
+        </w:rPr>
+        <w:t>)</w:t>
+      </w:r>
+      <w:r>
+        <w:t xml:space="preserve"> </w:t>
+      </w:r>
+      <w:r>
+        <w:t>of te verwyder vanuit die mandjie.</w:t>
       </w:r>
     </w:p>
     <w:p>
@@ -2082,13 +2126,34 @@
         <w:ind w:left="567" w:hanging="283"/>
       </w:pPr>
       <w:r>
-        <w:t xml:space="preserve">Top 3 verkope se 3 kaarte wat dinamies op die blad geplaas is. Dit is in die funksie </w:t>
+        <w:t xml:space="preserve">Ek gebruik dit om my inteken modual te skep en bestuur </w:t>
       </w:r>
       <w:r>
         <w:rPr>
           <w:rStyle w:val="CSSKlasreelsChar"/>
         </w:rPr>
-        <w:t>initTopProductsPreview()</w:t>
+        <w:t>(</w:t>
+      </w:r>
+      <w:r>
+        <w:rPr>
+          <w:rStyle w:val="CSSKlasreelsChar"/>
+        </w:rPr>
+        <w:t>createAuthModual()</w:t>
+      </w:r>
+      <w:r>
+        <w:t xml:space="preserve"> , </w:t>
+      </w:r>
+      <w:r>
+        <w:rPr>
+          <w:rStyle w:val="CSSKlasreelsChar"/>
+        </w:rPr>
+        <w:t>showTab()</w:t>
+      </w:r>
+      <w:r>
+        <w:rPr>
+          <w:rStyle w:val="CSSKlasreelsChar"/>
+        </w:rPr>
+        <w:t>)</w:t>
       </w:r>
       <w:r>
         <w:t>.</w:t>
@@ -2104,7 +2169,56 @@
         <w:ind w:left="567" w:hanging="283"/>
       </w:pPr>
       <w:r>
-        <w:t>Ek gebruik ook dit in my voorraadbestuur tabel om dinamies elemente by te voeg, te verwyder of optedateer.</w:t>
+        <w:lastRenderedPageBreak/>
+        <w:t>Dit bou ook elke keer die 3 prente in my produkte galery as jy beweeg.</w:t>
+      </w:r>
+    </w:p>
+    <w:p>
+      <w:pPr>
+        <w:pStyle w:val="ListParagraph"/>
+        <w:numPr>
+          <w:ilvl w:val="1"/>
+          <w:numId w:val="48"/>
+        </w:numPr>
+      </w:pPr>
+      <w:r>
+        <w:t xml:space="preserve">Dit is in die funksies: </w:t>
+      </w:r>
+      <w:r>
+        <w:rPr>
+          <w:rStyle w:val="CSSKlasreelsChar"/>
+        </w:rPr>
+        <w:t>showSlide(i)</w:t>
+      </w:r>
+      <w:r>
+        <w:t xml:space="preserve"> , </w:t>
+      </w:r>
+      <w:r>
+        <w:rPr>
+          <w:rStyle w:val="CSSKlasreelsChar"/>
+        </w:rPr>
+        <w:t>initMiniGalleries()</w:t>
+      </w:r>
+      <w:r>
+        <w:t xml:space="preserve"> , </w:t>
+      </w:r>
+      <w:r>
+        <w:rPr>
+          <w:rStyle w:val="CSSKlasreelsChar"/>
+        </w:rPr>
+        <w:t>showMiniSlide(index)</w:t>
+      </w:r>
+      <w:r>
+        <w:t xml:space="preserve"> en </w:t>
+      </w:r>
+      <w:r>
+        <w:rPr>
+          <w:rStyle w:val="CSSKlasreelsChar"/>
+        </w:rPr>
+        <w:t>renderCarousel()</w:t>
+      </w:r>
+      <w:r>
+        <w:t>.</w:t>
       </w:r>
     </w:p>
     <w:p>
@@ -2117,20 +2231,16 @@
         <w:ind w:left="567" w:hanging="283"/>
       </w:pPr>
       <w:r>
-        <w:lastRenderedPageBreak/>
-        <w:t>Bestelvorm</w:t>
-      </w:r>
-      <w:r>
-        <w:t xml:space="preserve"> se produk rye om produkte by te voeg , verwyder of te soek. Dit is binne </w:t>
+        <w:t xml:space="preserve">Top 3 verkope se 3 kaarte wat dinamies op die blad geplaas is. Dit is in die funksie </w:t>
       </w:r>
       <w:r>
         <w:rPr>
           <w:rStyle w:val="CSSKlasreelsChar"/>
         </w:rPr>
-        <w:t>DOMContentLoaded</w:t>
-      </w:r>
-      <w:r>
-        <w:t xml:space="preserve"> gebruik.</w:t>
+        <w:t>initTopProductsPreview()</w:t>
+      </w:r>
+      <w:r>
+        <w:t>.</w:t>
       </w:r>
     </w:p>
     <w:p>
@@ -2143,25 +2253,7 @@
         <w:ind w:left="567" w:hanging="283"/>
       </w:pPr>
       <w:r>
-        <w:t xml:space="preserve">Ek gebruik di took om die total op te dateer en te wys soos die klient produkte byvoeg of verwyder. Ek doen dit in die funksies </w:t>
-      </w:r>
-      <w:r>
-        <w:rPr>
-          <w:rStyle w:val="CSSKlasreelsChar"/>
-        </w:rPr>
-        <w:t xml:space="preserve">calculateTotal() </w:t>
-      </w:r>
-      <w:r>
-        <w:t xml:space="preserve">en </w:t>
-      </w:r>
-      <w:r>
-        <w:rPr>
-          <w:rStyle w:val="CSSKlasreelsChar"/>
-        </w:rPr>
-        <w:t>updatePaymentVisibility()</w:t>
-      </w:r>
-      <w:r>
-        <w:t>.</w:t>
+        <w:t>Ek gebruik ook dit in my voorraadbestuur tabel om dinamies elemente by te voeg, te verwyder of optedateer.</w:t>
       </w:r>
     </w:p>
     <w:p>
@@ -2174,19 +2266,19 @@
         <w:ind w:left="567" w:hanging="283"/>
       </w:pPr>
       <w:r>
-        <w:t>Ek gebruik dit om velde se sigbaarheid te verander bas</w:t>
-      </w:r>
-      <w:r>
-        <w:t>e</w:t>
-      </w:r>
-      <w:r>
-        <w:t xml:space="preserve">er op wat die gebruiker kies in my vorms soos my afhaal en aflewering </w:t>
-      </w:r>
-      <w:r>
-        <w:t>,</w:t>
-      </w:r>
-      <w:r>
-        <w:t xml:space="preserve"> my besoek datum en tyd en my kaartbesonderhede.</w:t>
+        <w:t>Bestelvorm</w:t>
+      </w:r>
+      <w:r>
+        <w:t xml:space="preserve"> se produk rye om produkte by te voeg , verwyder of te soek. Dit is binne </w:t>
+      </w:r>
+      <w:r>
+        <w:rPr>
+          <w:rStyle w:val="CSSKlasreelsChar"/>
+        </w:rPr>
+        <w:t>DOMContentLoaded</w:t>
+      </w:r>
+      <w:r>
+        <w:t xml:space="preserve"> gebruik.</w:t>
       </w:r>
     </w:p>
     <w:p>
@@ -2199,13 +2291,25 @@
         <w:ind w:left="567" w:hanging="283"/>
       </w:pPr>
       <w:r>
-        <w:t xml:space="preserve">Ek gebruik dit in my kontakvorm om die boodskap veld verpligtend te maak as </w:t>
-      </w:r>
-      <w:r>
-        <w:t>navrae</w:t>
-      </w:r>
-      <w:r>
-        <w:t xml:space="preserve"> gekies is.</w:t>
+        <w:t xml:space="preserve">Ek gebruik di took om die total op te dateer en te wys soos die klient produkte byvoeg of verwyder. Ek doen dit in die funksies </w:t>
+      </w:r>
+      <w:r>
+        <w:rPr>
+          <w:rStyle w:val="CSSKlasreelsChar"/>
+        </w:rPr>
+        <w:t xml:space="preserve">calculateTotal() </w:t>
+      </w:r>
+      <w:r>
+        <w:t xml:space="preserve">en </w:t>
+      </w:r>
+      <w:r>
+        <w:rPr>
+          <w:rStyle w:val="CSSKlasreelsChar"/>
+        </w:rPr>
+        <w:t>updatePaymentVisibility()</w:t>
+      </w:r>
+      <w:r>
+        <w:t>.</w:t>
       </w:r>
     </w:p>
     <w:p>
@@ -2218,10 +2322,19 @@
         <w:ind w:left="567" w:hanging="283"/>
       </w:pPr>
       <w:r>
-        <w:t>Ek gebruik dit vir my hamburger menu op mobiel</w:t>
-      </w:r>
-      <w:r>
-        <w:t xml:space="preserve"> waneer dit oopgemaak word , skakels en gekose subskakels wys en die ikoon verander van 3 strepies na ‘n kruisie.</w:t>
+        <w:t>Ek gebruik dit om velde se sigbaarheid te verander bas</w:t>
+      </w:r>
+      <w:r>
+        <w:t>e</w:t>
+      </w:r>
+      <w:r>
+        <w:t xml:space="preserve">er op wat die gebruiker kies in my vorms soos my afhaal en aflewering </w:t>
+      </w:r>
+      <w:r>
+        <w:t>,</w:t>
+      </w:r>
+      <w:r>
+        <w:t xml:space="preserve"> my besoek datum en tyd en my kaartbesonderhede.</w:t>
       </w:r>
     </w:p>
     <w:p>
@@ -2234,7 +2347,13 @@
         <w:ind w:left="567" w:hanging="283"/>
       </w:pPr>
       <w:r>
-        <w:t>Ek gebruik dit vir my skakel knoppie op my video se in vervaag animasie en vir my split afdelings se in vervaag animasie.</w:t>
+        <w:t xml:space="preserve">Ek gebruik dit in my kontakvorm om die boodskap veld verpligtend te maak as </w:t>
+      </w:r>
+      <w:r>
+        <w:t>navrae</w:t>
+      </w:r>
+      <w:r>
+        <w:t xml:space="preserve"> gekies is.</w:t>
       </w:r>
     </w:p>
     <w:p>
@@ -2247,13 +2366,41 @@
         <w:ind w:left="567" w:hanging="283"/>
       </w:pPr>
       <w:r>
+        <w:t>Ek gebruik dit vir my hamburger menu op mobiel</w:t>
+      </w:r>
+      <w:r>
+        <w:t xml:space="preserve"> waneer dit oopgemaak word , skakels en gekose subskakels wys en die ikoon verander van 3 strepies na ‘n kruisie.</w:t>
+      </w:r>
+    </w:p>
+    <w:p>
+      <w:pPr>
+        <w:pStyle w:val="ListParagraph"/>
+        <w:numPr>
+          <w:ilvl w:val="0"/>
+          <w:numId w:val="48"/>
+        </w:numPr>
+        <w:ind w:left="567" w:hanging="283"/>
+      </w:pPr>
+      <w:r>
+        <w:t>Ek gebruik dit vir my skakel knoppie op my video se in vervaag animasie en vir my split afdelings se in vervaag animasie.</w:t>
+      </w:r>
+    </w:p>
+    <w:p>
+      <w:pPr>
+        <w:pStyle w:val="ListParagraph"/>
+        <w:numPr>
+          <w:ilvl w:val="0"/>
+          <w:numId w:val="48"/>
+        </w:numPr>
+        <w:ind w:left="567" w:hanging="283"/>
+      </w:pPr>
+      <w:r>
         <w:t>Ek gebruik dit ook vir my terug na bo koppie sodat dit eers wys waneer jy verby ‘n sekere punt op die webblad is</w:t>
       </w:r>
     </w:p>
     <w:p>
       <w:pPr>
-        <w:pStyle w:val="Heading3"/>
-        <w:spacing w:after="240"/>
+        <w:pStyle w:val="Heading2"/>
       </w:pPr>
       <w:bookmarkStart w:id="15" w:name="_Toc226443023"/>
       <w:bookmarkStart w:id="16" w:name="_Toc226457390"/>
@@ -2275,13 +2422,7 @@
         <w:t>Ek gebruik verskeie</w:t>
       </w:r>
       <w:r>
-        <w:t xml:space="preserve"> </w:t>
-      </w:r>
-      <w:r>
-        <w:t>(37 prente</w:t>
-      </w:r>
-      <w:r>
-        <w:t>)</w:t>
+        <w:t xml:space="preserve"> (37 prente)</w:t>
       </w:r>
       <w:r>
         <w:t xml:space="preserve"> </w:t>
@@ -2324,16 +2465,7 @@
         <w:t>Ek gebruik prente (</w:t>
       </w:r>
       <w:r>
-        <w:t>Plaashek</w:t>
-      </w:r>
-      <w:r>
-        <w:t xml:space="preserve">, </w:t>
-      </w:r>
-      <w:r>
-        <w:t>Plaas</w:t>
-      </w:r>
-      <w:r>
-        <w:t>, 1Trop, Produkte</w:t>
+        <w:t>Plaashek, Plaas, 1Trop, Produkte</w:t>
       </w:r>
       <w:r>
         <w:t>, Voorraad , PlaasBoShot, SkaapFamilie</w:t>
@@ -2358,13 +2490,7 @@
         <w:ind w:left="1560" w:hanging="284"/>
       </w:pPr>
       <w:r>
-        <w:t>Ek gebruik ‘n prent (</w:t>
-      </w:r>
-      <w:r>
-        <w:t>Logo</w:t>
-      </w:r>
-      <w:r>
-        <w:t>) in my kopbalk op elke bladsy as my handelsmerk</w:t>
+        <w:t>Ek gebruik ‘n prent (Logo) in my kopbalk op elke bladsy as my handelsmerk</w:t>
       </w:r>
     </w:p>
     <w:p>
@@ -2408,25 +2534,7 @@
         <w:ind w:left="1560" w:hanging="284"/>
       </w:pPr>
       <w:r>
-        <w:t>Ek gebruik prente (</w:t>
-      </w:r>
-      <w:r>
-        <w:t>Marino</w:t>
-      </w:r>
-      <w:r>
-        <w:t xml:space="preserve">, </w:t>
-      </w:r>
-      <w:r>
-        <w:t>Skeer</w:t>
-      </w:r>
-      <w:r>
-        <w:t xml:space="preserve">, </w:t>
-      </w:r>
-      <w:r>
-        <w:t>Grazing</w:t>
-      </w:r>
-      <w:r>
-        <w:t>) vir by hoogtepunte</w:t>
+        <w:t>Ek gebruik prente (Marino, Skeer, Grazing) vir by hoogtepunte</w:t>
       </w:r>
     </w:p>
     <w:p>
@@ -2439,10 +2547,7 @@
         <w:ind w:left="1560" w:hanging="284"/>
       </w:pPr>
       <w:r>
-        <w:t xml:space="preserve">Ek gebruik ‘n prent (Logo) </w:t>
-      </w:r>
-      <w:r>
-        <w:t>by elke logo blok</w:t>
+        <w:t>Ek gebruik ‘n prent (Logo) by elke logo blok</w:t>
       </w:r>
     </w:p>
     <w:p>
@@ -2455,13 +2560,7 @@
         <w:ind w:left="1560" w:hanging="284"/>
       </w:pPr>
       <w:r>
-        <w:t>Ek gebruik ‘n prent (</w:t>
-      </w:r>
-      <w:r>
-        <w:t>1Merino</w:t>
-      </w:r>
-      <w:r>
-        <w:t>)</w:t>
+        <w:t>Ek gebruik ‘n prent (1Merino)</w:t>
       </w:r>
       <w:r>
         <w:t xml:space="preserve"> by my bestuursbenadering</w:t>
@@ -2477,13 +2576,7 @@
         <w:ind w:left="1560" w:hanging="284"/>
       </w:pPr>
       <w:r>
-        <w:t>Ek gebruik ‘n prent (</w:t>
-      </w:r>
-      <w:r>
-        <w:t>RotationalGrazing.jpg</w:t>
-      </w:r>
-      <w:r>
-        <w:t>) as die agtergrond prent by my volhoubare toekoms asook vir my laaste afdeling voor my voetskrif</w:t>
+        <w:t>Ek gebruik ‘n prent (RotationalGrazing.jpg) as die agtergrond prent by my volhoubare toekoms asook vir my laaste afdeling voor my voetskrif</w:t>
       </w:r>
     </w:p>
     <w:p>
@@ -2496,19 +2589,7 @@
         <w:ind w:left="1560" w:hanging="284"/>
       </w:pPr>
       <w:r>
-        <w:t>Ek gebruik prente (</w:t>
-      </w:r>
-      <w:r>
-        <w:t>1Shed</w:t>
-      </w:r>
-      <w:r>
-        <w:t xml:space="preserve">, </w:t>
-      </w:r>
-      <w:r>
-        <w:t>Shed</w:t>
-      </w:r>
-      <w:r>
-        <w:t>, Grazing, 1Trop , Babies , Skeer , Voer) in my gallery</w:t>
+        <w:t>Ek gebruik prente (1Shed, Shed, Grazing, 1Trop , Babies , Skeer , Voer) in my gallery</w:t>
       </w:r>
     </w:p>
     <w:p>
@@ -2546,25 +2627,7 @@
         <w:ind w:left="1560" w:hanging="284"/>
       </w:pPr>
       <w:r>
-        <w:t>Ek gebruik prente (Marino , 1Merino , Dorper , 1Dorper , 2Dorper , 3Dorper , 4Dorper , BlackheadPersian , 1</w:t>
-      </w:r>
-      <w:r>
-        <w:t>BlackheadPersian</w:t>
-      </w:r>
-      <w:r>
-        <w:t xml:space="preserve"> , 2</w:t>
-      </w:r>
-      <w:r>
-        <w:t>BlackheadPersian</w:t>
-      </w:r>
-      <w:r>
-        <w:t xml:space="preserve"> , 3</w:t>
-      </w:r>
-      <w:r>
-        <w:t>BlackheadPersian</w:t>
-      </w:r>
-      <w:r>
-        <w:t>) vir elke skaap ras se galery</w:t>
+        <w:t>Ek gebruik prente (Marino , 1Merino , Dorper , 1Dorper , 2Dorper , 3Dorper , 4Dorper , BlackheadPersian , 1BlackheadPersian , 2BlackheadPersian , 3BlackheadPersian) vir elke skaap ras se galery</w:t>
       </w:r>
     </w:p>
     <w:p>
@@ -2632,6 +2695,7 @@
         </w:rPr>
       </w:pPr>
       <w:r>
+        <w:lastRenderedPageBreak/>
         <w:t xml:space="preserve">Die video het geronde hoeke </w:t>
       </w:r>
       <w:r>
@@ -2676,23 +2740,7 @@
           <w:rStyle w:val="CSSKlasreelsChar"/>
           <w:lang w:val="en-ZA"/>
         </w:rPr>
-        <w:t xml:space="preserve">box-shadow: 0 4px 15px </w:t>
-      </w:r>
-      <w:proofErr w:type="spellStart"/>
-      <w:r>
-        <w:rPr>
-          <w:rStyle w:val="CSSKlasreelsChar"/>
-          <w:lang w:val="en-ZA"/>
-        </w:rPr>
-        <w:t>rgba</w:t>
-      </w:r>
-      <w:proofErr w:type="spellEnd"/>
-      <w:r>
-        <w:rPr>
-          <w:rStyle w:val="CSSKlasreelsChar"/>
-          <w:lang w:val="en-ZA"/>
-        </w:rPr>
-        <w:t>(0,0,0,0.2);</w:t>
+        <w:t>box-shadow: 0 4px 15px rgba(0,0,0,0.2);</w:t>
       </w:r>
       <w:r>
         <w:rPr>
@@ -2846,14 +2894,7 @@
           <w:b/>
           <w:bCs/>
         </w:rPr>
-        <w:t xml:space="preserve">Bemarking.mp4 </w:t>
-      </w:r>
-      <w:r>
-        <w:rPr>
-          <w:b/>
-          <w:bCs/>
-        </w:rPr>
-        <w:t>se JS:</w:t>
+        <w:t>Bemarking.mp4 se JS:</w:t>
       </w:r>
     </w:p>
     <w:p>
@@ -2865,7 +2906,6 @@
         </w:numPr>
       </w:pPr>
       <w:r>
-        <w:lastRenderedPageBreak/>
         <w:t>Voorwaardes</w:t>
       </w:r>
     </w:p>
@@ -2894,39 +2934,7 @@
           <w:rStyle w:val="CSSKlasreelsChar"/>
           <w:lang w:val="en-ZA"/>
         </w:rPr>
-        <w:t>if (</w:t>
-      </w:r>
-      <w:proofErr w:type="spellStart"/>
-      <w:r>
-        <w:rPr>
-          <w:rStyle w:val="CSSKlasreelsChar"/>
-          <w:lang w:val="en-ZA"/>
-        </w:rPr>
-        <w:t>video.currentTime</w:t>
-      </w:r>
-      <w:proofErr w:type="spellEnd"/>
-      <w:r>
-        <w:rPr>
-          <w:rStyle w:val="CSSKlasreelsChar"/>
-          <w:lang w:val="en-ZA"/>
-        </w:rPr>
-        <w:t xml:space="preserve"> &gt;= </w:t>
-      </w:r>
-      <w:proofErr w:type="spellStart"/>
-      <w:r>
-        <w:rPr>
-          <w:rStyle w:val="CSSKlasreelsChar"/>
-          <w:lang w:val="en-ZA"/>
-        </w:rPr>
-        <w:t>video.duration</w:t>
-      </w:r>
-      <w:proofErr w:type="spellEnd"/>
-      <w:r>
-        <w:rPr>
-          <w:rStyle w:val="CSSKlasreelsChar"/>
-          <w:lang w:val="en-ZA"/>
-        </w:rPr>
-        <w:t xml:space="preserve"> - 5</w:t>
+        <w:t>if (video.currentTime &gt;= video.duration - 5</w:t>
       </w:r>
       <w:r>
         <w:rPr>
@@ -2991,21 +2999,12 @@
         </w:rPr>
         <w:t>(</w:t>
       </w:r>
-      <w:proofErr w:type="spellStart"/>
       <w:r>
         <w:rPr>
           <w:rStyle w:val="CSSKlasreelsChar"/>
           <w:lang w:val="en-ZA"/>
         </w:rPr>
-        <w:t>endLogo.style.display</w:t>
-      </w:r>
-      <w:proofErr w:type="spellEnd"/>
-      <w:r>
-        <w:rPr>
-          <w:rStyle w:val="CSSKlasreelsChar"/>
-          <w:lang w:val="en-ZA"/>
-        </w:rPr>
-        <w:t xml:space="preserve"> = 'block'</w:t>
+        <w:t>endLogo.style.display = 'block'</w:t>
       </w:r>
       <w:r>
         <w:rPr>
@@ -3017,13 +3016,7 @@
         <w:rPr>
           <w:rStyle w:val="CSSKlasreelsChar"/>
         </w:rPr>
-        <w:t>endLogo.style.opacity = '1'</w:t>
-      </w:r>
-      <w:r>
-        <w:rPr>
-          <w:rStyle w:val="CSSKlasreelsChar"/>
-        </w:rPr>
-        <w:t>)</w:t>
+        <w:t>endLogo.style.opacity = '1')</w:t>
       </w:r>
     </w:p>
     <w:p>

--- a/Fases_Dokumentasie/Fase4_JS+Multimedia.docx
+++ b/Fases_Dokumentasie/Fase4_JS+Multimedia.docx
@@ -948,6 +948,23 @@
     </w:p>
     <w:p>
       <w:pPr>
+        <w:shd w:val="clear" w:color="auto" w:fill="66FFFF"/>
+        <w:jc w:val="center"/>
+        <w:rPr>
+          <w:rStyle w:val="SubtleEmphasis"/>
+          <w:color w:val="auto"/>
+        </w:rPr>
+      </w:pPr>
+      <w:r>
+        <w:rPr>
+          <w:rStyle w:val="SubtleEmphasis"/>
+          <w:color w:val="auto"/>
+        </w:rPr>
+        <w:t>My plaas is in highveld gelee waar daar groen grasvelde kan bestaan met die regte rotasie weiding en bestuur. Highveld kan ook soms bergagtig wees en dus is my prente geloofwaardig.</w:t>
+      </w:r>
+    </w:p>
+    <w:p>
+      <w:pPr>
         <w:pStyle w:val="ListParagraph"/>
         <w:numPr>
           <w:ilvl w:val="0"/>
@@ -1494,6 +1511,7 @@
         <w:ind w:left="567" w:hanging="283"/>
       </w:pPr>
       <w:r>
+        <w:lastRenderedPageBreak/>
         <w:t xml:space="preserve">Produkte galery </w:t>
       </w:r>
       <w:r>
@@ -1543,7 +1561,6 @@
         <w:ind w:left="567" w:hanging="283"/>
       </w:pPr>
       <w:r>
-        <w:lastRenderedPageBreak/>
         <w:t xml:space="preserve">Top produkte om die regte data van die produkte te verkry </w:t>
       </w:r>
       <w:r>
@@ -2038,6 +2055,7 @@
         <w:ind w:left="567" w:hanging="283"/>
       </w:pPr>
       <w:r>
+        <w:lastRenderedPageBreak/>
         <w:t xml:space="preserve">Ek gebruik dit in my inkopie mandjie om die telling </w:t>
       </w:r>
       <w:r>
@@ -2074,40 +2092,16 @@
         <w:rPr>
           <w:rStyle w:val="CSSKlasreelsChar"/>
         </w:rPr>
-        <w:t>(</w:t>
+        <w:t>(showCart())</w:t>
+      </w:r>
+      <w:r>
+        <w:t xml:space="preserve"> en om items by te voeg </w:t>
       </w:r>
       <w:r>
         <w:rPr>
           <w:rStyle w:val="CSSKlasreelsChar"/>
         </w:rPr>
-        <w:t>showCart()</w:t>
-      </w:r>
-      <w:r>
-        <w:rPr>
-          <w:rStyle w:val="CSSKlasreelsChar"/>
-        </w:rPr>
-        <w:t>)</w:t>
-      </w:r>
-      <w:r>
-        <w:t xml:space="preserve"> en om items by te voeg </w:t>
-      </w:r>
-      <w:r>
-        <w:rPr>
-          <w:rStyle w:val="CSSKlasreelsChar"/>
-        </w:rPr>
-        <w:t>(</w:t>
-      </w:r>
-      <w:r>
-        <w:rPr>
-          <w:rStyle w:val="CSSKlasreelsChar"/>
-        </w:rPr>
-        <w:t>addToCart()</w:t>
-      </w:r>
-      <w:r>
-        <w:rPr>
-          <w:rStyle w:val="CSSKlasreelsChar"/>
-        </w:rPr>
-        <w:t>)</w:t>
+        <w:t>(addToCart())</w:t>
       </w:r>
       <w:r>
         <w:t xml:space="preserve"> </w:t>
@@ -2132,28 +2126,16 @@
         <w:rPr>
           <w:rStyle w:val="CSSKlasreelsChar"/>
         </w:rPr>
-        <w:t>(</w:t>
+        <w:t>(createAuthModual()</w:t>
+      </w:r>
+      <w:r>
+        <w:t xml:space="preserve"> , </w:t>
       </w:r>
       <w:r>
         <w:rPr>
           <w:rStyle w:val="CSSKlasreelsChar"/>
         </w:rPr>
-        <w:t>createAuthModual()</w:t>
-      </w:r>
-      <w:r>
-        <w:t xml:space="preserve"> , </w:t>
-      </w:r>
-      <w:r>
-        <w:rPr>
-          <w:rStyle w:val="CSSKlasreelsChar"/>
-        </w:rPr>
-        <w:t>showTab()</w:t>
-      </w:r>
-      <w:r>
-        <w:rPr>
-          <w:rStyle w:val="CSSKlasreelsChar"/>
-        </w:rPr>
-        <w:t>)</w:t>
+        <w:t>showTab())</w:t>
       </w:r>
       <w:r>
         <w:t>.</w:t>
@@ -2169,7 +2151,6 @@
         <w:ind w:left="567" w:hanging="283"/>
       </w:pPr>
       <w:r>
-        <w:lastRenderedPageBreak/>
         <w:t>Dit bou ook elke keer die 3 prente in my produkte galery as jy beweeg.</w:t>
       </w:r>
     </w:p>
@@ -2400,6 +2381,865 @@
     </w:p>
     <w:p>
       <w:pPr>
+        <w:shd w:val="clear" w:color="auto" w:fill="EBF2F9"/>
+        <w:spacing w:after="0"/>
+        <w:rPr>
+          <w:b/>
+          <w:bCs/>
+          <w:sz w:val="24"/>
+          <w:szCs w:val="24"/>
+        </w:rPr>
+      </w:pPr>
+      <w:r>
+        <w:rPr>
+          <w:b/>
+          <w:bCs/>
+          <w:sz w:val="24"/>
+          <w:szCs w:val="24"/>
+        </w:rPr>
+        <w:t>Events en event listeners</w:t>
+      </w:r>
+    </w:p>
+    <w:p>
+      <w:r>
+        <w:t>Ek gebruik Events en Event Listeners om die webtuiste interaktief te maak. Dit laat die webblad reageer op gebruikersaksies soos klieks, tik in velde, scroll, video-speel en bladsy</w:t>
+      </w:r>
+      <w:r>
+        <w:t xml:space="preserve"> </w:t>
+      </w:r>
+      <w:r>
+        <w:t>laai.</w:t>
+      </w:r>
+    </w:p>
+    <w:p>
+      <w:r>
+        <w:t>Event Listeners is JavaScript-metodes wat wag vir 'n spesifieke gebeurtenis (</w:t>
+      </w:r>
+      <w:r>
+        <w:rPr>
+          <w:i/>
+          <w:iCs/>
+        </w:rPr>
+        <w:t>event</w:t>
+      </w:r>
+      <w:r>
+        <w:t xml:space="preserve">) om plaas te vind en dan 'n funksie uitvoer. </w:t>
+      </w:r>
+      <w:r>
+        <w:t>D</w:t>
+      </w:r>
+      <w:r>
+        <w:t xml:space="preserve">it </w:t>
+      </w:r>
+      <w:r>
+        <w:t xml:space="preserve">maak </w:t>
+      </w:r>
+      <w:r>
+        <w:t xml:space="preserve">die </w:t>
+      </w:r>
+      <w:r>
+        <w:t>web</w:t>
+      </w:r>
+      <w:r>
+        <w:t>bla</w:t>
+      </w:r>
+      <w:r>
+        <w:t>aie</w:t>
+      </w:r>
+      <w:r>
+        <w:t xml:space="preserve"> dinamies en gebruikersvriendelik.</w:t>
+      </w:r>
+    </w:p>
+    <w:p>
+      <w:pPr>
+        <w:spacing w:after="0"/>
+      </w:pPr>
+      <w:r>
+        <w:t>Waar ek Events en Event Listeners gebruik:</w:t>
+      </w:r>
+    </w:p>
+    <w:p>
+      <w:pPr>
+        <w:pStyle w:val="ListParagraph"/>
+        <w:numPr>
+          <w:ilvl w:val="0"/>
+          <w:numId w:val="48"/>
+        </w:numPr>
+        <w:ind w:left="567" w:hanging="283"/>
+      </w:pPr>
+      <w:r>
+        <w:t>Bladsy</w:t>
+      </w:r>
+      <w:r>
+        <w:t xml:space="preserve"> </w:t>
+      </w:r>
+      <w:r>
+        <w:t xml:space="preserve">laai </w:t>
+      </w:r>
+      <w:r>
+        <w:t>e</w:t>
+      </w:r>
+      <w:r>
+        <w:t xml:space="preserve">vents </w:t>
+      </w:r>
+      <w:r>
+        <w:rPr>
+          <w:rStyle w:val="CSSKlasreelsChar"/>
+        </w:rPr>
+        <w:t>(DOMContentLoaded)</w:t>
+      </w:r>
+    </w:p>
+    <w:p>
+      <w:pPr>
+        <w:pStyle w:val="ListParagraph"/>
+        <w:numPr>
+          <w:ilvl w:val="1"/>
+          <w:numId w:val="48"/>
+        </w:numPr>
+      </w:pPr>
+      <w:r>
+        <w:t xml:space="preserve">Ek gebruik </w:t>
+      </w:r>
+      <w:r>
+        <w:rPr>
+          <w:rStyle w:val="CSSKlasreelsChar"/>
+        </w:rPr>
+        <w:t>document.addEventListener('DOMContentLoaded', function() { ... })</w:t>
+      </w:r>
+      <w:r>
+        <w:t xml:space="preserve"> baie in my </w:t>
+      </w:r>
+      <w:r>
+        <w:rPr>
+          <w:rStyle w:val="Heading5Char"/>
+          <w:color w:val="FF6600"/>
+          <w:u w:val="none"/>
+        </w:rPr>
+        <w:t>script</w:t>
+      </w:r>
+      <w:r>
+        <w:rPr>
+          <w:rStyle w:val="Heading5Char"/>
+          <w:b/>
+          <w:bCs/>
+          <w:color w:val="FF6600"/>
+          <w:sz w:val="24"/>
+          <w:szCs w:val="24"/>
+          <w:u w:val="none"/>
+        </w:rPr>
+        <w:t>.</w:t>
+      </w:r>
+      <w:r>
+        <w:rPr>
+          <w:rStyle w:val="Heading5Char"/>
+          <w:color w:val="FF6600"/>
+          <w:u w:val="none"/>
+        </w:rPr>
+        <w:t>js</w:t>
+      </w:r>
+      <w:r>
+        <w:t>:</w:t>
+      </w:r>
+    </w:p>
+    <w:p>
+      <w:pPr>
+        <w:pStyle w:val="ListParagraph"/>
+        <w:numPr>
+          <w:ilvl w:val="2"/>
+          <w:numId w:val="48"/>
+        </w:numPr>
+      </w:pPr>
+      <w:r>
+        <w:t>Klein sirkel galery wat die galerye eers uitvoer nadat die hele blad klaar gelaai is (</w:t>
+      </w:r>
+      <w:r>
+        <w:rPr>
+          <w:rStyle w:val="CSSKlasreelsChar"/>
+        </w:rPr>
+        <w:t>initMiniGalleries</w:t>
+      </w:r>
+      <w:r>
+        <w:t>)</w:t>
+      </w:r>
+    </w:p>
+    <w:p>
+      <w:pPr>
+        <w:pStyle w:val="ListParagraph"/>
+        <w:numPr>
+          <w:ilvl w:val="2"/>
+          <w:numId w:val="48"/>
+        </w:numPr>
+      </w:pPr>
+      <w:r>
+        <w:t xml:space="preserve">Top 3 produkte </w:t>
+      </w:r>
+      <w:r>
+        <w:rPr>
+          <w:i/>
+          <w:iCs/>
+          <w:sz w:val="20"/>
+          <w:szCs w:val="20"/>
+        </w:rPr>
+        <w:t>‘preview’</w:t>
+      </w:r>
+      <w:r>
+        <w:rPr>
+          <w:sz w:val="20"/>
+          <w:szCs w:val="20"/>
+        </w:rPr>
+        <w:t xml:space="preserve"> </w:t>
+      </w:r>
+      <w:r>
+        <w:t xml:space="preserve">op my </w:t>
+      </w:r>
+      <w:r>
+        <w:rPr>
+          <w:rStyle w:val="Heading5Char"/>
+          <w:color w:val="FF6600"/>
+          <w:u w:val="none"/>
+        </w:rPr>
+        <w:t>products</w:t>
+      </w:r>
+      <w:r>
+        <w:rPr>
+          <w:rStyle w:val="Heading5Char"/>
+          <w:b/>
+          <w:bCs/>
+          <w:color w:val="FF6600"/>
+          <w:sz w:val="24"/>
+          <w:szCs w:val="24"/>
+          <w:u w:val="none"/>
+        </w:rPr>
+        <w:t>.</w:t>
+      </w:r>
+      <w:r>
+        <w:rPr>
+          <w:rStyle w:val="Heading5Char"/>
+          <w:color w:val="FF6600"/>
+          <w:u w:val="none"/>
+        </w:rPr>
+        <w:t>html</w:t>
+      </w:r>
+      <w:r>
+        <w:t xml:space="preserve"> </w:t>
+      </w:r>
+      <w:r>
+        <w:t>(</w:t>
+      </w:r>
+      <w:r>
+        <w:rPr>
+          <w:rStyle w:val="CSSKlasreelsChar"/>
+        </w:rPr>
+        <w:t>initTopProductsPreview</w:t>
+      </w:r>
+      <w:r>
+        <w:t>)</w:t>
+      </w:r>
+    </w:p>
+    <w:p>
+      <w:pPr>
+        <w:pStyle w:val="ListParagraph"/>
+        <w:numPr>
+          <w:ilvl w:val="2"/>
+          <w:numId w:val="48"/>
+        </w:numPr>
+      </w:pPr>
+      <w:r>
+        <w:t>Ek gebruik dit in my bestelvorm vir die produkte, produk byvoeg, afhaal en aflewering,</w:t>
+      </w:r>
+      <w:r>
+        <w:t xml:space="preserve"> total berekening, betaalmetodes, boodksap veld en die verwyder produk knoppie velde.</w:t>
+      </w:r>
+    </w:p>
+    <w:p>
+      <w:pPr>
+        <w:pStyle w:val="ListParagraph"/>
+        <w:numPr>
+          <w:ilvl w:val="2"/>
+          <w:numId w:val="48"/>
+        </w:numPr>
+      </w:pPr>
+      <w:r>
+        <w:t xml:space="preserve">Ek gebruik dit by my </w:t>
+      </w:r>
+      <w:r>
+        <w:rPr>
+          <w:rStyle w:val="Heading5Char"/>
+        </w:rPr>
+        <w:t>verdeel</w:t>
+      </w:r>
+      <w:r>
+        <w:t xml:space="preserve"> (</w:t>
+      </w:r>
+      <w:r>
+        <w:rPr>
+          <w:i/>
+          <w:iCs/>
+        </w:rPr>
+        <w:t>split</w:t>
+      </w:r>
+      <w:r>
+        <w:t>) klas vir die sigbaarheid van die blokke</w:t>
+      </w:r>
+    </w:p>
+    <w:p>
+      <w:pPr>
+        <w:pStyle w:val="ListParagraph"/>
+        <w:numPr>
+          <w:ilvl w:val="2"/>
+          <w:numId w:val="48"/>
+        </w:numPr>
+      </w:pPr>
+      <w:r>
+        <w:t>Ek gebruik dit in my databasis se CRUD funksies om die databasis te laai en die voorraad te vertoon</w:t>
+      </w:r>
+    </w:p>
+    <w:p>
+      <w:pPr>
+        <w:pStyle w:val="ListParagraph"/>
+        <w:numPr>
+          <w:ilvl w:val="2"/>
+          <w:numId w:val="48"/>
+        </w:numPr>
+      </w:pPr>
+      <w:r>
+        <w:t>Ek gebruik dit by my inteken opsie om die gebruiker te laai asook om die in-en-uitteken te beheer</w:t>
+      </w:r>
+    </w:p>
+    <w:p>
+      <w:pPr>
+        <w:pStyle w:val="ListParagraph"/>
+        <w:numPr>
+          <w:ilvl w:val="2"/>
+          <w:numId w:val="48"/>
+        </w:numPr>
+      </w:pPr>
+      <w:r>
+        <w:t>Ek gebruik dit by my inkopie mandjie of my madjie te laai en op te dateer.</w:t>
+      </w:r>
+    </w:p>
+    <w:p>
+      <w:pPr>
+        <w:pStyle w:val="ListParagraph"/>
+        <w:numPr>
+          <w:ilvl w:val="2"/>
+          <w:numId w:val="48"/>
+        </w:numPr>
+      </w:pPr>
+      <w:r>
+        <w:lastRenderedPageBreak/>
+        <w:t>Ek gebruik dit by my hamburger menu by responiewe navigasie om die sigbaarheid en navigasieskakels te beheer</w:t>
+      </w:r>
+    </w:p>
+    <w:p>
+      <w:pPr>
+        <w:pStyle w:val="ListParagraph"/>
+        <w:numPr>
+          <w:ilvl w:val="1"/>
+          <w:numId w:val="48"/>
+        </w:numPr>
+      </w:pPr>
+      <w:r>
+        <w:t>Dit verseker dat alle JavaScript eers uitvoer nadat die HTML volledig gelaai is.</w:t>
+      </w:r>
+    </w:p>
+    <w:p>
+      <w:pPr>
+        <w:pStyle w:val="ListParagraph"/>
+        <w:numPr>
+          <w:ilvl w:val="0"/>
+          <w:numId w:val="48"/>
+        </w:numPr>
+        <w:ind w:left="567" w:hanging="283"/>
+      </w:pPr>
+      <w:r>
+        <w:t>Scroll events</w:t>
+      </w:r>
+    </w:p>
+    <w:p>
+      <w:pPr>
+        <w:pStyle w:val="ListParagraph"/>
+        <w:numPr>
+          <w:ilvl w:val="1"/>
+          <w:numId w:val="48"/>
+        </w:numPr>
+      </w:pPr>
+      <w:r>
+        <w:rPr>
+          <w:rStyle w:val="CSSKlasreelsChar"/>
+        </w:rPr>
+        <w:t>window.onscroll = function() { ... }</w:t>
+      </w:r>
+    </w:p>
+    <w:p>
+      <w:pPr>
+        <w:pStyle w:val="ListParagraph"/>
+        <w:numPr>
+          <w:ilvl w:val="1"/>
+          <w:numId w:val="48"/>
+        </w:numPr>
+      </w:pPr>
+      <w:r>
+        <w:t>Word gebruik vir die Terug na bo knoppie (</w:t>
+      </w:r>
+      <w:r>
+        <w:rPr>
+          <w:rStyle w:val="CSSKlasreelsChar"/>
+        </w:rPr>
+        <w:t>#topBtn</w:t>
+      </w:r>
+      <w:r>
+        <w:t>).</w:t>
+      </w:r>
+    </w:p>
+    <w:p>
+      <w:pPr>
+        <w:pStyle w:val="ListParagraph"/>
+        <w:numPr>
+          <w:ilvl w:val="1"/>
+          <w:numId w:val="48"/>
+        </w:numPr>
+      </w:pPr>
+      <w:r>
+        <w:t>Die knoppie word eers sigbaar nadat die gebruiker meer as 300px afgerol het.</w:t>
+      </w:r>
+    </w:p>
+    <w:p>
+      <w:pPr>
+        <w:pStyle w:val="ListParagraph"/>
+        <w:numPr>
+          <w:ilvl w:val="0"/>
+          <w:numId w:val="48"/>
+        </w:numPr>
+        <w:ind w:left="567" w:hanging="283"/>
+      </w:pPr>
+      <w:r>
+        <w:t>Kliek events</w:t>
+      </w:r>
+    </w:p>
+    <w:p>
+      <w:pPr>
+        <w:pStyle w:val="ListParagraph"/>
+        <w:numPr>
+          <w:ilvl w:val="1"/>
+          <w:numId w:val="48"/>
+        </w:numPr>
+      </w:pPr>
+      <w:r>
+        <w:t>Meeste interaksies op die webtuiste gebruik hierdie, hieronder volg ‘n paar plekke waar dit voorkom:</w:t>
+      </w:r>
+    </w:p>
+    <w:p>
+      <w:pPr>
+        <w:pStyle w:val="ListParagraph"/>
+        <w:numPr>
+          <w:ilvl w:val="2"/>
+          <w:numId w:val="48"/>
+        </w:numPr>
+      </w:pPr>
+      <w:r>
+        <w:t xml:space="preserve">Carousel navigasie </w:t>
+      </w:r>
+      <w:r>
+        <w:rPr>
+          <w:rStyle w:val="CSSKlasreelsChar"/>
+        </w:rPr>
+        <w:t>onclick="moveSlide(-1)" en onclick="moveSlide(1)"</w:t>
+      </w:r>
+    </w:p>
+    <w:p>
+      <w:pPr>
+        <w:pStyle w:val="ListParagraph"/>
+        <w:numPr>
+          <w:ilvl w:val="2"/>
+          <w:numId w:val="48"/>
+        </w:numPr>
+      </w:pPr>
+      <w:r>
+        <w:t xml:space="preserve">Mini-galery pyltjies </w:t>
+      </w:r>
+      <w:r>
+        <w:rPr>
+          <w:rStyle w:val="CSSKlasreelsChar"/>
+        </w:rPr>
+        <w:t>(.mini-arrow)</w:t>
+      </w:r>
+    </w:p>
+    <w:p>
+      <w:pPr>
+        <w:pStyle w:val="ListParagraph"/>
+        <w:numPr>
+          <w:ilvl w:val="2"/>
+          <w:numId w:val="48"/>
+        </w:numPr>
+      </w:pPr>
+      <w:r>
+        <w:t xml:space="preserve">Hamburger menu </w:t>
+      </w:r>
+      <w:r>
+        <w:rPr>
+          <w:rStyle w:val="CSSKlasreelsChar"/>
+        </w:rPr>
+        <w:t>menuToggle.addEventListener('click', ...)</w:t>
+      </w:r>
+    </w:p>
+    <w:p>
+      <w:pPr>
+        <w:pStyle w:val="ListParagraph"/>
+        <w:numPr>
+          <w:ilvl w:val="2"/>
+          <w:numId w:val="48"/>
+        </w:numPr>
+      </w:pPr>
+      <w:r>
+        <w:t xml:space="preserve">Voorraadbestuur knoppies </w:t>
+      </w:r>
+      <w:r>
+        <w:rPr>
+          <w:rStyle w:val="CSSKlasreelsChar"/>
+        </w:rPr>
+        <w:t>addInventory()</w:t>
+      </w:r>
+      <w:r>
+        <w:t xml:space="preserve"> </w:t>
+      </w:r>
+      <w:r>
+        <w:t xml:space="preserve">, </w:t>
+      </w:r>
+      <w:r>
+        <w:rPr>
+          <w:rStyle w:val="CSSKlasreelsChar"/>
+        </w:rPr>
+        <w:t>editItem()</w:t>
+      </w:r>
+      <w:r>
+        <w:t xml:space="preserve"> </w:t>
+      </w:r>
+      <w:r>
+        <w:t xml:space="preserve">, </w:t>
+      </w:r>
+      <w:r>
+        <w:rPr>
+          <w:rStyle w:val="CSSKlasreelsChar"/>
+        </w:rPr>
+        <w:t>deleteInventory()</w:t>
+      </w:r>
+    </w:p>
+    <w:p>
+      <w:pPr>
+        <w:pStyle w:val="ListParagraph"/>
+        <w:numPr>
+          <w:ilvl w:val="2"/>
+          <w:numId w:val="48"/>
+        </w:numPr>
+      </w:pPr>
+      <w:r>
+        <w:t>Bestelvorm "Nog 'n produk byvoeg", verwyder produk, en submit knoppie</w:t>
+      </w:r>
+    </w:p>
+    <w:p>
+      <w:pPr>
+        <w:pStyle w:val="ListParagraph"/>
+        <w:numPr>
+          <w:ilvl w:val="2"/>
+          <w:numId w:val="48"/>
+        </w:numPr>
+      </w:pPr>
+      <w:r>
+        <w:t xml:space="preserve">Mandjie ikoon </w:t>
+      </w:r>
+      <w:r>
+        <w:rPr>
+          <w:rStyle w:val="CSSKlasreelsChar"/>
+        </w:rPr>
+        <w:t>cartBtn.addEventListener('click', showCart)</w:t>
+      </w:r>
+    </w:p>
+    <w:p>
+      <w:pPr>
+        <w:pStyle w:val="ListParagraph"/>
+        <w:numPr>
+          <w:ilvl w:val="2"/>
+          <w:numId w:val="48"/>
+        </w:numPr>
+      </w:pPr>
+      <w:r>
+        <w:t>Inteken</w:t>
+      </w:r>
+      <w:r>
+        <w:t xml:space="preserve"> </w:t>
+      </w:r>
+      <w:r>
+        <w:t>knoppie</w:t>
+      </w:r>
+    </w:p>
+    <w:p>
+      <w:pPr>
+        <w:pStyle w:val="ListParagraph"/>
+        <w:numPr>
+          <w:ilvl w:val="0"/>
+          <w:numId w:val="48"/>
+        </w:numPr>
+        <w:ind w:left="567" w:hanging="283"/>
+      </w:pPr>
+      <w:r>
+        <w:t>Change en input events</w:t>
+      </w:r>
+    </w:p>
+    <w:p>
+      <w:pPr>
+        <w:pStyle w:val="ListParagraph"/>
+        <w:numPr>
+          <w:ilvl w:val="1"/>
+          <w:numId w:val="48"/>
+        </w:numPr>
+      </w:pPr>
+      <w:r>
+        <w:rPr>
+          <w:rStyle w:val="CSSKlasreelsChar"/>
+        </w:rPr>
+        <w:t>onchange="toggleAddressField()"</w:t>
+      </w:r>
+      <w:r>
+        <w:t xml:space="preserve"> en </w:t>
+      </w:r>
+      <w:r>
+        <w:rPr>
+          <w:rStyle w:val="CSSKlasreelsChar"/>
+        </w:rPr>
+        <w:t>onchange="togglePickupDateField()"</w:t>
+      </w:r>
+      <w:r>
+        <w:t xml:space="preserve"> op afleweringsopsies.</w:t>
+      </w:r>
+    </w:p>
+    <w:p>
+      <w:pPr>
+        <w:pStyle w:val="ListParagraph"/>
+        <w:numPr>
+          <w:ilvl w:val="1"/>
+          <w:numId w:val="48"/>
+        </w:numPr>
+      </w:pPr>
+      <w:r>
+        <w:t xml:space="preserve">Radio buttons vir betaalmetodes </w:t>
+      </w:r>
+      <w:r>
+        <w:rPr>
+          <w:rStyle w:val="CSSKlasreelsChar"/>
+        </w:rPr>
+        <w:t>addEventListener('change', toggleCardDetailsRequirement)</w:t>
+      </w:r>
+    </w:p>
+    <w:p>
+      <w:pPr>
+        <w:pStyle w:val="ListParagraph"/>
+        <w:numPr>
+          <w:ilvl w:val="1"/>
+          <w:numId w:val="48"/>
+        </w:numPr>
+      </w:pPr>
+      <w:r>
+        <w:t xml:space="preserve">Kaartnommer en vervaldatum formatting </w:t>
+      </w:r>
+      <w:r>
+        <w:rPr>
+          <w:rStyle w:val="CSSKlasreelsChar"/>
+        </w:rPr>
+        <w:t>addEventListener('input', ...)</w:t>
+      </w:r>
+    </w:p>
+    <w:p>
+      <w:pPr>
+        <w:pStyle w:val="ListParagraph"/>
+        <w:numPr>
+          <w:ilvl w:val="1"/>
+          <w:numId w:val="48"/>
+        </w:numPr>
+      </w:pPr>
+      <w:r>
+        <w:t>Hoeveelheid velde in bestelvorm</w:t>
+      </w:r>
+      <w:r>
+        <w:t xml:space="preserve"> -</w:t>
+      </w:r>
+      <w:r>
+        <w:t xml:space="preserve"> luister na veranderinge om totaal outomaties op te dateer.</w:t>
+      </w:r>
+    </w:p>
+    <w:p>
+      <w:pPr>
+        <w:pStyle w:val="ListParagraph"/>
+        <w:numPr>
+          <w:ilvl w:val="0"/>
+          <w:numId w:val="48"/>
+        </w:numPr>
+        <w:ind w:left="567" w:hanging="283"/>
+      </w:pPr>
+      <w:r>
+        <w:t>Video events</w:t>
+      </w:r>
+    </w:p>
+    <w:p>
+      <w:pPr>
+        <w:pStyle w:val="ListParagraph"/>
+        <w:numPr>
+          <w:ilvl w:val="1"/>
+          <w:numId w:val="48"/>
+        </w:numPr>
+      </w:pPr>
+      <w:r>
+        <w:rPr>
+          <w:rStyle w:val="CSSKlasreelsChar"/>
+        </w:rPr>
+        <w:t>video.addEventListener('timeupdate')</w:t>
+      </w:r>
+      <w:r>
+        <w:t xml:space="preserve"> </w:t>
+      </w:r>
+      <w:r>
+        <w:t>wat</w:t>
+      </w:r>
+      <w:r>
+        <w:t xml:space="preserve"> kyk na die video se tyd en wys die "Kom kuier gerus" blok in die laaste 5 sekondes.</w:t>
+      </w:r>
+    </w:p>
+    <w:p>
+      <w:pPr>
+        <w:pStyle w:val="ListParagraph"/>
+        <w:numPr>
+          <w:ilvl w:val="1"/>
+          <w:numId w:val="48"/>
+        </w:numPr>
+      </w:pPr>
+      <w:r>
+        <w:rPr>
+          <w:rStyle w:val="CSSKlasreelsChar"/>
+        </w:rPr>
+        <w:t>video.addEventListener('ended')</w:t>
+      </w:r>
+      <w:r>
+        <w:t xml:space="preserve"> </w:t>
+      </w:r>
+      <w:r>
+        <w:t>wat</w:t>
+      </w:r>
+      <w:r>
+        <w:t xml:space="preserve"> verseker dat die logo-blok sigbaar bly as die video klaar is.</w:t>
+      </w:r>
+    </w:p>
+    <w:p>
+      <w:pPr>
+        <w:pStyle w:val="ListParagraph"/>
+        <w:numPr>
+          <w:ilvl w:val="0"/>
+          <w:numId w:val="48"/>
+        </w:numPr>
+        <w:ind w:left="567" w:hanging="283"/>
+      </w:pPr>
+      <w:r>
+        <w:t>Muis hover events</w:t>
+      </w:r>
+    </w:p>
+    <w:p>
+      <w:pPr>
+        <w:pStyle w:val="ListParagraph"/>
+        <w:numPr>
+          <w:ilvl w:val="1"/>
+          <w:numId w:val="48"/>
+        </w:numPr>
+      </w:pPr>
+      <w:r>
+        <w:rPr>
+          <w:rStyle w:val="CSSKlasreelsChar"/>
+        </w:rPr>
+        <w:t>parent.addEventListener('mouseenter')</w:t>
+      </w:r>
+      <w:r>
+        <w:t xml:space="preserve"> en </w:t>
+      </w:r>
+      <w:r>
+        <w:rPr>
+          <w:rStyle w:val="CSSKlasreelsChar"/>
+        </w:rPr>
+        <w:t>mouseleave</w:t>
+      </w:r>
+      <w:r>
+        <w:t xml:space="preserve"> op die produkte carousel om outo-scroll te stop/start wanneer die muis oor die galery beweeg.</w:t>
+      </w:r>
+    </w:p>
+    <w:p>
+      <w:pPr>
+        <w:pStyle w:val="ListParagraph"/>
+        <w:numPr>
+          <w:ilvl w:val="0"/>
+          <w:numId w:val="48"/>
+        </w:numPr>
+        <w:ind w:left="567" w:hanging="283"/>
+      </w:pPr>
+      <w:r>
+        <w:t>Submit events</w:t>
+      </w:r>
+    </w:p>
+    <w:p>
+      <w:pPr>
+        <w:pStyle w:val="ListParagraph"/>
+        <w:numPr>
+          <w:ilvl w:val="1"/>
+          <w:numId w:val="48"/>
+        </w:numPr>
+      </w:pPr>
+      <w:r>
+        <w:rPr>
+          <w:rStyle w:val="CSSKlasreelsChar"/>
+        </w:rPr>
+        <w:t xml:space="preserve">onsubmit="handleSubmit(event)" </w:t>
+      </w:r>
+      <w:r>
+        <w:t>op kontakvorm</w:t>
+      </w:r>
+    </w:p>
+    <w:p>
+      <w:pPr>
+        <w:pStyle w:val="ListParagraph"/>
+        <w:numPr>
+          <w:ilvl w:val="1"/>
+          <w:numId w:val="48"/>
+        </w:numPr>
+      </w:pPr>
+      <w:r>
+        <w:rPr>
+          <w:rStyle w:val="CSSKlasreelsChar"/>
+        </w:rPr>
+        <w:t xml:space="preserve">onsubmit="handleOrderSubmit(event)" </w:t>
+      </w:r>
+      <w:r>
+        <w:t>op bestelvorm</w:t>
+      </w:r>
+    </w:p>
+    <w:p>
+      <w:pPr>
+        <w:pStyle w:val="ListParagraph"/>
+        <w:numPr>
+          <w:ilvl w:val="1"/>
+          <w:numId w:val="48"/>
+        </w:numPr>
+      </w:pPr>
+      <w:r>
+        <w:t>Voorkom default gedrag (</w:t>
+      </w:r>
+      <w:r>
+        <w:rPr>
+          <w:rStyle w:val="CSSKlasreelsChar"/>
+        </w:rPr>
+        <w:t>e.preventDefault()</w:t>
+      </w:r>
+      <w:r>
+        <w:t>) en doen validasie voordat 'n bestelling of navraag verwerk word.</w:t>
+      </w:r>
+    </w:p>
+    <w:p>
+      <w:pPr>
         <w:pStyle w:val="Heading2"/>
       </w:pPr>
       <w:bookmarkStart w:id="15" w:name="_Toc226443023"/>
@@ -2547,6 +3387,7 @@
         <w:ind w:left="1560" w:hanging="284"/>
       </w:pPr>
       <w:r>
+        <w:lastRenderedPageBreak/>
         <w:t>Ek gebruik ‘n prent (Logo) by elke logo blok</w:t>
       </w:r>
     </w:p>
@@ -2690,63 +3531,30 @@
           <w:ilvl w:val="0"/>
           <w:numId w:val="49"/>
         </w:numPr>
-        <w:rPr>
-          <w:lang w:val="en-ZA"/>
-        </w:rPr>
-      </w:pPr>
-      <w:r>
-        <w:lastRenderedPageBreak/>
+      </w:pPr>
+      <w:r>
         <w:t xml:space="preserve">Die video het geronde hoeke </w:t>
       </w:r>
       <w:r>
         <w:rPr>
           <w:rStyle w:val="CSSKlasreelsChar"/>
         </w:rPr>
-        <w:t>(</w:t>
+        <w:t>(border-radius: 12px;)</w:t>
+      </w:r>
+      <w:r>
+        <w:t xml:space="preserve"> </w:t>
+      </w:r>
+      <w:r>
+        <w:t>met</w:t>
+      </w:r>
+      <w:r>
+        <w:t xml:space="preserve"> ligte skaduwee </w:t>
       </w:r>
       <w:r>
         <w:rPr>
           <w:rStyle w:val="CSSKlasreelsChar"/>
-          <w:lang w:val="en-ZA"/>
-        </w:rPr>
-        <w:t>border-radius: 12px;</w:t>
-      </w:r>
-      <w:r>
-        <w:rPr>
-          <w:rStyle w:val="CSSKlasreelsChar"/>
-        </w:rPr>
-        <w:t>)</w:t>
-      </w:r>
-      <w:r>
-        <w:t xml:space="preserve"> </w:t>
-      </w:r>
-      <w:r>
-        <w:t>met</w:t>
-      </w:r>
-      <w:r>
-        <w:t xml:space="preserve"> ligte skaduwee</w:t>
-      </w:r>
-      <w:r>
-        <w:t xml:space="preserve"> </w:t>
-      </w:r>
-      <w:r>
-        <w:rPr>
-          <w:rStyle w:val="CSSKlasreelsChar"/>
-        </w:rPr>
-        <w:t>(</w:t>
-      </w:r>
-      <w:r>
-        <w:rPr>
-          <w:rStyle w:val="CSSKlasreelsChar"/>
-          <w:lang w:val="en-ZA"/>
-        </w:rPr>
-        <w:t>box-shadow: 0 4px 15px rgba(0,0,0,0.2);</w:t>
-      </w:r>
-      <w:r>
-        <w:rPr>
-          <w:rStyle w:val="CSSKlasreelsChar"/>
-        </w:rPr>
-        <w:t>)</w:t>
+        </w:rPr>
+        <w:t>(box-shadow: 0 4px 15px rgba(0,0,0,0.2);)</w:t>
       </w:r>
       <w:r>
         <w:t xml:space="preserve"> regrondom (</w:t>
@@ -2792,15 +3600,9 @@
           <w:ilvl w:val="0"/>
           <w:numId w:val="49"/>
         </w:numPr>
-        <w:rPr>
-          <w:lang w:val="en-ZA"/>
-        </w:rPr>
-      </w:pPr>
-      <w:r>
-        <w:t xml:space="preserve">Daar is ‘n klas </w:t>
-      </w:r>
-      <w:r>
-        <w:t>(</w:t>
+      </w:pPr>
+      <w:r>
+        <w:t>Daar is ‘n klas (</w:t>
       </w:r>
       <w:r>
         <w:rPr>
@@ -2815,67 +3617,28 @@
         <w:rPr>
           <w:rStyle w:val="CSSKlasreelsChar"/>
         </w:rPr>
-        <w:t>(</w:t>
+        <w:t>(transition: opacity 1.2s ease;)</w:t>
+      </w:r>
+      <w:r>
+        <w:t xml:space="preserve"> animasie beheer</w:t>
+      </w:r>
+      <w:r>
+        <w:t xml:space="preserve"> asook die z indeks </w:t>
       </w:r>
       <w:r>
         <w:rPr>
           <w:rStyle w:val="CSSKlasreelsChar"/>
-          <w:lang w:val="en-ZA"/>
-        </w:rPr>
-        <w:t>transition: opacity 1.2s ease;</w:t>
+        </w:rPr>
+        <w:t>(z-index: 10;)</w:t>
+      </w:r>
+      <w:r>
+        <w:t xml:space="preserve"> en die </w:t>
       </w:r>
       <w:r>
         <w:rPr>
           <w:rStyle w:val="CSSKlasreelsChar"/>
         </w:rPr>
-        <w:t>)</w:t>
-      </w:r>
-      <w:r>
-        <w:t xml:space="preserve"> animasie beheer</w:t>
-      </w:r>
-      <w:r>
-        <w:t xml:space="preserve"> asook die z indeks </w:t>
-      </w:r>
-      <w:r>
-        <w:rPr>
-          <w:rStyle w:val="CSSKlasreelsChar"/>
-        </w:rPr>
-        <w:t>(</w:t>
-      </w:r>
-      <w:r>
-        <w:rPr>
-          <w:rStyle w:val="CSSKlasreelsChar"/>
-          <w:lang w:val="en-ZA"/>
-        </w:rPr>
-        <w:t>z-index: 10;</w:t>
-      </w:r>
-      <w:r>
-        <w:rPr>
-          <w:rStyle w:val="CSSKlasreelsChar"/>
-        </w:rPr>
-        <w:t>)</w:t>
-      </w:r>
-      <w:r>
-        <w:t xml:space="preserve"> en die </w:t>
-      </w:r>
-      <w:r>
-        <w:rPr>
-          <w:rStyle w:val="CSSKlasreelsChar"/>
-        </w:rPr>
-        <w:t>posisie(</w:t>
-      </w:r>
-      <w:r>
-        <w:rPr>
-          <w:rStyle w:val="CSSKlasreelsChar"/>
-          <w:lang w:val="en-ZA"/>
-        </w:rPr>
-        <w:t>position: absolute;</w:t>
-      </w:r>
-      <w:r>
-        <w:rPr>
-          <w:rStyle w:val="CSSKlasreelsChar"/>
-        </w:rPr>
-        <w:t>)</w:t>
+        <w:t>posisie(position: absolute;)</w:t>
       </w:r>
       <w:r>
         <w:t>.</w:t>
@@ -2916,9 +3679,6 @@
           <w:ilvl w:val="1"/>
           <w:numId w:val="49"/>
         </w:numPr>
-        <w:rPr>
-          <w:lang w:val="en-ZA"/>
-        </w:rPr>
       </w:pPr>
       <w:r>
         <w:t xml:space="preserve">Toets vir die video se laaste 5 sekondes </w:t>
@@ -2932,14 +3692,10 @@
       <w:r>
         <w:rPr>
           <w:rStyle w:val="CSSKlasreelsChar"/>
-          <w:lang w:val="en-ZA"/>
         </w:rPr>
         <w:t>if (video.currentTime &gt;= video.duration - 5</w:t>
       </w:r>
       <w:r>
-        <w:rPr>
-          <w:lang w:val="en-ZA"/>
-        </w:rPr>
         <w:t>)</w:t>
       </w:r>
       <w:r>
@@ -2953,9 +3709,6 @@
           <w:ilvl w:val="1"/>
           <w:numId w:val="49"/>
         </w:numPr>
-        <w:rPr>
-          <w:lang w:val="en-ZA"/>
-        </w:rPr>
       </w:pPr>
       <w:r>
         <w:t xml:space="preserve">Toets of die video op die blad is en keer JS om foute te gooi as dit nie is nie </w:t>
@@ -2997,19 +3750,9 @@
         <w:rPr>
           <w:rStyle w:val="CSSKlasreelsChar"/>
         </w:rPr>
-        <w:t>(</w:t>
-      </w:r>
-      <w:r>
-        <w:rPr>
-          <w:rStyle w:val="CSSKlasreelsChar"/>
-          <w:lang w:val="en-ZA"/>
-        </w:rPr>
-        <w:t>endLogo.style.display = 'block'</w:t>
-      </w:r>
-      <w:r>
-        <w:rPr>
-          <w:lang w:val="en-ZA"/>
-        </w:rPr>
+        <w:t>(endLogo.style.display = 'block'</w:t>
+      </w:r>
+      <w:r>
         <w:t xml:space="preserve"> , </w:t>
       </w:r>
       <w:r>
@@ -6245,7 +6988,7 @@
         <w:rFonts w:ascii="Courier New" w:hAnsi="Courier New" w:cs="Courier New" w:hint="default"/>
       </w:rPr>
     </w:lvl>
-    <w:lvl w:ilvl="2" w:tplc="1C090005" w:tentative="1">
+    <w:lvl w:ilvl="2" w:tplc="1C090005">
       <w:start w:val="1"/>
       <w:numFmt w:val="bullet"/>
       <w:lvlText w:val=""/>
@@ -9175,6 +9918,18 @@
       <w:lang w:val="af-ZA"/>
     </w:rPr>
   </w:style>
+  <w:style w:type="character" w:styleId="SubtleEmphasis">
+    <w:name w:val="Subtle Emphasis"/>
+    <w:basedOn w:val="DefaultParagraphFont"/>
+    <w:uiPriority w:val="19"/>
+    <w:qFormat/>
+    <w:rsid w:val="000936BB"/>
+    <w:rPr>
+      <w:i/>
+      <w:iCs/>
+      <w:color w:val="404040" w:themeColor="text1" w:themeTint="BF"/>
+    </w:rPr>
+  </w:style>
 </w:styles>
 </file>
 

--- a/Fases_Dokumentasie/Fase4_JS+Multimedia.docx
+++ b/Fases_Dokumentasie/Fase4_JS+Multimedia.docx
@@ -278,7 +278,7 @@
         </w:p>
       </w:sdtContent>
     </w:sdt>
-    <w:bookmarkStart w:id="0" w:name="_Toc226457382" w:displacedByCustomXml="next"/>
+    <w:bookmarkStart w:id="0" w:name="_Toc228885688" w:displacedByCustomXml="next"/>
     <w:sdt>
       <w:sdtPr>
         <w:rPr>
@@ -317,9 +317,10 @@
             </w:tabs>
             <w:rPr>
               <w:rFonts w:eastAsiaTheme="minorEastAsia"/>
+              <w:noProof/>
               <w:sz w:val="24"/>
               <w:szCs w:val="24"/>
-              <w:lang w:eastAsia="en-ZA"/>
+              <w:lang w:val="en-ZA" w:eastAsia="en-ZA"/>
             </w:rPr>
           </w:pPr>
           <w:r>
@@ -331,50 +332,58 @@
           <w:r>
             <w:fldChar w:fldCharType="separate"/>
           </w:r>
-          <w:hyperlink w:anchor="_Toc226457382" w:history="1">
+          <w:hyperlink w:anchor="_Toc228885688" w:history="1">
             <w:r>
               <w:rPr>
                 <w:rStyle w:val="Hyperlink"/>
+                <w:noProof/>
               </w:rPr>
               <w:t>Inhoudsopgawe</w:t>
             </w:r>
             <w:r>
               <w:rPr>
+                <w:noProof/>
                 <w:webHidden/>
               </w:rPr>
               <w:tab/>
             </w:r>
             <w:r>
               <w:rPr>
+                <w:noProof/>
                 <w:webHidden/>
               </w:rPr>
               <w:fldChar w:fldCharType="begin"/>
             </w:r>
             <w:r>
               <w:rPr>
+                <w:noProof/>
                 <w:webHidden/>
               </w:rPr>
-              <w:instrText xml:space="preserve"> PAGEREF _Toc226457382 \h </w:instrText>
+              <w:instrText xml:space="preserve"> PAGEREF _Toc228885688 \h </w:instrText>
             </w:r>
             <w:r>
               <w:rPr>
+                <w:noProof/>
                 <w:webHidden/>
               </w:rPr>
             </w:r>
             <w:r>
               <w:rPr>
+                <w:noProof/>
                 <w:webHidden/>
               </w:rPr>
               <w:fldChar w:fldCharType="separate"/>
             </w:r>
             <w:r>
               <w:rPr>
+                <w:noProof/>
                 <w:webHidden/>
               </w:rPr>
               <w:t>1</w:t>
             </w:r>
             <w:r>
               <w:rPr>
+                <w:noProof/>
                 <w:webHidden/>
               </w:rPr>
               <w:fldChar w:fldCharType="end"/>
@@ -389,57 +398,66 @@
             </w:tabs>
             <w:rPr>
               <w:rFonts w:eastAsiaTheme="minorEastAsia"/>
+              <w:noProof/>
               <w:sz w:val="24"/>
               <w:szCs w:val="24"/>
-              <w:lang w:eastAsia="en-ZA"/>
+              <w:lang w:val="en-ZA" w:eastAsia="en-ZA"/>
             </w:rPr>
           </w:pPr>
-          <w:hyperlink w:anchor="_Toc226457383" w:history="1">
+          <w:hyperlink w:anchor="_Toc228885689" w:history="1">
             <w:r>
               <w:rPr>
                 <w:rStyle w:val="Hyperlink"/>
                 <w:b/>
                 <w:bCs/>
+                <w:noProof/>
               </w:rPr>
               <w:t>Fase 4: JavaScript en Multimedia</w:t>
             </w:r>
             <w:r>
               <w:rPr>
+                <w:noProof/>
                 <w:webHidden/>
               </w:rPr>
               <w:tab/>
             </w:r>
             <w:r>
               <w:rPr>
+                <w:noProof/>
                 <w:webHidden/>
               </w:rPr>
               <w:fldChar w:fldCharType="begin"/>
             </w:r>
             <w:r>
               <w:rPr>
+                <w:noProof/>
                 <w:webHidden/>
               </w:rPr>
-              <w:instrText xml:space="preserve"> PAGEREF _Toc226457383 \h </w:instrText>
+              <w:instrText xml:space="preserve"> PAGEREF _Toc228885689 \h </w:instrText>
             </w:r>
             <w:r>
               <w:rPr>
+                <w:noProof/>
                 <w:webHidden/>
               </w:rPr>
             </w:r>
             <w:r>
               <w:rPr>
+                <w:noProof/>
                 <w:webHidden/>
               </w:rPr>
               <w:fldChar w:fldCharType="separate"/>
             </w:r>
             <w:r>
               <w:rPr>
+                <w:noProof/>
                 <w:webHidden/>
               </w:rPr>
               <w:t>2</w:t>
             </w:r>
             <w:r>
               <w:rPr>
+                <w:noProof/>
                 <w:webHidden/>
               </w:rPr>
               <w:fldChar w:fldCharType="end"/>
@@ -454,55 +472,64 @@
             </w:tabs>
             <w:rPr>
               <w:rFonts w:eastAsiaTheme="minorEastAsia"/>
+              <w:noProof/>
               <w:sz w:val="24"/>
               <w:szCs w:val="24"/>
-              <w:lang w:eastAsia="en-ZA"/>
+              <w:lang w:val="en-ZA" w:eastAsia="en-ZA"/>
             </w:rPr>
           </w:pPr>
-          <w:hyperlink w:anchor="_Toc226457384" w:history="1">
+          <w:hyperlink w:anchor="_Toc228885690" w:history="1">
             <w:r>
               <w:rPr>
                 <w:rStyle w:val="Hyperlink"/>
+                <w:noProof/>
               </w:rPr>
               <w:t>Inleiding en doel</w:t>
             </w:r>
             <w:r>
               <w:rPr>
+                <w:noProof/>
                 <w:webHidden/>
               </w:rPr>
               <w:tab/>
             </w:r>
             <w:r>
               <w:rPr>
+                <w:noProof/>
                 <w:webHidden/>
               </w:rPr>
               <w:fldChar w:fldCharType="begin"/>
             </w:r>
             <w:r>
               <w:rPr>
+                <w:noProof/>
                 <w:webHidden/>
               </w:rPr>
-              <w:instrText xml:space="preserve"> PAGEREF _Toc226457384 \h </w:instrText>
+              <w:instrText xml:space="preserve"> PAGEREF _Toc228885690 \h </w:instrText>
             </w:r>
             <w:r>
               <w:rPr>
+                <w:noProof/>
                 <w:webHidden/>
               </w:rPr>
             </w:r>
             <w:r>
               <w:rPr>
+                <w:noProof/>
                 <w:webHidden/>
               </w:rPr>
               <w:fldChar w:fldCharType="separate"/>
             </w:r>
             <w:r>
               <w:rPr>
+                <w:noProof/>
                 <w:webHidden/>
               </w:rPr>
               <w:t>2</w:t>
             </w:r>
             <w:r>
               <w:rPr>
+                <w:noProof/>
                 <w:webHidden/>
               </w:rPr>
               <w:fldChar w:fldCharType="end"/>
@@ -517,55 +544,64 @@
             </w:tabs>
             <w:rPr>
               <w:rFonts w:eastAsiaTheme="minorEastAsia"/>
+              <w:noProof/>
               <w:sz w:val="24"/>
               <w:szCs w:val="24"/>
-              <w:lang w:eastAsia="en-ZA"/>
+              <w:lang w:val="en-ZA" w:eastAsia="en-ZA"/>
             </w:rPr>
           </w:pPr>
-          <w:hyperlink w:anchor="_Toc226457385" w:history="1">
+          <w:hyperlink w:anchor="_Toc228885691" w:history="1">
             <w:r>
               <w:rPr>
                 <w:rStyle w:val="Hyperlink"/>
+                <w:noProof/>
               </w:rPr>
               <w:t>My javascript</w:t>
             </w:r>
             <w:r>
               <w:rPr>
+                <w:noProof/>
                 <w:webHidden/>
               </w:rPr>
               <w:tab/>
             </w:r>
             <w:r>
               <w:rPr>
+                <w:noProof/>
                 <w:webHidden/>
               </w:rPr>
               <w:fldChar w:fldCharType="begin"/>
             </w:r>
             <w:r>
               <w:rPr>
+                <w:noProof/>
                 <w:webHidden/>
               </w:rPr>
-              <w:instrText xml:space="preserve"> PAGEREF _Toc226457385 \h </w:instrText>
+              <w:instrText xml:space="preserve"> PAGEREF _Toc228885691 \h </w:instrText>
             </w:r>
             <w:r>
               <w:rPr>
+                <w:noProof/>
                 <w:webHidden/>
               </w:rPr>
             </w:r>
             <w:r>
               <w:rPr>
+                <w:noProof/>
                 <w:webHidden/>
               </w:rPr>
               <w:fldChar w:fldCharType="separate"/>
             </w:r>
             <w:r>
               <w:rPr>
+                <w:noProof/>
                 <w:webHidden/>
               </w:rPr>
-              <w:t>2</w:t>
+              <w:t>3</w:t>
             </w:r>
             <w:r>
               <w:rPr>
+                <w:noProof/>
                 <w:webHidden/>
               </w:rPr>
               <w:fldChar w:fldCharType="end"/>
@@ -580,55 +616,64 @@
             </w:tabs>
             <w:rPr>
               <w:rFonts w:eastAsiaTheme="minorEastAsia"/>
+              <w:noProof/>
               <w:sz w:val="24"/>
               <w:szCs w:val="24"/>
-              <w:lang w:eastAsia="en-ZA"/>
+              <w:lang w:val="en-ZA" w:eastAsia="en-ZA"/>
             </w:rPr>
           </w:pPr>
-          <w:hyperlink w:anchor="_Toc226457386" w:history="1">
+          <w:hyperlink w:anchor="_Toc228885692" w:history="1">
             <w:r>
               <w:rPr>
                 <w:rStyle w:val="Hyperlink"/>
+                <w:noProof/>
               </w:rPr>
               <w:t>Skikking</w:t>
             </w:r>
             <w:r>
               <w:rPr>
+                <w:noProof/>
                 <w:webHidden/>
               </w:rPr>
               <w:tab/>
             </w:r>
             <w:r>
               <w:rPr>
+                <w:noProof/>
                 <w:webHidden/>
               </w:rPr>
               <w:fldChar w:fldCharType="begin"/>
             </w:r>
             <w:r>
               <w:rPr>
+                <w:noProof/>
                 <w:webHidden/>
               </w:rPr>
-              <w:instrText xml:space="preserve"> PAGEREF _Toc226457386 \h </w:instrText>
+              <w:instrText xml:space="preserve"> PAGEREF _Toc228885692 \h </w:instrText>
             </w:r>
             <w:r>
               <w:rPr>
+                <w:noProof/>
                 <w:webHidden/>
               </w:rPr>
             </w:r>
             <w:r>
               <w:rPr>
+                <w:noProof/>
                 <w:webHidden/>
               </w:rPr>
               <w:fldChar w:fldCharType="separate"/>
             </w:r>
             <w:r>
               <w:rPr>
+                <w:noProof/>
                 <w:webHidden/>
               </w:rPr>
-              <w:t>2</w:t>
+              <w:t>3</w:t>
             </w:r>
             <w:r>
               <w:rPr>
+                <w:noProof/>
                 <w:webHidden/>
               </w:rPr>
               <w:fldChar w:fldCharType="end"/>
@@ -643,55 +688,64 @@
             </w:tabs>
             <w:rPr>
               <w:rFonts w:eastAsiaTheme="minorEastAsia"/>
+              <w:noProof/>
               <w:sz w:val="24"/>
               <w:szCs w:val="24"/>
-              <w:lang w:eastAsia="en-ZA"/>
+              <w:lang w:val="en-ZA" w:eastAsia="en-ZA"/>
             </w:rPr>
           </w:pPr>
-          <w:hyperlink w:anchor="_Toc226457387" w:history="1">
+          <w:hyperlink w:anchor="_Toc228885693" w:history="1">
             <w:r>
               <w:rPr>
                 <w:rStyle w:val="Hyperlink"/>
+                <w:noProof/>
               </w:rPr>
               <w:t>Lusse</w:t>
             </w:r>
             <w:r>
               <w:rPr>
+                <w:noProof/>
                 <w:webHidden/>
               </w:rPr>
               <w:tab/>
             </w:r>
             <w:r>
               <w:rPr>
+                <w:noProof/>
                 <w:webHidden/>
               </w:rPr>
               <w:fldChar w:fldCharType="begin"/>
             </w:r>
             <w:r>
               <w:rPr>
+                <w:noProof/>
                 <w:webHidden/>
               </w:rPr>
-              <w:instrText xml:space="preserve"> PAGEREF _Toc226457387 \h </w:instrText>
+              <w:instrText xml:space="preserve"> PAGEREF _Toc228885693 \h </w:instrText>
             </w:r>
             <w:r>
               <w:rPr>
+                <w:noProof/>
                 <w:webHidden/>
               </w:rPr>
             </w:r>
             <w:r>
               <w:rPr>
+                <w:noProof/>
                 <w:webHidden/>
               </w:rPr>
               <w:fldChar w:fldCharType="separate"/>
             </w:r>
             <w:r>
               <w:rPr>
+                <w:noProof/>
                 <w:webHidden/>
               </w:rPr>
-              <w:t>2</w:t>
+              <w:t>3</w:t>
             </w:r>
             <w:r>
               <w:rPr>
+                <w:noProof/>
                 <w:webHidden/>
               </w:rPr>
               <w:fldChar w:fldCharType="end"/>
@@ -706,55 +760,64 @@
             </w:tabs>
             <w:rPr>
               <w:rFonts w:eastAsiaTheme="minorEastAsia"/>
+              <w:noProof/>
               <w:sz w:val="24"/>
               <w:szCs w:val="24"/>
-              <w:lang w:eastAsia="en-ZA"/>
+              <w:lang w:val="en-ZA" w:eastAsia="en-ZA"/>
             </w:rPr>
           </w:pPr>
-          <w:hyperlink w:anchor="_Toc226457388" w:history="1">
+          <w:hyperlink w:anchor="_Toc228885694" w:history="1">
             <w:r>
               <w:rPr>
                 <w:rStyle w:val="Hyperlink"/>
+                <w:noProof/>
               </w:rPr>
               <w:t>Voorwaardes (if en if else)</w:t>
             </w:r>
             <w:r>
               <w:rPr>
+                <w:noProof/>
                 <w:webHidden/>
               </w:rPr>
               <w:tab/>
             </w:r>
             <w:r>
               <w:rPr>
+                <w:noProof/>
                 <w:webHidden/>
               </w:rPr>
               <w:fldChar w:fldCharType="begin"/>
             </w:r>
             <w:r>
               <w:rPr>
+                <w:noProof/>
                 <w:webHidden/>
               </w:rPr>
-              <w:instrText xml:space="preserve"> PAGEREF _Toc226457388 \h </w:instrText>
+              <w:instrText xml:space="preserve"> PAGEREF _Toc228885694 \h </w:instrText>
             </w:r>
             <w:r>
               <w:rPr>
+                <w:noProof/>
                 <w:webHidden/>
               </w:rPr>
             </w:r>
             <w:r>
               <w:rPr>
+                <w:noProof/>
                 <w:webHidden/>
               </w:rPr>
               <w:fldChar w:fldCharType="separate"/>
             </w:r>
             <w:r>
               <w:rPr>
+                <w:noProof/>
                 <w:webHidden/>
               </w:rPr>
-              <w:t>3</w:t>
+              <w:t>4</w:t>
             </w:r>
             <w:r>
               <w:rPr>
+                <w:noProof/>
                 <w:webHidden/>
               </w:rPr>
               <w:fldChar w:fldCharType="end"/>
@@ -769,55 +832,64 @@
             </w:tabs>
             <w:rPr>
               <w:rFonts w:eastAsiaTheme="minorEastAsia"/>
+              <w:noProof/>
               <w:sz w:val="24"/>
               <w:szCs w:val="24"/>
-              <w:lang w:eastAsia="en-ZA"/>
+              <w:lang w:val="en-ZA" w:eastAsia="en-ZA"/>
             </w:rPr>
           </w:pPr>
-          <w:hyperlink w:anchor="_Toc226457389" w:history="1">
+          <w:hyperlink w:anchor="_Toc228885695" w:history="1">
             <w:r>
               <w:rPr>
                 <w:rStyle w:val="Hyperlink"/>
+                <w:noProof/>
               </w:rPr>
               <w:t>DOM manipulasie</w:t>
             </w:r>
             <w:r>
               <w:rPr>
+                <w:noProof/>
                 <w:webHidden/>
               </w:rPr>
               <w:tab/>
             </w:r>
             <w:r>
               <w:rPr>
+                <w:noProof/>
                 <w:webHidden/>
               </w:rPr>
               <w:fldChar w:fldCharType="begin"/>
             </w:r>
             <w:r>
               <w:rPr>
+                <w:noProof/>
                 <w:webHidden/>
               </w:rPr>
-              <w:instrText xml:space="preserve"> PAGEREF _Toc226457389 \h </w:instrText>
+              <w:instrText xml:space="preserve"> PAGEREF _Toc228885695 \h </w:instrText>
             </w:r>
             <w:r>
               <w:rPr>
+                <w:noProof/>
                 <w:webHidden/>
               </w:rPr>
             </w:r>
             <w:r>
               <w:rPr>
+                <w:noProof/>
                 <w:webHidden/>
               </w:rPr>
               <w:fldChar w:fldCharType="separate"/>
             </w:r>
             <w:r>
               <w:rPr>
+                <w:noProof/>
                 <w:webHidden/>
               </w:rPr>
               <w:t>4</w:t>
             </w:r>
             <w:r>
               <w:rPr>
+                <w:noProof/>
                 <w:webHidden/>
               </w:rPr>
               <w:fldChar w:fldCharType="end"/>
@@ -826,7 +898,7 @@
         </w:p>
         <w:p>
           <w:pPr>
-            <w:pStyle w:val="TOC3"/>
+            <w:pStyle w:val="TOC2"/>
             <w:tabs>
               <w:tab w:val="right" w:leader="dot" w:pos="9016"/>
             </w:tabs>
@@ -835,50 +907,58 @@
               <w:bCs/>
             </w:rPr>
           </w:pPr>
-          <w:hyperlink w:anchor="_Toc226457390" w:history="1">
+          <w:hyperlink w:anchor="_Toc228885696" w:history="1">
             <w:r>
               <w:rPr>
                 <w:rStyle w:val="Hyperlink"/>
+                <w:noProof/>
               </w:rPr>
               <w:t>Multimedia</w:t>
             </w:r>
             <w:r>
               <w:rPr>
+                <w:noProof/>
                 <w:webHidden/>
               </w:rPr>
               <w:tab/>
             </w:r>
             <w:r>
               <w:rPr>
+                <w:noProof/>
                 <w:webHidden/>
               </w:rPr>
               <w:fldChar w:fldCharType="begin"/>
             </w:r>
             <w:r>
               <w:rPr>
+                <w:noProof/>
                 <w:webHidden/>
               </w:rPr>
-              <w:instrText xml:space="preserve"> PAGEREF _Toc226457390 \h </w:instrText>
+              <w:instrText xml:space="preserve"> PAGEREF _Toc228885696 \h </w:instrText>
             </w:r>
             <w:r>
               <w:rPr>
+                <w:noProof/>
                 <w:webHidden/>
               </w:rPr>
             </w:r>
             <w:r>
               <w:rPr>
+                <w:noProof/>
                 <w:webHidden/>
               </w:rPr>
               <w:fldChar w:fldCharType="separate"/>
             </w:r>
             <w:r>
               <w:rPr>
+                <w:noProof/>
                 <w:webHidden/>
               </w:rPr>
-              <w:t>4</w:t>
+              <w:t>6</w:t>
             </w:r>
             <w:r>
               <w:rPr>
+                <w:noProof/>
                 <w:webHidden/>
               </w:rPr>
               <w:fldChar w:fldCharType="end"/>
@@ -911,12 +991,13 @@
     <w:p>
       <w:pPr>
         <w:pStyle w:val="Heading1"/>
+        <w:spacing w:after="240"/>
         <w:rPr>
           <w:b/>
           <w:bCs/>
         </w:rPr>
       </w:pPr>
-      <w:bookmarkStart w:id="2" w:name="_Toc226457383"/>
+      <w:bookmarkStart w:id="2" w:name="_Toc228885689"/>
       <w:r>
         <w:rPr>
           <w:b/>
@@ -930,10 +1011,158 @@
     </w:p>
     <w:p>
       <w:pPr>
+        <w:pBdr>
+          <w:top w:val="single" w:sz="4" w:space="1" w:color="auto"/>
+          <w:left w:val="single" w:sz="4" w:space="4" w:color="auto"/>
+          <w:bottom w:val="single" w:sz="4" w:space="1" w:color="auto"/>
+          <w:right w:val="single" w:sz="4" w:space="4" w:color="auto"/>
+        </w:pBdr>
+        <w:shd w:val="clear" w:color="auto" w:fill="E4E4E4"/>
+        <w:spacing w:after="0"/>
+        <w:jc w:val="center"/>
+        <w:rPr>
+          <w:rStyle w:val="SubtleEmphasis"/>
+          <w:color w:val="auto"/>
+        </w:rPr>
+      </w:pPr>
+      <w:r>
+        <w:rPr>
+          <w:rStyle w:val="SubtleEmphasis"/>
+          <w:color w:val="auto"/>
+        </w:rPr>
+        <w:t>Hierdie projek is gebaseer op ’n Suid-Afrikaanse skaapplaas</w:t>
+      </w:r>
+      <w:r>
+        <w:rPr>
+          <w:rStyle w:val="SubtleEmphasis"/>
+          <w:color w:val="auto"/>
+        </w:rPr>
+        <w:t xml:space="preserve"> in die highveld gebied</w:t>
+      </w:r>
+      <w:r>
+        <w:rPr>
+          <w:rStyle w:val="SubtleEmphasis"/>
+          <w:color w:val="auto"/>
+        </w:rPr>
+        <w:t>.</w:t>
+      </w:r>
+    </w:p>
+    <w:p>
+      <w:pPr>
+        <w:pBdr>
+          <w:top w:val="single" w:sz="4" w:space="1" w:color="auto"/>
+          <w:left w:val="single" w:sz="4" w:space="4" w:color="auto"/>
+          <w:bottom w:val="single" w:sz="4" w:space="1" w:color="auto"/>
+          <w:right w:val="single" w:sz="4" w:space="4" w:color="auto"/>
+        </w:pBdr>
+        <w:shd w:val="clear" w:color="auto" w:fill="E4E4E4"/>
+        <w:jc w:val="center"/>
+        <w:rPr>
+          <w:rStyle w:val="SubtleEmphasis"/>
+          <w:color w:val="auto"/>
+        </w:rPr>
+      </w:pPr>
+      <w:r>
+        <w:rPr>
+          <w:rStyle w:val="SubtleEmphasis"/>
+          <w:color w:val="auto"/>
+        </w:rPr>
+        <w:t xml:space="preserve">Suid-Afrika </w:t>
+      </w:r>
+      <w:r>
+        <w:rPr>
+          <w:rStyle w:val="SubtleEmphasis"/>
+          <w:color w:val="auto"/>
+        </w:rPr>
+        <w:t xml:space="preserve">word </w:t>
+      </w:r>
+      <w:r>
+        <w:rPr>
+          <w:rStyle w:val="SubtleEmphasis"/>
+          <w:color w:val="auto"/>
+        </w:rPr>
+        <w:t xml:space="preserve">met droë gebiede assosieer </w:t>
+      </w:r>
+      <w:r>
+        <w:rPr>
+          <w:rStyle w:val="SubtleEmphasis"/>
+          <w:color w:val="auto"/>
+        </w:rPr>
+        <w:t xml:space="preserve">maar daar </w:t>
+      </w:r>
+      <w:r>
+        <w:rPr>
+          <w:rStyle w:val="SubtleEmphasis"/>
+          <w:color w:val="auto"/>
+        </w:rPr>
+        <w:t>bestaan wel groen landbougebiede.</w:t>
+      </w:r>
+    </w:p>
+    <w:p>
+      <w:pPr>
+        <w:pBdr>
+          <w:top w:val="single" w:sz="4" w:space="1" w:color="auto"/>
+          <w:left w:val="single" w:sz="4" w:space="4" w:color="auto"/>
+          <w:bottom w:val="single" w:sz="4" w:space="1" w:color="auto"/>
+          <w:right w:val="single" w:sz="4" w:space="4" w:color="auto"/>
+        </w:pBdr>
+        <w:shd w:val="clear" w:color="auto" w:fill="E4E4E4"/>
+        <w:spacing w:after="0"/>
+        <w:jc w:val="center"/>
+        <w:rPr>
+          <w:rStyle w:val="SubtleEmphasis"/>
+          <w:smallCaps/>
+          <w:color w:val="auto"/>
+        </w:rPr>
+      </w:pPr>
+      <w:r>
+        <w:rPr>
+          <w:rStyle w:val="SubtleEmphasis"/>
+          <w:color w:val="auto"/>
+          <w:sz w:val="24"/>
+          <w:szCs w:val="24"/>
+        </w:rPr>
+        <w:t>D</w:t>
+      </w:r>
+      <w:r>
+        <w:rPr>
+          <w:rStyle w:val="SubtleEmphasis"/>
+          <w:smallCaps/>
+          <w:color w:val="auto"/>
+        </w:rPr>
+        <w:t>ie ontwerp van hierdie webtuiste reflekteer dus ’n realistiese, groen skaapboerdery omgewing met berge net soos die highveld area waar my ‘plaas’ gelee is.</w:t>
+      </w:r>
+    </w:p>
+    <w:p>
+      <w:pPr>
+        <w:pBdr>
+          <w:top w:val="single" w:sz="4" w:space="1" w:color="auto"/>
+          <w:left w:val="single" w:sz="4" w:space="4" w:color="auto"/>
+          <w:bottom w:val="single" w:sz="4" w:space="1" w:color="auto"/>
+          <w:right w:val="single" w:sz="4" w:space="4" w:color="auto"/>
+        </w:pBdr>
+        <w:shd w:val="clear" w:color="auto" w:fill="E4E4E4"/>
+        <w:jc w:val="center"/>
+        <w:rPr>
+          <w:rStyle w:val="SubtleEmphasis"/>
+          <w:color w:val="auto"/>
+          <w:sz w:val="10"/>
+          <w:szCs w:val="10"/>
+        </w:rPr>
+      </w:pPr>
+    </w:p>
+    <w:p>
+      <w:pPr>
         <w:pStyle w:val="Heading2"/>
+        <w:rPr>
+          <w:rStyle w:val="SubtleEmphasis"/>
+          <w:i w:val="0"/>
+          <w:iCs w:val="0"/>
+          <w:color w:val="2F5496" w:themeColor="accent1" w:themeShade="BF"/>
+        </w:rPr>
       </w:pPr>
       <w:bookmarkStart w:id="3" w:name="_Toc226443017"/>
-      <w:bookmarkStart w:id="4" w:name="_Toc226457384"/>
+      <w:bookmarkStart w:id="4" w:name="_Toc228885690"/>
       <w:r>
         <w:t xml:space="preserve">Inleiding en </w:t>
       </w:r>
@@ -948,23 +1177,6 @@
     </w:p>
     <w:p>
       <w:pPr>
-        <w:shd w:val="clear" w:color="auto" w:fill="66FFFF"/>
-        <w:jc w:val="center"/>
-        <w:rPr>
-          <w:rStyle w:val="SubtleEmphasis"/>
-          <w:color w:val="auto"/>
-        </w:rPr>
-      </w:pPr>
-      <w:r>
-        <w:rPr>
-          <w:rStyle w:val="SubtleEmphasis"/>
-          <w:color w:val="auto"/>
-        </w:rPr>
-        <w:t>My plaas is in highveld gelee waar daar groen grasvelde kan bestaan met die regte rotasie weiding en bestuur. Highveld kan ook soms bergagtig wees en dus is my prente geloofwaardig.</w:t>
-      </w:r>
-    </w:p>
-    <w:p>
-      <w:pPr>
         <w:pStyle w:val="ListParagraph"/>
         <w:numPr>
           <w:ilvl w:val="0"/>
@@ -1045,12 +1257,18 @@
       </w:r>
     </w:p>
     <w:p>
+      <w:r>
+        <w:br w:type="page"/>
+      </w:r>
+    </w:p>
+    <w:p>
       <w:pPr>
         <w:pStyle w:val="Heading2"/>
       </w:pPr>
       <w:bookmarkStart w:id="5" w:name="_Toc226443018"/>
-      <w:bookmarkStart w:id="6" w:name="_Toc226457385"/>
-      <w:r>
+      <w:bookmarkStart w:id="6" w:name="_Toc228885691"/>
+      <w:r>
+        <w:lastRenderedPageBreak/>
         <w:t>My javascript</w:t>
       </w:r>
       <w:bookmarkEnd w:id="5"/>
@@ -1062,7 +1280,7 @@
         <w:spacing w:after="240"/>
       </w:pPr>
       <w:bookmarkStart w:id="7" w:name="_Toc226443019"/>
-      <w:bookmarkStart w:id="8" w:name="_Toc226457386"/>
+      <w:bookmarkStart w:id="8" w:name="_Toc228885692"/>
       <w:r>
         <w:t>Skikking</w:t>
       </w:r>
@@ -1210,7 +1428,7 @@
         <w:pStyle w:val="Heading3"/>
         <w:spacing w:after="240"/>
       </w:pPr>
-      <w:bookmarkStart w:id="10" w:name="_Toc226457387"/>
+      <w:bookmarkStart w:id="10" w:name="_Toc228885693"/>
       <w:r>
         <w:t>Lusse</w:t>
       </w:r>
@@ -1511,7 +1729,6 @@
         <w:ind w:left="567" w:hanging="283"/>
       </w:pPr>
       <w:r>
-        <w:lastRenderedPageBreak/>
         <w:t xml:space="preserve">Produkte galery </w:t>
       </w:r>
       <w:r>
@@ -1649,8 +1866,9 @@
         <w:spacing w:after="240"/>
       </w:pPr>
       <w:bookmarkStart w:id="11" w:name="_Toc226443021"/>
-      <w:bookmarkStart w:id="12" w:name="_Toc226457388"/>
-      <w:r>
+      <w:bookmarkStart w:id="12" w:name="_Toc228885694"/>
+      <w:r>
+        <w:lastRenderedPageBreak/>
         <w:t>Voorwaardes (if en if else)</w:t>
       </w:r>
       <w:bookmarkEnd w:id="11"/>
@@ -1948,7 +2166,7 @@
         <w:spacing w:after="240"/>
       </w:pPr>
       <w:bookmarkStart w:id="13" w:name="_Toc226443022"/>
-      <w:bookmarkStart w:id="14" w:name="_Toc226457389"/>
+      <w:bookmarkStart w:id="14" w:name="_Toc228885695"/>
       <w:r>
         <w:t>DOM manipulasie</w:t>
       </w:r>
@@ -2055,7 +2273,6 @@
         <w:ind w:left="567" w:hanging="283"/>
       </w:pPr>
       <w:r>
-        <w:lastRenderedPageBreak/>
         <w:t xml:space="preserve">Ek gebruik dit in my inkopie mandjie om die telling </w:t>
       </w:r>
       <w:r>
@@ -2247,6 +2464,7 @@
         <w:ind w:left="567" w:hanging="283"/>
       </w:pPr>
       <w:r>
+        <w:lastRenderedPageBreak/>
         <w:t>Bestelvorm</w:t>
       </w:r>
       <w:r>
@@ -2727,7 +2945,6 @@
         </w:numPr>
       </w:pPr>
       <w:r>
-        <w:lastRenderedPageBreak/>
         <w:t>Ek gebruik dit by my hamburger menu by responiewe navigasie om die sigbaarheid en navigasieskakels te beheer</w:t>
       </w:r>
     </w:p>
@@ -2874,6 +3091,7 @@
         </w:numPr>
       </w:pPr>
       <w:r>
+        <w:lastRenderedPageBreak/>
         <w:t xml:space="preserve">Hamburger menu </w:t>
       </w:r>
       <w:r>
@@ -3243,7 +3461,7 @@
         <w:pStyle w:val="Heading2"/>
       </w:pPr>
       <w:bookmarkStart w:id="15" w:name="_Toc226443023"/>
-      <w:bookmarkStart w:id="16" w:name="_Toc226457390"/>
+      <w:bookmarkStart w:id="16" w:name="_Toc228885696"/>
       <w:r>
         <w:t>Multimedia</w:t>
       </w:r>
@@ -3387,7 +3605,6 @@
         <w:ind w:left="1560" w:hanging="284"/>
       </w:pPr>
       <w:r>
-        <w:lastRenderedPageBreak/>
         <w:t>Ek gebruik ‘n prent (Logo) by elke logo blok</w:t>
       </w:r>
     </w:p>
@@ -3493,6 +3710,7 @@
         <w:ind w:left="1560" w:hanging="284"/>
       </w:pPr>
       <w:r>
+        <w:lastRenderedPageBreak/>
         <w:t>Ek het ‘n produkte gallery wat al my produkte wys (prente: Wol , Babies , Lamvleis , 1Skaap , Skaapvel , LamVet)</w:t>
       </w:r>
     </w:p>
